--- a/11_Fitri cahyaniati_SIB2G/Jobsheet03/Fitri_Cahyaniati_Jobsheet 3_Bagian A.docx
+++ b/11_Fitri cahyaniati_SIB2G/Jobsheet03/Fitri_Cahyaniati_Jobsheet 3_Bagian A.docx
@@ -1751,6 +1751,7 @@
       <w:r>
         <w:rPr>
           <w:rFonts w:ascii="Times New Roman" w:hAnsi="Times New Roman" w:cs="Times New Roman"/>
+          <w:noProof/>
         </w:rPr>
         <w:drawing>
           <wp:inline distT="0" distB="0" distL="0" distR="0" wp14:anchorId="085513CE" wp14:editId="54D248FA">
@@ -2780,6 +2781,7 @@
       <w:r>
         <w:rPr>
           <w:rFonts w:ascii="Times New Roman" w:hAnsi="Times New Roman" w:cs="Times New Roman"/>
+          <w:noProof/>
         </w:rPr>
         <w:drawing>
           <wp:inline distT="0" distB="0" distL="0" distR="0" wp14:anchorId="5DC9F72A" wp14:editId="0C31F313">
@@ -2827,6 +2829,7 @@
       <w:r>
         <w:rPr>
           <w:rFonts w:ascii="Times New Roman" w:hAnsi="Times New Roman" w:cs="Times New Roman"/>
+          <w:noProof/>
         </w:rPr>
         <w:drawing>
           <wp:inline distT="0" distB="0" distL="0" distR="0" wp14:anchorId="041DECAF" wp14:editId="036027BA">
@@ -3996,6 +3999,7 @@
       <w:r>
         <w:rPr>
           <w:rFonts w:ascii="Times New Roman" w:hAnsi="Times New Roman" w:cs="Times New Roman"/>
+          <w:noProof/>
         </w:rPr>
         <w:drawing>
           <wp:inline distT="0" distB="0" distL="0" distR="0" wp14:anchorId="5CADD220" wp14:editId="0AA1767C">
@@ -4558,6 +4562,7 @@
       <w:r>
         <w:rPr>
           <w:rFonts w:ascii="Times New Roman" w:hAnsi="Times New Roman" w:cs="Times New Roman"/>
+          <w:noProof/>
         </w:rPr>
         <w:drawing>
           <wp:inline distT="0" distB="0" distL="0" distR="0" wp14:anchorId="484F9E74" wp14:editId="74B70406">
@@ -5011,6 +5016,7 @@
       <w:r>
         <w:rPr>
           <w:rFonts w:ascii="Times New Roman" w:hAnsi="Times New Roman" w:cs="Times New Roman"/>
+          <w:noProof/>
         </w:rPr>
         <w:drawing>
           <wp:inline distT="0" distB="0" distL="0" distR="0" wp14:anchorId="37489335" wp14:editId="764419F7">
@@ -5165,6 +5171,7 @@
       <w:r>
         <w:rPr>
           <w:rFonts w:ascii="Times New Roman" w:hAnsi="Times New Roman" w:cs="Times New Roman"/>
+          <w:noProof/>
         </w:rPr>
         <w:drawing>
           <wp:inline distT="0" distB="0" distL="0" distR="0" wp14:anchorId="4F3F8B20" wp14:editId="53C930D4">
@@ -5906,6 +5913,7 @@
       <w:r>
         <w:rPr>
           <w:rFonts w:ascii="Times New Roman" w:hAnsi="Times New Roman" w:cs="Times New Roman"/>
+          <w:noProof/>
         </w:rPr>
         <w:drawing>
           <wp:anchor distT="0" distB="0" distL="114300" distR="114300" simplePos="0" relativeHeight="251671552" behindDoc="0" locked="0" layoutInCell="1" allowOverlap="1" wp14:anchorId="7C1727C5" wp14:editId="6845E316">
@@ -6106,6 +6114,7 @@
       <w:r>
         <w:rPr>
           <w:rFonts w:ascii="Times New Roman" w:hAnsi="Times New Roman" w:cs="Times New Roman"/>
+          <w:noProof/>
         </w:rPr>
         <w:drawing>
           <wp:inline distT="0" distB="0" distL="0" distR="0" wp14:anchorId="7E3CBDE4" wp14:editId="760AC75D">
@@ -6392,6 +6401,7 @@
       <w:r>
         <w:rPr>
           <w:rFonts w:ascii="Times New Roman" w:hAnsi="Times New Roman" w:cs="Times New Roman"/>
+          <w:noProof/>
         </w:rPr>
         <w:drawing>
           <wp:inline distT="0" distB="0" distL="0" distR="0" wp14:anchorId="5D1BBE5A" wp14:editId="7AB0D466">
@@ -6682,6 +6692,7 @@
       <w:r>
         <w:rPr>
           <w:rFonts w:ascii="Times New Roman" w:hAnsi="Times New Roman" w:cs="Times New Roman"/>
+          <w:noProof/>
         </w:rPr>
         <w:drawing>
           <wp:inline distT="0" distB="0" distL="0" distR="0" wp14:anchorId="7229C8E5" wp14:editId="71F72C37">
@@ -6857,7 +6868,7 @@
               </wp:anchor>
             </w:drawing>
           </mc:Choice>
-          <mc:Fallback xmlns:oel="http://schemas.microsoft.com/office/2019/extlst" xmlns:w16du="http://schemas.microsoft.com/office/word/2023/wordml/word16du" xmlns:w16sdtfl="http://schemas.microsoft.com/office/word/2024/wordml/sdtformatlock">
+          <mc:Fallback xmlns:w16sdtfl="http://schemas.microsoft.com/office/word/2024/wordml/sdtformatlock" xmlns:w16du="http://schemas.microsoft.com/office/word/2023/wordml/word16du" xmlns:oel="http://schemas.microsoft.com/office/2019/extlst">
             <w:pict>
               <v:rect w14:anchorId="75627DBC" id="Rectangle 3" o:spid="_x0000_s1026" style="position:absolute;margin-left:90.85pt;margin-top:26.95pt;width:124.05pt;height:21.6pt;z-index:251661312;visibility:visible;mso-wrap-style:square;mso-wrap-distance-left:9pt;mso-wrap-distance-top:0;mso-wrap-distance-right:9pt;mso-wrap-distance-bottom:0;mso-position-horizontal:absolute;mso-position-horizontal-relative:text;mso-position-vertical:absolute;mso-position-vertical-relative:text;v-text-anchor:middle" o:gfxdata="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" filled="f" strokecolor="#c00000" strokeweight="1pt"/>
             </w:pict>
@@ -6916,6 +6927,7 @@
       <w:r>
         <w:rPr>
           <w:rFonts w:ascii="Times New Roman" w:hAnsi="Times New Roman" w:cs="Times New Roman"/>
+          <w:noProof/>
         </w:rPr>
         <w:drawing>
           <wp:inline distT="0" distB="0" distL="0" distR="0" wp14:anchorId="2EC15C33" wp14:editId="48D22439">
@@ -7491,6 +7503,7 @@
       <w:r>
         <w:rPr>
           <w:rFonts w:ascii="Times New Roman" w:hAnsi="Times New Roman" w:cs="Times New Roman"/>
+          <w:noProof/>
         </w:rPr>
         <w:drawing>
           <wp:inline distT="0" distB="0" distL="0" distR="0" wp14:anchorId="37405789" wp14:editId="667718B0">
@@ -7623,6 +7636,7 @@
       <w:r>
         <w:rPr>
           <w:rFonts w:ascii="Times New Roman" w:hAnsi="Times New Roman" w:cs="Times New Roman"/>
+          <w:noProof/>
         </w:rPr>
         <w:drawing>
           <wp:inline distT="0" distB="0" distL="0" distR="0" wp14:anchorId="21217BD7" wp14:editId="67EBB70B">
@@ -7672,6 +7686,7 @@
       <w:r>
         <w:rPr>
           <w:rFonts w:ascii="Times New Roman" w:hAnsi="Times New Roman" w:cs="Times New Roman"/>
+          <w:noProof/>
         </w:rPr>
         <w:drawing>
           <wp:inline distT="0" distB="0" distL="0" distR="0" wp14:anchorId="3DF5BB9D" wp14:editId="731C484D">
@@ -8051,6 +8066,7 @@
       <w:r>
         <w:rPr>
           <w:rFonts w:ascii="Times New Roman" w:hAnsi="Times New Roman" w:cs="Times New Roman"/>
+          <w:noProof/>
         </w:rPr>
         <w:drawing>
           <wp:inline distT="0" distB="0" distL="0" distR="0" wp14:anchorId="02C22341" wp14:editId="631D1C55">
@@ -8721,6 +8737,7 @@
       <w:r>
         <w:rPr>
           <w:rFonts w:ascii="Times New Roman" w:hAnsi="Times New Roman" w:cs="Times New Roman"/>
+          <w:noProof/>
         </w:rPr>
         <w:drawing>
           <wp:inline distT="0" distB="0" distL="0" distR="0" wp14:anchorId="534E2BA6" wp14:editId="5646F3CE">
@@ -8938,7 +8955,7 @@
               </wp:anchor>
             </w:drawing>
           </mc:Choice>
-          <mc:Fallback xmlns:oel="http://schemas.microsoft.com/office/2019/extlst" xmlns:w16du="http://schemas.microsoft.com/office/word/2023/wordml/word16du" xmlns:w16sdtfl="http://schemas.microsoft.com/office/word/2024/wordml/sdtformatlock">
+          <mc:Fallback xmlns:w16sdtfl="http://schemas.microsoft.com/office/word/2024/wordml/sdtformatlock" xmlns:w16du="http://schemas.microsoft.com/office/word/2023/wordml/word16du" xmlns:oel="http://schemas.microsoft.com/office/2019/extlst">
             <w:pict>
               <v:rect w14:anchorId="4ADA17F3" id="Rectangle 5" o:spid="_x0000_s1026" style="position:absolute;margin-left:116.2pt;margin-top:23.9pt;width:131.9pt;height:25.65pt;z-index:251663360;visibility:visible;mso-wrap-style:square;mso-wrap-distance-left:9pt;mso-wrap-distance-top:0;mso-wrap-distance-right:9pt;mso-wrap-distance-bottom:0;mso-position-horizontal:absolute;mso-position-horizontal-relative:text;mso-position-vertical:absolute;mso-position-vertical-relative:text;v-text-anchor:middle" o:gfxdata="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" filled="f" strokecolor="#c00000" strokeweight="1pt"/>
             </w:pict>
@@ -8997,6 +9014,7 @@
       <w:r>
         <w:rPr>
           <w:rFonts w:ascii="Times New Roman" w:hAnsi="Times New Roman" w:cs="Times New Roman"/>
+          <w:noProof/>
         </w:rPr>
         <w:drawing>
           <wp:inline distT="0" distB="0" distL="0" distR="0" wp14:anchorId="24C3330A" wp14:editId="0B3AC37F">
@@ -9626,6 +9644,7 @@
       <w:r>
         <w:rPr>
           <w:rFonts w:ascii="Times New Roman" w:hAnsi="Times New Roman" w:cs="Times New Roman"/>
+          <w:noProof/>
         </w:rPr>
         <w:drawing>
           <wp:inline distT="0" distB="0" distL="0" distR="0" wp14:anchorId="3E4C0A5A" wp14:editId="21A1476D">
@@ -9684,6 +9703,7 @@
       <w:r>
         <w:rPr>
           <w:rFonts w:ascii="Times New Roman" w:hAnsi="Times New Roman" w:cs="Times New Roman"/>
+          <w:noProof/>
         </w:rPr>
         <w:drawing>
           <wp:inline distT="0" distB="0" distL="0" distR="0" wp14:anchorId="41E5023D" wp14:editId="09F33D1B">
@@ -9766,6 +9786,7 @@
       <w:r>
         <w:rPr>
           <w:rFonts w:ascii="Times New Roman" w:hAnsi="Times New Roman" w:cs="Times New Roman"/>
+          <w:noProof/>
         </w:rPr>
         <w:drawing>
           <wp:inline distT="0" distB="0" distL="0" distR="0" wp14:anchorId="7B164EF9" wp14:editId="40450053">
@@ -9815,6 +9836,7 @@
       <w:r>
         <w:rPr>
           <w:rFonts w:ascii="Times New Roman" w:hAnsi="Times New Roman" w:cs="Times New Roman"/>
+          <w:noProof/>
         </w:rPr>
         <w:drawing>
           <wp:inline distT="0" distB="0" distL="0" distR="0" wp14:anchorId="3B466EC2" wp14:editId="07D30FDC">
@@ -9889,6 +9911,7 @@
       <w:r>
         <w:rPr>
           <w:rFonts w:ascii="Times New Roman" w:hAnsi="Times New Roman" w:cs="Times New Roman"/>
+          <w:noProof/>
         </w:rPr>
         <w:drawing>
           <wp:inline distT="0" distB="0" distL="0" distR="0" wp14:anchorId="12A9CD57" wp14:editId="7FE251DF">
@@ -9938,6 +9961,7 @@
       <w:r>
         <w:rPr>
           <w:rFonts w:ascii="Times New Roman" w:hAnsi="Times New Roman" w:cs="Times New Roman"/>
+          <w:noProof/>
         </w:rPr>
         <w:drawing>
           <wp:inline distT="0" distB="0" distL="0" distR="0" wp14:anchorId="6C4FCCF7" wp14:editId="7D51DFD7">
@@ -10014,6 +10038,7 @@
       <w:r>
         <w:rPr>
           <w:rFonts w:ascii="Times New Roman" w:hAnsi="Times New Roman" w:cs="Times New Roman"/>
+          <w:noProof/>
         </w:rPr>
         <w:drawing>
           <wp:inline distT="0" distB="0" distL="0" distR="0" wp14:anchorId="70DCBF5F" wp14:editId="22AAAF8D">
@@ -10072,6 +10097,7 @@
       <w:r>
         <w:rPr>
           <w:rFonts w:ascii="Times New Roman" w:hAnsi="Times New Roman" w:cs="Times New Roman"/>
+          <w:noProof/>
         </w:rPr>
         <w:drawing>
           <wp:inline distT="0" distB="0" distL="0" distR="0" wp14:anchorId="3AFA7EA7" wp14:editId="574E4280">
@@ -10295,7 +10321,7 @@
               </wp:anchor>
             </w:drawing>
           </mc:Choice>
-          <mc:Fallback xmlns:oel="http://schemas.microsoft.com/office/2019/extlst" xmlns:w16du="http://schemas.microsoft.com/office/word/2023/wordml/word16du" xmlns:w16sdtfl="http://schemas.microsoft.com/office/word/2024/wordml/sdtformatlock">
+          <mc:Fallback xmlns:w16sdtfl="http://schemas.microsoft.com/office/word/2024/wordml/sdtformatlock" xmlns:w16du="http://schemas.microsoft.com/office/word/2023/wordml/word16du" xmlns:oel="http://schemas.microsoft.com/office/2019/extlst">
             <w:pict>
               <v:rect w14:anchorId="6F0C783A" id="Rectangle 5" o:spid="_x0000_s1026" style="position:absolute;margin-left:89.1pt;margin-top:20.9pt;width:108.35pt;height:22.8pt;z-index:251665408;visibility:visible;mso-wrap-style:square;mso-width-percent:0;mso-height-percent:0;mso-wrap-distance-left:9pt;mso-wrap-distance-top:0;mso-wrap-distance-right:9pt;mso-wrap-distance-bottom:0;mso-position-horizontal:absolute;mso-position-horizontal-relative:text;mso-position-vertical:absolute;mso-position-vertical-relative:text;mso-width-percent:0;mso-height-percent:0;mso-width-relative:margin;mso-height-relative:margin;v-text-anchor:middle" o:gfxdata="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" filled="f" strokecolor="#c00000" strokeweight="1pt"/>
             </w:pict>
@@ -10876,6 +10902,7 @@
       <w:r>
         <w:rPr>
           <w:rFonts w:ascii="Times New Roman" w:hAnsi="Times New Roman" w:cs="Times New Roman"/>
+          <w:noProof/>
         </w:rPr>
         <w:drawing>
           <wp:inline distT="0" distB="0" distL="0" distR="0" wp14:anchorId="099752B6" wp14:editId="064DA01F">
@@ -11078,6 +11105,7 @@
       <w:r>
         <w:rPr>
           <w:rFonts w:ascii="Times New Roman" w:hAnsi="Times New Roman" w:cs="Times New Roman"/>
+          <w:noProof/>
         </w:rPr>
         <w:drawing>
           <wp:inline distT="0" distB="0" distL="0" distR="0" wp14:anchorId="7CC6E8C3" wp14:editId="4C709989">
@@ -11135,6 +11163,7 @@
       <w:r>
         <w:rPr>
           <w:rFonts w:ascii="Times New Roman" w:hAnsi="Times New Roman" w:cs="Times New Roman"/>
+          <w:noProof/>
           <w:vertAlign w:val="superscript"/>
         </w:rPr>
         <w:drawing>
@@ -11672,6 +11701,7 @@
             <w:r>
               <w:rPr>
                 <w:rFonts w:ascii="Times New Roman" w:hAnsi="Times New Roman" w:cs="Times New Roman"/>
+                <w:noProof/>
                 <w:sz w:val="32"/>
                 <w:szCs w:val="32"/>
                 <w:vertAlign w:val="superscript"/>
@@ -11738,18 +11768,7 @@
                 <w:szCs w:val="32"/>
                 <w:vertAlign w:val="superscript"/>
               </w:rPr>
-              <w:t>i</w:t>
-            </w:r>
-            <w:r>
-              <w:rPr>
-                <w:rFonts w:ascii="Times New Roman" w:hAnsi="Times New Roman" w:cs="Times New Roman"/>
-                <w:b/>
-                <w:bCs/>
-                <w:sz w:val="32"/>
-                <w:szCs w:val="32"/>
-                <w:vertAlign w:val="superscript"/>
-              </w:rPr>
-              <w:t>nput:</w:t>
+              <w:t>input:</w:t>
             </w:r>
           </w:p>
           <w:p>
@@ -12396,6 +12415,7 @@
                 <w:rFonts w:ascii="Times New Roman" w:hAnsi="Times New Roman" w:cs="Times New Roman"/>
                 <w:b/>
                 <w:bCs/>
+                <w:noProof/>
                 <w:sz w:val="32"/>
                 <w:szCs w:val="32"/>
                 <w:vertAlign w:val="superscript"/>
@@ -12823,6 +12843,7 @@
                 <w:rFonts w:ascii="Times New Roman" w:hAnsi="Times New Roman" w:cs="Times New Roman"/>
                 <w:b/>
                 <w:bCs/>
+                <w:noProof/>
                 <w:sz w:val="32"/>
                 <w:szCs w:val="32"/>
                 <w:vertAlign w:val="superscript"/>
@@ -13987,6 +14008,7 @@
                 <w:rFonts w:ascii="Times New Roman" w:hAnsi="Times New Roman" w:cs="Times New Roman"/>
                 <w:b/>
                 <w:bCs/>
+                <w:noProof/>
                 <w:sz w:val="32"/>
                 <w:szCs w:val="32"/>
                 <w:vertAlign w:val="superscript"/>
@@ -15070,6 +15092,7 @@
                 <w:rFonts w:ascii="Times New Roman" w:hAnsi="Times New Roman" w:cs="Times New Roman"/>
                 <w:b/>
                 <w:bCs/>
+                <w:noProof/>
                 <w:sz w:val="32"/>
                 <w:szCs w:val="32"/>
                 <w:vertAlign w:val="superscript"/>
@@ -15991,6 +16014,7 @@
                 <w:rFonts w:ascii="Times New Roman" w:hAnsi="Times New Roman" w:cs="Times New Roman"/>
                 <w:b/>
                 <w:bCs/>
+                <w:noProof/>
                 <w:sz w:val="32"/>
                 <w:szCs w:val="32"/>
                 <w:vertAlign w:val="superscript"/>
@@ -16934,6 +16958,7 @@
                 <w:rFonts w:ascii="Times New Roman" w:hAnsi="Times New Roman" w:cs="Times New Roman"/>
                 <w:b/>
                 <w:bCs/>
+                <w:noProof/>
                 <w:sz w:val="32"/>
                 <w:szCs w:val="32"/>
                 <w:vertAlign w:val="superscript"/>
@@ -18672,6 +18697,4165 @@
         </w:rPr>
       </w:pPr>
     </w:p>
+    <w:p>
+      <w:pPr>
+        <w:rPr>
+          <w:rFonts w:ascii="Times New Roman" w:hAnsi="Times New Roman" w:cs="Times New Roman"/>
+          <w:sz w:val="32"/>
+          <w:szCs w:val="32"/>
+          <w:vertAlign w:val="superscript"/>
+        </w:rPr>
+      </w:pPr>
+    </w:p>
+    <w:p>
+      <w:pPr>
+        <w:rPr>
+          <w:rFonts w:ascii="Times New Roman" w:hAnsi="Times New Roman" w:cs="Times New Roman"/>
+          <w:sz w:val="32"/>
+          <w:szCs w:val="32"/>
+          <w:vertAlign w:val="superscript"/>
+        </w:rPr>
+      </w:pPr>
+    </w:p>
+    <w:p>
+      <w:pPr>
+        <w:rPr>
+          <w:rFonts w:ascii="Times New Roman" w:hAnsi="Times New Roman" w:cs="Times New Roman"/>
+          <w:sz w:val="32"/>
+          <w:szCs w:val="32"/>
+          <w:vertAlign w:val="superscript"/>
+        </w:rPr>
+      </w:pPr>
+    </w:p>
+    <w:p>
+      <w:pPr>
+        <w:rPr>
+          <w:rFonts w:ascii="Times New Roman" w:hAnsi="Times New Roman" w:cs="Times New Roman"/>
+          <w:sz w:val="32"/>
+          <w:szCs w:val="32"/>
+          <w:vertAlign w:val="superscript"/>
+        </w:rPr>
+      </w:pPr>
+    </w:p>
+    <w:p>
+      <w:pPr>
+        <w:rPr>
+          <w:rFonts w:ascii="Times New Roman" w:hAnsi="Times New Roman" w:cs="Times New Roman"/>
+          <w:sz w:val="32"/>
+          <w:szCs w:val="32"/>
+          <w:vertAlign w:val="superscript"/>
+        </w:rPr>
+      </w:pPr>
+    </w:p>
+    <w:p>
+      <w:pPr>
+        <w:rPr>
+          <w:rFonts w:ascii="Times New Roman" w:hAnsi="Times New Roman" w:cs="Times New Roman"/>
+          <w:sz w:val="32"/>
+          <w:szCs w:val="32"/>
+          <w:vertAlign w:val="superscript"/>
+        </w:rPr>
+      </w:pPr>
+    </w:p>
+    <w:p>
+      <w:pPr>
+        <w:rPr>
+          <w:rFonts w:ascii="Times New Roman" w:hAnsi="Times New Roman" w:cs="Times New Roman"/>
+          <w:sz w:val="32"/>
+          <w:szCs w:val="32"/>
+          <w:vertAlign w:val="superscript"/>
+        </w:rPr>
+      </w:pPr>
+    </w:p>
+    <w:p>
+      <w:pPr>
+        <w:rPr>
+          <w:rFonts w:ascii="Times New Roman" w:hAnsi="Times New Roman" w:cs="Times New Roman"/>
+          <w:sz w:val="32"/>
+          <w:szCs w:val="32"/>
+          <w:vertAlign w:val="superscript"/>
+        </w:rPr>
+      </w:pPr>
+    </w:p>
+    <w:p>
+      <w:pPr>
+        <w:rPr>
+          <w:rFonts w:ascii="Times New Roman" w:hAnsi="Times New Roman" w:cs="Times New Roman"/>
+          <w:sz w:val="32"/>
+          <w:szCs w:val="32"/>
+          <w:vertAlign w:val="superscript"/>
+        </w:rPr>
+      </w:pPr>
+    </w:p>
+    <w:p>
+      <w:pPr>
+        <w:rPr>
+          <w:rFonts w:ascii="Times New Roman" w:hAnsi="Times New Roman" w:cs="Times New Roman"/>
+          <w:sz w:val="32"/>
+          <w:szCs w:val="32"/>
+          <w:vertAlign w:val="superscript"/>
+        </w:rPr>
+      </w:pPr>
+    </w:p>
+    <w:p>
+      <w:pPr>
+        <w:rPr>
+          <w:rFonts w:ascii="Times New Roman" w:hAnsi="Times New Roman" w:cs="Times New Roman"/>
+          <w:sz w:val="32"/>
+          <w:szCs w:val="32"/>
+          <w:vertAlign w:val="superscript"/>
+        </w:rPr>
+      </w:pPr>
+    </w:p>
+    <w:p>
+      <w:pPr>
+        <w:rPr>
+          <w:rFonts w:ascii="Times New Roman" w:hAnsi="Times New Roman" w:cs="Times New Roman"/>
+          <w:sz w:val="32"/>
+          <w:szCs w:val="32"/>
+          <w:vertAlign w:val="superscript"/>
+        </w:rPr>
+      </w:pPr>
+    </w:p>
+    <w:p>
+      <w:pPr>
+        <w:rPr>
+          <w:rFonts w:ascii="Times New Roman" w:hAnsi="Times New Roman" w:cs="Times New Roman"/>
+          <w:sz w:val="32"/>
+          <w:szCs w:val="32"/>
+          <w:vertAlign w:val="superscript"/>
+        </w:rPr>
+      </w:pPr>
+    </w:p>
+    <w:p>
+      <w:pPr>
+        <w:rPr>
+          <w:rFonts w:ascii="Times New Roman" w:hAnsi="Times New Roman" w:cs="Times New Roman"/>
+          <w:sz w:val="32"/>
+          <w:szCs w:val="32"/>
+          <w:vertAlign w:val="superscript"/>
+        </w:rPr>
+      </w:pPr>
+    </w:p>
+    <w:p>
+      <w:pPr>
+        <w:rPr>
+          <w:rFonts w:ascii="Times New Roman" w:hAnsi="Times New Roman" w:cs="Times New Roman"/>
+          <w:sz w:val="32"/>
+          <w:szCs w:val="32"/>
+          <w:vertAlign w:val="superscript"/>
+        </w:rPr>
+      </w:pPr>
+    </w:p>
+    <w:p>
+      <w:pPr>
+        <w:rPr>
+          <w:b/>
+          <w:bCs/>
+        </w:rPr>
+      </w:pPr>
+      <w:r>
+        <w:rPr>
+          <w:b/>
+          <w:bCs/>
+        </w:rPr>
+        <w:t xml:space="preserve">B. </w:t>
+      </w:r>
+      <w:proofErr w:type="spellStart"/>
+      <w:r>
+        <w:rPr>
+          <w:b/>
+          <w:bCs/>
+        </w:rPr>
+        <w:t>Dimensi</w:t>
+      </w:r>
+      <w:proofErr w:type="spellEnd"/>
+      <w:r>
+        <w:rPr>
+          <w:b/>
+          <w:bCs/>
+        </w:rPr>
+        <w:t xml:space="preserve"> </w:t>
+      </w:r>
+      <w:proofErr w:type="spellStart"/>
+      <w:r>
+        <w:rPr>
+          <w:b/>
+          <w:bCs/>
+        </w:rPr>
+        <w:t>Pegawai</w:t>
+      </w:r>
+      <w:proofErr w:type="spellEnd"/>
+    </w:p>
+    <w:p>
+      <w:pPr>
+        <w:rPr>
+          <w:rFonts w:ascii="Times New Roman" w:hAnsi="Times New Roman" w:cs="Times New Roman"/>
+          <w:b/>
+          <w:bCs/>
+          <w:sz w:val="32"/>
+          <w:szCs w:val="32"/>
+          <w:vertAlign w:val="superscript"/>
+        </w:rPr>
+      </w:pPr>
+      <w:r>
+        <w:t xml:space="preserve">1. </w:t>
+      </w:r>
+      <w:proofErr w:type="spellStart"/>
+      <w:r>
+        <w:t>Buatlah</w:t>
+      </w:r>
+      <w:proofErr w:type="spellEnd"/>
+      <w:r>
+        <w:t xml:space="preserve"> </w:t>
+      </w:r>
+      <w:proofErr w:type="spellStart"/>
+      <w:r>
+        <w:t>tabel</w:t>
+      </w:r>
+      <w:proofErr w:type="spellEnd"/>
+      <w:r>
+        <w:t xml:space="preserve"> </w:t>
+      </w:r>
+      <w:proofErr w:type="spellStart"/>
+      <w:r>
+        <w:t>dimPegawai</w:t>
+      </w:r>
+      <w:proofErr w:type="spellEnd"/>
+      <w:r>
+        <w:t xml:space="preserve"> pada </w:t>
+      </w:r>
+      <w:proofErr w:type="spellStart"/>
+      <w:r>
+        <w:t>dw_legendVehicle</w:t>
+      </w:r>
+      <w:proofErr w:type="spellEnd"/>
+      <w:r>
+        <w:t>.</w:t>
+      </w:r>
+    </w:p>
+    <w:p>
+      <w:pPr>
+        <w:pStyle w:val="ListParagraph"/>
+        <w:rPr>
+          <w:rFonts w:ascii="Times New Roman" w:hAnsi="Times New Roman" w:cs="Times New Roman"/>
+          <w:b/>
+          <w:bCs/>
+          <w:sz w:val="32"/>
+          <w:szCs w:val="32"/>
+          <w:vertAlign w:val="superscript"/>
+        </w:rPr>
+      </w:pPr>
+    </w:p>
+    <w:p>
+      <w:pPr>
+        <w:pStyle w:val="ListParagraph"/>
+        <w:rPr>
+          <w:rFonts w:ascii="Times New Roman" w:hAnsi="Times New Roman" w:cs="Times New Roman"/>
+          <w:b/>
+          <w:bCs/>
+          <w:sz w:val="32"/>
+          <w:szCs w:val="32"/>
+          <w:vertAlign w:val="superscript"/>
+        </w:rPr>
+      </w:pPr>
+      <w:r>
+        <w:rPr>
+          <w:rFonts w:ascii="Times New Roman" w:hAnsi="Times New Roman" w:cs="Times New Roman"/>
+          <w:b/>
+          <w:bCs/>
+          <w:sz w:val="32"/>
+          <w:szCs w:val="32"/>
+          <w:vertAlign w:val="superscript"/>
+        </w:rPr>
+        <w:t xml:space="preserve">CREATE TABLE </w:t>
+      </w:r>
+      <w:proofErr w:type="spellStart"/>
+      <w:proofErr w:type="gramStart"/>
+      <w:r>
+        <w:rPr>
+          <w:rFonts w:ascii="Times New Roman" w:hAnsi="Times New Roman" w:cs="Times New Roman"/>
+          <w:b/>
+          <w:bCs/>
+          <w:sz w:val="32"/>
+          <w:szCs w:val="32"/>
+          <w:vertAlign w:val="superscript"/>
+        </w:rPr>
+        <w:t>dimEmployees</w:t>
+      </w:r>
+      <w:proofErr w:type="spellEnd"/>
+      <w:r>
+        <w:rPr>
+          <w:rFonts w:ascii="Times New Roman" w:hAnsi="Times New Roman" w:cs="Times New Roman"/>
+          <w:b/>
+          <w:bCs/>
+          <w:sz w:val="32"/>
+          <w:szCs w:val="32"/>
+          <w:vertAlign w:val="superscript"/>
+        </w:rPr>
+        <w:t>(</w:t>
+      </w:r>
+      <w:proofErr w:type="gramEnd"/>
+    </w:p>
+    <w:p>
+      <w:pPr>
+        <w:pStyle w:val="ListParagraph"/>
+        <w:rPr>
+          <w:rFonts w:ascii="Times New Roman" w:hAnsi="Times New Roman" w:cs="Times New Roman"/>
+          <w:b/>
+          <w:bCs/>
+          <w:sz w:val="32"/>
+          <w:szCs w:val="32"/>
+          <w:vertAlign w:val="superscript"/>
+        </w:rPr>
+      </w:pPr>
+      <w:r>
+        <w:rPr>
+          <w:rFonts w:ascii="Times New Roman" w:hAnsi="Times New Roman" w:cs="Times New Roman"/>
+          <w:b/>
+          <w:bCs/>
+          <w:sz w:val="32"/>
+          <w:szCs w:val="32"/>
+          <w:vertAlign w:val="superscript"/>
+        </w:rPr>
+        <w:t xml:space="preserve">    </w:t>
+      </w:r>
+      <w:proofErr w:type="spellStart"/>
+      <w:r>
+        <w:rPr>
+          <w:rFonts w:ascii="Times New Roman" w:hAnsi="Times New Roman" w:cs="Times New Roman"/>
+          <w:b/>
+          <w:bCs/>
+          <w:sz w:val="32"/>
+          <w:szCs w:val="32"/>
+          <w:vertAlign w:val="superscript"/>
+        </w:rPr>
+        <w:t>id_dimEmployees</w:t>
+      </w:r>
+      <w:proofErr w:type="spellEnd"/>
+      <w:r>
+        <w:rPr>
+          <w:rFonts w:ascii="Times New Roman" w:hAnsi="Times New Roman" w:cs="Times New Roman"/>
+          <w:b/>
+          <w:bCs/>
+          <w:sz w:val="32"/>
+          <w:szCs w:val="32"/>
+          <w:vertAlign w:val="superscript"/>
+        </w:rPr>
+        <w:t xml:space="preserve"> int </w:t>
+      </w:r>
+      <w:proofErr w:type="spellStart"/>
+      <w:r>
+        <w:rPr>
+          <w:rFonts w:ascii="Times New Roman" w:hAnsi="Times New Roman" w:cs="Times New Roman"/>
+          <w:b/>
+          <w:bCs/>
+          <w:sz w:val="32"/>
+          <w:szCs w:val="32"/>
+          <w:vertAlign w:val="superscript"/>
+        </w:rPr>
+        <w:t>not_null</w:t>
+      </w:r>
+      <w:proofErr w:type="spellEnd"/>
+      <w:r>
+        <w:rPr>
+          <w:rFonts w:ascii="Times New Roman" w:hAnsi="Times New Roman" w:cs="Times New Roman"/>
+          <w:b/>
+          <w:bCs/>
+          <w:sz w:val="32"/>
+          <w:szCs w:val="32"/>
+          <w:vertAlign w:val="superscript"/>
+        </w:rPr>
+        <w:t xml:space="preserve"> auto increment primary,</w:t>
+      </w:r>
+    </w:p>
+    <w:p>
+      <w:pPr>
+        <w:pStyle w:val="ListParagraph"/>
+        <w:rPr>
+          <w:rFonts w:ascii="Times New Roman" w:hAnsi="Times New Roman" w:cs="Times New Roman"/>
+          <w:b/>
+          <w:bCs/>
+          <w:sz w:val="32"/>
+          <w:szCs w:val="32"/>
+          <w:vertAlign w:val="superscript"/>
+        </w:rPr>
+      </w:pPr>
+      <w:r>
+        <w:rPr>
+          <w:rFonts w:ascii="Times New Roman" w:hAnsi="Times New Roman" w:cs="Times New Roman"/>
+          <w:b/>
+          <w:bCs/>
+          <w:sz w:val="32"/>
+          <w:szCs w:val="32"/>
+          <w:vertAlign w:val="superscript"/>
+        </w:rPr>
+        <w:t xml:space="preserve">    </w:t>
+      </w:r>
+      <w:proofErr w:type="spellStart"/>
+      <w:r>
+        <w:rPr>
+          <w:rFonts w:ascii="Times New Roman" w:hAnsi="Times New Roman" w:cs="Times New Roman"/>
+          <w:b/>
+          <w:bCs/>
+          <w:sz w:val="32"/>
+          <w:szCs w:val="32"/>
+          <w:vertAlign w:val="superscript"/>
+        </w:rPr>
+        <w:t>employeeNumber</w:t>
+      </w:r>
+      <w:proofErr w:type="spellEnd"/>
+      <w:r>
+        <w:rPr>
+          <w:rFonts w:ascii="Times New Roman" w:hAnsi="Times New Roman" w:cs="Times New Roman"/>
+          <w:b/>
+          <w:bCs/>
+          <w:sz w:val="32"/>
+          <w:szCs w:val="32"/>
+          <w:vertAlign w:val="superscript"/>
+        </w:rPr>
+        <w:t xml:space="preserve"> </w:t>
+      </w:r>
+      <w:proofErr w:type="gramStart"/>
+      <w:r>
+        <w:rPr>
+          <w:rFonts w:ascii="Times New Roman" w:hAnsi="Times New Roman" w:cs="Times New Roman"/>
+          <w:b/>
+          <w:bCs/>
+          <w:sz w:val="32"/>
+          <w:szCs w:val="32"/>
+          <w:vertAlign w:val="superscript"/>
+        </w:rPr>
+        <w:t>int(</w:t>
+      </w:r>
+      <w:proofErr w:type="gramEnd"/>
+      <w:r>
+        <w:rPr>
+          <w:rFonts w:ascii="Times New Roman" w:hAnsi="Times New Roman" w:cs="Times New Roman"/>
+          <w:b/>
+          <w:bCs/>
+          <w:sz w:val="32"/>
+          <w:szCs w:val="32"/>
+          <w:vertAlign w:val="superscript"/>
+        </w:rPr>
+        <w:t>11),</w:t>
+      </w:r>
+    </w:p>
+    <w:p>
+      <w:pPr>
+        <w:pStyle w:val="ListParagraph"/>
+        <w:rPr>
+          <w:rFonts w:ascii="Times New Roman" w:hAnsi="Times New Roman" w:cs="Times New Roman"/>
+          <w:b/>
+          <w:bCs/>
+          <w:sz w:val="32"/>
+          <w:szCs w:val="32"/>
+          <w:vertAlign w:val="superscript"/>
+        </w:rPr>
+      </w:pPr>
+      <w:r>
+        <w:rPr>
+          <w:rFonts w:ascii="Times New Roman" w:hAnsi="Times New Roman" w:cs="Times New Roman"/>
+          <w:b/>
+          <w:bCs/>
+          <w:sz w:val="32"/>
+          <w:szCs w:val="32"/>
+          <w:vertAlign w:val="superscript"/>
+        </w:rPr>
+        <w:t xml:space="preserve">    </w:t>
+      </w:r>
+      <w:proofErr w:type="spellStart"/>
+      <w:r>
+        <w:rPr>
+          <w:rFonts w:ascii="Times New Roman" w:hAnsi="Times New Roman" w:cs="Times New Roman"/>
+          <w:b/>
+          <w:bCs/>
+          <w:sz w:val="32"/>
+          <w:szCs w:val="32"/>
+          <w:vertAlign w:val="superscript"/>
+        </w:rPr>
+        <w:t>firstName</w:t>
+      </w:r>
+      <w:proofErr w:type="spellEnd"/>
+      <w:r>
+        <w:rPr>
+          <w:rFonts w:ascii="Times New Roman" w:hAnsi="Times New Roman" w:cs="Times New Roman"/>
+          <w:b/>
+          <w:bCs/>
+          <w:sz w:val="32"/>
+          <w:szCs w:val="32"/>
+          <w:vertAlign w:val="superscript"/>
+        </w:rPr>
+        <w:t xml:space="preserve"> </w:t>
+      </w:r>
+      <w:proofErr w:type="gramStart"/>
+      <w:r>
+        <w:rPr>
+          <w:rFonts w:ascii="Times New Roman" w:hAnsi="Times New Roman" w:cs="Times New Roman"/>
+          <w:b/>
+          <w:bCs/>
+          <w:sz w:val="32"/>
+          <w:szCs w:val="32"/>
+          <w:vertAlign w:val="superscript"/>
+        </w:rPr>
+        <w:t>varchar(</w:t>
+      </w:r>
+      <w:proofErr w:type="gramEnd"/>
+      <w:r>
+        <w:rPr>
+          <w:rFonts w:ascii="Times New Roman" w:hAnsi="Times New Roman" w:cs="Times New Roman"/>
+          <w:b/>
+          <w:bCs/>
+          <w:sz w:val="32"/>
+          <w:szCs w:val="32"/>
+          <w:vertAlign w:val="superscript"/>
+        </w:rPr>
+        <w:t>50),</w:t>
+      </w:r>
+    </w:p>
+    <w:p>
+      <w:pPr>
+        <w:pStyle w:val="ListParagraph"/>
+        <w:rPr>
+          <w:rFonts w:ascii="Times New Roman" w:hAnsi="Times New Roman" w:cs="Times New Roman"/>
+          <w:b/>
+          <w:bCs/>
+          <w:sz w:val="32"/>
+          <w:szCs w:val="32"/>
+          <w:vertAlign w:val="superscript"/>
+        </w:rPr>
+      </w:pPr>
+      <w:r>
+        <w:rPr>
+          <w:rFonts w:ascii="Times New Roman" w:hAnsi="Times New Roman" w:cs="Times New Roman"/>
+          <w:b/>
+          <w:bCs/>
+          <w:sz w:val="32"/>
+          <w:szCs w:val="32"/>
+          <w:vertAlign w:val="superscript"/>
+        </w:rPr>
+        <w:t xml:space="preserve">    </w:t>
+      </w:r>
+      <w:proofErr w:type="spellStart"/>
+      <w:r>
+        <w:rPr>
+          <w:rFonts w:ascii="Times New Roman" w:hAnsi="Times New Roman" w:cs="Times New Roman"/>
+          <w:b/>
+          <w:bCs/>
+          <w:sz w:val="32"/>
+          <w:szCs w:val="32"/>
+          <w:vertAlign w:val="superscript"/>
+        </w:rPr>
+        <w:t>lastname</w:t>
+      </w:r>
+      <w:proofErr w:type="spellEnd"/>
+      <w:r>
+        <w:rPr>
+          <w:rFonts w:ascii="Times New Roman" w:hAnsi="Times New Roman" w:cs="Times New Roman"/>
+          <w:b/>
+          <w:bCs/>
+          <w:sz w:val="32"/>
+          <w:szCs w:val="32"/>
+          <w:vertAlign w:val="superscript"/>
+        </w:rPr>
+        <w:t xml:space="preserve"> </w:t>
+      </w:r>
+      <w:proofErr w:type="gramStart"/>
+      <w:r>
+        <w:rPr>
+          <w:rFonts w:ascii="Times New Roman" w:hAnsi="Times New Roman" w:cs="Times New Roman"/>
+          <w:b/>
+          <w:bCs/>
+          <w:sz w:val="32"/>
+          <w:szCs w:val="32"/>
+          <w:vertAlign w:val="superscript"/>
+        </w:rPr>
+        <w:t>varchar(</w:t>
+      </w:r>
+      <w:proofErr w:type="gramEnd"/>
+      <w:r>
+        <w:rPr>
+          <w:rFonts w:ascii="Times New Roman" w:hAnsi="Times New Roman" w:cs="Times New Roman"/>
+          <w:b/>
+          <w:bCs/>
+          <w:sz w:val="32"/>
+          <w:szCs w:val="32"/>
+          <w:vertAlign w:val="superscript"/>
+        </w:rPr>
+        <w:t>50),</w:t>
+      </w:r>
+    </w:p>
+    <w:p>
+      <w:pPr>
+        <w:pStyle w:val="ListParagraph"/>
+        <w:rPr>
+          <w:rFonts w:ascii="Times New Roman" w:hAnsi="Times New Roman" w:cs="Times New Roman"/>
+          <w:b/>
+          <w:bCs/>
+          <w:sz w:val="32"/>
+          <w:szCs w:val="32"/>
+          <w:vertAlign w:val="superscript"/>
+        </w:rPr>
+      </w:pPr>
+      <w:r>
+        <w:rPr>
+          <w:rFonts w:ascii="Times New Roman" w:hAnsi="Times New Roman" w:cs="Times New Roman"/>
+          <w:b/>
+          <w:bCs/>
+          <w:sz w:val="32"/>
+          <w:szCs w:val="32"/>
+          <w:vertAlign w:val="superscript"/>
+        </w:rPr>
+        <w:t xml:space="preserve">    </w:t>
+      </w:r>
+      <w:proofErr w:type="spellStart"/>
+      <w:r>
+        <w:rPr>
+          <w:rFonts w:ascii="Times New Roman" w:hAnsi="Times New Roman" w:cs="Times New Roman"/>
+          <w:b/>
+          <w:bCs/>
+          <w:sz w:val="32"/>
+          <w:szCs w:val="32"/>
+          <w:vertAlign w:val="superscript"/>
+        </w:rPr>
+        <w:t>jobtitle</w:t>
+      </w:r>
+      <w:proofErr w:type="spellEnd"/>
+      <w:r>
+        <w:rPr>
+          <w:rFonts w:ascii="Times New Roman" w:hAnsi="Times New Roman" w:cs="Times New Roman"/>
+          <w:b/>
+          <w:bCs/>
+          <w:sz w:val="32"/>
+          <w:szCs w:val="32"/>
+          <w:vertAlign w:val="superscript"/>
+        </w:rPr>
+        <w:t xml:space="preserve"> </w:t>
+      </w:r>
+      <w:proofErr w:type="gramStart"/>
+      <w:r>
+        <w:rPr>
+          <w:rFonts w:ascii="Times New Roman" w:hAnsi="Times New Roman" w:cs="Times New Roman"/>
+          <w:b/>
+          <w:bCs/>
+          <w:sz w:val="32"/>
+          <w:szCs w:val="32"/>
+          <w:vertAlign w:val="superscript"/>
+        </w:rPr>
+        <w:t>varchar(</w:t>
+      </w:r>
+      <w:proofErr w:type="gramEnd"/>
+      <w:r>
+        <w:rPr>
+          <w:rFonts w:ascii="Times New Roman" w:hAnsi="Times New Roman" w:cs="Times New Roman"/>
+          <w:b/>
+          <w:bCs/>
+          <w:sz w:val="32"/>
+          <w:szCs w:val="32"/>
+          <w:vertAlign w:val="superscript"/>
+        </w:rPr>
+        <w:t>50),</w:t>
+      </w:r>
+    </w:p>
+    <w:p>
+      <w:pPr>
+        <w:pStyle w:val="ListParagraph"/>
+        <w:rPr>
+          <w:rFonts w:ascii="Times New Roman" w:hAnsi="Times New Roman" w:cs="Times New Roman"/>
+          <w:b/>
+          <w:bCs/>
+          <w:sz w:val="32"/>
+          <w:szCs w:val="32"/>
+          <w:vertAlign w:val="superscript"/>
+        </w:rPr>
+      </w:pPr>
+      <w:r>
+        <w:rPr>
+          <w:rFonts w:ascii="Times New Roman" w:hAnsi="Times New Roman" w:cs="Times New Roman"/>
+          <w:b/>
+          <w:bCs/>
+          <w:sz w:val="32"/>
+          <w:szCs w:val="32"/>
+          <w:vertAlign w:val="superscript"/>
+        </w:rPr>
+        <w:t xml:space="preserve">    </w:t>
+      </w:r>
+      <w:proofErr w:type="spellStart"/>
+      <w:r>
+        <w:rPr>
+          <w:rFonts w:ascii="Times New Roman" w:hAnsi="Times New Roman" w:cs="Times New Roman"/>
+          <w:b/>
+          <w:bCs/>
+          <w:sz w:val="32"/>
+          <w:szCs w:val="32"/>
+          <w:vertAlign w:val="superscript"/>
+        </w:rPr>
+        <w:t>boss_firstname</w:t>
+      </w:r>
+      <w:proofErr w:type="spellEnd"/>
+      <w:r>
+        <w:rPr>
+          <w:rFonts w:ascii="Times New Roman" w:hAnsi="Times New Roman" w:cs="Times New Roman"/>
+          <w:b/>
+          <w:bCs/>
+          <w:sz w:val="32"/>
+          <w:szCs w:val="32"/>
+          <w:vertAlign w:val="superscript"/>
+        </w:rPr>
+        <w:t xml:space="preserve"> </w:t>
+      </w:r>
+      <w:proofErr w:type="gramStart"/>
+      <w:r>
+        <w:rPr>
+          <w:rFonts w:ascii="Times New Roman" w:hAnsi="Times New Roman" w:cs="Times New Roman"/>
+          <w:b/>
+          <w:bCs/>
+          <w:sz w:val="32"/>
+          <w:szCs w:val="32"/>
+          <w:vertAlign w:val="superscript"/>
+        </w:rPr>
+        <w:t>varchar(</w:t>
+      </w:r>
+      <w:proofErr w:type="gramEnd"/>
+      <w:r>
+        <w:rPr>
+          <w:rFonts w:ascii="Times New Roman" w:hAnsi="Times New Roman" w:cs="Times New Roman"/>
+          <w:b/>
+          <w:bCs/>
+          <w:sz w:val="32"/>
+          <w:szCs w:val="32"/>
+          <w:vertAlign w:val="superscript"/>
+        </w:rPr>
+        <w:t>50),</w:t>
+      </w:r>
+    </w:p>
+    <w:p>
+      <w:pPr>
+        <w:pStyle w:val="ListParagraph"/>
+        <w:rPr>
+          <w:rFonts w:ascii="Times New Roman" w:hAnsi="Times New Roman" w:cs="Times New Roman"/>
+          <w:b/>
+          <w:bCs/>
+          <w:sz w:val="32"/>
+          <w:szCs w:val="32"/>
+          <w:vertAlign w:val="superscript"/>
+        </w:rPr>
+      </w:pPr>
+      <w:r>
+        <w:rPr>
+          <w:rFonts w:ascii="Times New Roman" w:hAnsi="Times New Roman" w:cs="Times New Roman"/>
+          <w:b/>
+          <w:bCs/>
+          <w:sz w:val="32"/>
+          <w:szCs w:val="32"/>
+          <w:vertAlign w:val="superscript"/>
+        </w:rPr>
+        <w:t xml:space="preserve">    </w:t>
+      </w:r>
+      <w:proofErr w:type="spellStart"/>
+      <w:r>
+        <w:rPr>
+          <w:rFonts w:ascii="Times New Roman" w:hAnsi="Times New Roman" w:cs="Times New Roman"/>
+          <w:b/>
+          <w:bCs/>
+          <w:sz w:val="32"/>
+          <w:szCs w:val="32"/>
+          <w:vertAlign w:val="superscript"/>
+        </w:rPr>
+        <w:t>boss_lastname</w:t>
+      </w:r>
+      <w:proofErr w:type="spellEnd"/>
+      <w:r>
+        <w:rPr>
+          <w:rFonts w:ascii="Times New Roman" w:hAnsi="Times New Roman" w:cs="Times New Roman"/>
+          <w:b/>
+          <w:bCs/>
+          <w:sz w:val="32"/>
+          <w:szCs w:val="32"/>
+          <w:vertAlign w:val="superscript"/>
+        </w:rPr>
+        <w:t xml:space="preserve"> </w:t>
+      </w:r>
+      <w:proofErr w:type="gramStart"/>
+      <w:r>
+        <w:rPr>
+          <w:rFonts w:ascii="Times New Roman" w:hAnsi="Times New Roman" w:cs="Times New Roman"/>
+          <w:b/>
+          <w:bCs/>
+          <w:sz w:val="32"/>
+          <w:szCs w:val="32"/>
+          <w:vertAlign w:val="superscript"/>
+        </w:rPr>
+        <w:t>varchar(</w:t>
+      </w:r>
+      <w:proofErr w:type="gramEnd"/>
+      <w:r>
+        <w:rPr>
+          <w:rFonts w:ascii="Times New Roman" w:hAnsi="Times New Roman" w:cs="Times New Roman"/>
+          <w:b/>
+          <w:bCs/>
+          <w:sz w:val="32"/>
+          <w:szCs w:val="32"/>
+          <w:vertAlign w:val="superscript"/>
+        </w:rPr>
+        <w:t>50),</w:t>
+      </w:r>
+    </w:p>
+    <w:p>
+      <w:pPr>
+        <w:pStyle w:val="ListParagraph"/>
+        <w:rPr>
+          <w:rFonts w:ascii="Times New Roman" w:hAnsi="Times New Roman" w:cs="Times New Roman"/>
+          <w:b/>
+          <w:bCs/>
+          <w:sz w:val="32"/>
+          <w:szCs w:val="32"/>
+          <w:vertAlign w:val="superscript"/>
+        </w:rPr>
+      </w:pPr>
+      <w:r>
+        <w:rPr>
+          <w:rFonts w:ascii="Times New Roman" w:hAnsi="Times New Roman" w:cs="Times New Roman"/>
+          <w:b/>
+          <w:bCs/>
+          <w:sz w:val="32"/>
+          <w:szCs w:val="32"/>
+          <w:vertAlign w:val="superscript"/>
+        </w:rPr>
+        <w:t xml:space="preserve">    updated date DEFAULT CURRENT_DATE</w:t>
+      </w:r>
+    </w:p>
+    <w:p>
+      <w:pPr>
+        <w:pStyle w:val="ListParagraph"/>
+        <w:rPr>
+          <w:rFonts w:ascii="Times New Roman" w:hAnsi="Times New Roman" w:cs="Times New Roman"/>
+          <w:b/>
+          <w:bCs/>
+          <w:sz w:val="32"/>
+          <w:szCs w:val="32"/>
+          <w:vertAlign w:val="superscript"/>
+        </w:rPr>
+      </w:pPr>
+      <w:r>
+        <w:rPr>
+          <w:rFonts w:ascii="Times New Roman" w:hAnsi="Times New Roman" w:cs="Times New Roman"/>
+          <w:b/>
+          <w:bCs/>
+          <w:sz w:val="32"/>
+          <w:szCs w:val="32"/>
+          <w:vertAlign w:val="superscript"/>
+        </w:rPr>
+        <w:t>);</w:t>
+      </w:r>
+    </w:p>
+    <w:p>
+      <w:pPr>
+        <w:pStyle w:val="ListParagraph"/>
+        <w:rPr>
+          <w:rFonts w:ascii="Times New Roman" w:hAnsi="Times New Roman" w:cs="Times New Roman"/>
+          <w:b/>
+          <w:bCs/>
+          <w:sz w:val="32"/>
+          <w:szCs w:val="32"/>
+          <w:vertAlign w:val="superscript"/>
+        </w:rPr>
+      </w:pPr>
+      <w:r>
+        <w:rPr>
+          <w:rFonts w:ascii="Times New Roman" w:hAnsi="Times New Roman" w:cs="Times New Roman"/>
+          <w:b/>
+          <w:bCs/>
+          <w:sz w:val="32"/>
+          <w:szCs w:val="32"/>
+          <w:vertAlign w:val="superscript"/>
+        </w:rPr>
+        <w:drawing>
+          <wp:inline distT="0" distB="0" distL="0" distR="0" wp14:anchorId="0FB1075C" wp14:editId="68110996">
+            <wp:extent cx="3795823" cy="2024984"/>
+            <wp:effectExtent l="0" t="0" r="0" b="0"/>
+            <wp:docPr id="26" name="Picture 26"/>
+            <wp:cNvGraphicFramePr>
+              <a:graphicFrameLocks xmlns:a="http://schemas.openxmlformats.org/drawingml/2006/main" noChangeAspect="1"/>
+            </wp:cNvGraphicFramePr>
+            <a:graphic xmlns:a="http://schemas.openxmlformats.org/drawingml/2006/main">
+              <a:graphicData uri="http://schemas.openxmlformats.org/drawingml/2006/picture">
+                <pic:pic xmlns:pic="http://schemas.openxmlformats.org/drawingml/2006/picture">
+                  <pic:nvPicPr>
+                    <pic:cNvPr id="1" name=""/>
+                    <pic:cNvPicPr/>
+                  </pic:nvPicPr>
+                  <pic:blipFill>
+                    <a:blip r:embed="rId61"/>
+                    <a:stretch>
+                      <a:fillRect/>
+                    </a:stretch>
+                  </pic:blipFill>
+                  <pic:spPr>
+                    <a:xfrm>
+                      <a:off x="0" y="0"/>
+                      <a:ext cx="3818174" cy="2036908"/>
+                    </a:xfrm>
+                    <a:prstGeom prst="rect">
+                      <a:avLst/>
+                    </a:prstGeom>
+                  </pic:spPr>
+                </pic:pic>
+              </a:graphicData>
+            </a:graphic>
+          </wp:inline>
+        </w:drawing>
+      </w:r>
+    </w:p>
+    <w:p>
+      <w:pPr>
+        <w:pStyle w:val="ListParagraph"/>
+        <w:rPr>
+          <w:rFonts w:ascii="Times New Roman" w:hAnsi="Times New Roman" w:cs="Times New Roman"/>
+          <w:b/>
+          <w:bCs/>
+          <w:sz w:val="32"/>
+          <w:szCs w:val="32"/>
+          <w:vertAlign w:val="superscript"/>
+        </w:rPr>
+      </w:pPr>
+      <w:proofErr w:type="spellStart"/>
+      <w:proofErr w:type="gramStart"/>
+      <w:r>
+        <w:rPr>
+          <w:rFonts w:ascii="Times New Roman" w:hAnsi="Times New Roman" w:cs="Times New Roman"/>
+          <w:b/>
+          <w:bCs/>
+          <w:sz w:val="32"/>
+          <w:szCs w:val="32"/>
+          <w:vertAlign w:val="superscript"/>
+        </w:rPr>
+        <w:t>hasil</w:t>
+      </w:r>
+      <w:proofErr w:type="spellEnd"/>
+      <w:r>
+        <w:rPr>
+          <w:rFonts w:ascii="Times New Roman" w:hAnsi="Times New Roman" w:cs="Times New Roman"/>
+          <w:b/>
+          <w:bCs/>
+          <w:sz w:val="32"/>
+          <w:szCs w:val="32"/>
+          <w:vertAlign w:val="superscript"/>
+        </w:rPr>
+        <w:t xml:space="preserve"> :</w:t>
+      </w:r>
+      <w:proofErr w:type="gramEnd"/>
+    </w:p>
+    <w:p>
+      <w:pPr>
+        <w:pStyle w:val="ListParagraph"/>
+        <w:rPr>
+          <w:rFonts w:ascii="Times New Roman" w:hAnsi="Times New Roman" w:cs="Times New Roman"/>
+          <w:b/>
+          <w:bCs/>
+          <w:sz w:val="32"/>
+          <w:szCs w:val="32"/>
+          <w:vertAlign w:val="superscript"/>
+        </w:rPr>
+      </w:pPr>
+      <w:r>
+        <w:rPr>
+          <w:rFonts w:ascii="Times New Roman" w:hAnsi="Times New Roman" w:cs="Times New Roman"/>
+          <w:b/>
+          <w:bCs/>
+          <w:sz w:val="32"/>
+          <w:szCs w:val="32"/>
+          <w:vertAlign w:val="superscript"/>
+        </w:rPr>
+        <w:drawing>
+          <wp:inline distT="0" distB="0" distL="0" distR="0" wp14:anchorId="15F58824" wp14:editId="40F1637B">
+            <wp:extent cx="5609103" cy="2328530"/>
+            <wp:effectExtent l="0" t="0" r="0" b="0"/>
+            <wp:docPr id="45" name="Picture 45"/>
+            <wp:cNvGraphicFramePr>
+              <a:graphicFrameLocks xmlns:a="http://schemas.openxmlformats.org/drawingml/2006/main" noChangeAspect="1"/>
+            </wp:cNvGraphicFramePr>
+            <a:graphic xmlns:a="http://schemas.openxmlformats.org/drawingml/2006/main">
+              <a:graphicData uri="http://schemas.openxmlformats.org/drawingml/2006/picture">
+                <pic:pic xmlns:pic="http://schemas.openxmlformats.org/drawingml/2006/picture">
+                  <pic:nvPicPr>
+                    <pic:cNvPr id="1" name=""/>
+                    <pic:cNvPicPr/>
+                  </pic:nvPicPr>
+                  <pic:blipFill>
+                    <a:blip r:embed="rId62"/>
+                    <a:stretch>
+                      <a:fillRect/>
+                    </a:stretch>
+                  </pic:blipFill>
+                  <pic:spPr>
+                    <a:xfrm>
+                      <a:off x="0" y="0"/>
+                      <a:ext cx="5638272" cy="2340639"/>
+                    </a:xfrm>
+                    <a:prstGeom prst="rect">
+                      <a:avLst/>
+                    </a:prstGeom>
+                  </pic:spPr>
+                </pic:pic>
+              </a:graphicData>
+            </a:graphic>
+          </wp:inline>
+        </w:drawing>
+      </w:r>
+    </w:p>
+    <w:p>
+      <w:pPr>
+        <w:pStyle w:val="ListParagraph"/>
+        <w:rPr>
+          <w:rFonts w:ascii="Times New Roman" w:hAnsi="Times New Roman" w:cs="Times New Roman"/>
+          <w:b/>
+          <w:bCs/>
+          <w:sz w:val="32"/>
+          <w:szCs w:val="32"/>
+          <w:vertAlign w:val="superscript"/>
+        </w:rPr>
+      </w:pPr>
+    </w:p>
+    <w:p>
+      <w:pPr>
+        <w:pStyle w:val="ListParagraph"/>
+        <w:rPr>
+          <w:rFonts w:ascii="Times New Roman" w:hAnsi="Times New Roman" w:cs="Times New Roman"/>
+          <w:b/>
+          <w:bCs/>
+          <w:sz w:val="32"/>
+          <w:szCs w:val="32"/>
+          <w:vertAlign w:val="superscript"/>
+        </w:rPr>
+      </w:pPr>
+    </w:p>
+    <w:p>
+      <w:pPr>
+        <w:pStyle w:val="ListParagraph"/>
+        <w:numPr>
+          <w:ilvl w:val="1"/>
+          <w:numId w:val="7"/>
+        </w:numPr>
+        <w:rPr>
+          <w:rFonts w:ascii="Times New Roman" w:hAnsi="Times New Roman" w:cs="Times New Roman"/>
+          <w:b/>
+          <w:bCs/>
+          <w:sz w:val="32"/>
+          <w:szCs w:val="32"/>
+          <w:vertAlign w:val="superscript"/>
+        </w:rPr>
+      </w:pPr>
+      <w:r>
+        <w:rPr>
+          <w:rFonts w:ascii="Times New Roman" w:hAnsi="Times New Roman" w:cs="Times New Roman"/>
+          <w:b/>
+          <w:bCs/>
+          <w:sz w:val="32"/>
+          <w:szCs w:val="32"/>
+          <w:vertAlign w:val="superscript"/>
+        </w:rPr>
+        <w:t xml:space="preserve">Pada PDI Spoon </w:t>
+      </w:r>
+      <w:proofErr w:type="spellStart"/>
+      <w:r>
+        <w:rPr>
+          <w:rFonts w:ascii="Times New Roman" w:hAnsi="Times New Roman" w:cs="Times New Roman"/>
+          <w:b/>
+          <w:bCs/>
+          <w:sz w:val="32"/>
+          <w:szCs w:val="32"/>
+          <w:vertAlign w:val="superscript"/>
+        </w:rPr>
+        <w:t>buatlah</w:t>
+      </w:r>
+      <w:proofErr w:type="spellEnd"/>
+      <w:r>
+        <w:rPr>
+          <w:rFonts w:ascii="Times New Roman" w:hAnsi="Times New Roman" w:cs="Times New Roman"/>
+          <w:b/>
+          <w:bCs/>
+          <w:sz w:val="32"/>
+          <w:szCs w:val="32"/>
+          <w:vertAlign w:val="superscript"/>
+        </w:rPr>
+        <w:t xml:space="preserve"> </w:t>
+      </w:r>
+      <w:proofErr w:type="spellStart"/>
+      <w:r>
+        <w:rPr>
+          <w:rFonts w:ascii="Times New Roman" w:hAnsi="Times New Roman" w:cs="Times New Roman"/>
+          <w:b/>
+          <w:bCs/>
+          <w:sz w:val="32"/>
+          <w:szCs w:val="32"/>
+          <w:vertAlign w:val="superscript"/>
+        </w:rPr>
+        <w:t>koneksi</w:t>
+      </w:r>
+      <w:proofErr w:type="spellEnd"/>
+      <w:r>
+        <w:rPr>
+          <w:rFonts w:ascii="Times New Roman" w:hAnsi="Times New Roman" w:cs="Times New Roman"/>
+          <w:b/>
+          <w:bCs/>
+          <w:sz w:val="32"/>
+          <w:szCs w:val="32"/>
+          <w:vertAlign w:val="superscript"/>
+        </w:rPr>
+        <w:t xml:space="preserve"> </w:t>
+      </w:r>
+      <w:proofErr w:type="spellStart"/>
+      <w:r>
+        <w:rPr>
+          <w:rFonts w:ascii="Times New Roman" w:hAnsi="Times New Roman" w:cs="Times New Roman"/>
+          <w:b/>
+          <w:bCs/>
+          <w:sz w:val="32"/>
+          <w:szCs w:val="32"/>
+          <w:vertAlign w:val="superscript"/>
+        </w:rPr>
+        <w:t>baru</w:t>
+      </w:r>
+      <w:proofErr w:type="spellEnd"/>
+      <w:r>
+        <w:rPr>
+          <w:rFonts w:ascii="Times New Roman" w:hAnsi="Times New Roman" w:cs="Times New Roman"/>
+          <w:b/>
+          <w:bCs/>
+          <w:sz w:val="32"/>
+          <w:szCs w:val="32"/>
+          <w:vertAlign w:val="superscript"/>
+        </w:rPr>
+        <w:t xml:space="preserve"> </w:t>
+      </w:r>
+      <w:proofErr w:type="spellStart"/>
+      <w:r>
+        <w:rPr>
+          <w:rFonts w:ascii="Times New Roman" w:hAnsi="Times New Roman" w:cs="Times New Roman"/>
+          <w:b/>
+          <w:bCs/>
+          <w:sz w:val="32"/>
+          <w:szCs w:val="32"/>
+          <w:vertAlign w:val="superscript"/>
+        </w:rPr>
+        <w:t>dengan</w:t>
+      </w:r>
+      <w:proofErr w:type="spellEnd"/>
+      <w:r>
+        <w:rPr>
+          <w:rFonts w:ascii="Times New Roman" w:hAnsi="Times New Roman" w:cs="Times New Roman"/>
+          <w:b/>
+          <w:bCs/>
+          <w:sz w:val="32"/>
+          <w:szCs w:val="32"/>
+          <w:vertAlign w:val="superscript"/>
+        </w:rPr>
+        <w:t xml:space="preserve"> </w:t>
+      </w:r>
+      <w:proofErr w:type="spellStart"/>
+      <w:r>
+        <w:rPr>
+          <w:rFonts w:ascii="Times New Roman" w:hAnsi="Times New Roman" w:cs="Times New Roman"/>
+          <w:b/>
+          <w:bCs/>
+          <w:sz w:val="32"/>
+          <w:szCs w:val="32"/>
+          <w:vertAlign w:val="superscript"/>
+        </w:rPr>
+        <w:t>nama</w:t>
+      </w:r>
+      <w:proofErr w:type="spellEnd"/>
+      <w:r>
+        <w:rPr>
+          <w:rFonts w:ascii="Times New Roman" w:hAnsi="Times New Roman" w:cs="Times New Roman"/>
+          <w:b/>
+          <w:bCs/>
+          <w:sz w:val="32"/>
+          <w:szCs w:val="32"/>
+          <w:vertAlign w:val="superscript"/>
+        </w:rPr>
+        <w:t xml:space="preserve"> </w:t>
+      </w:r>
+      <w:proofErr w:type="spellStart"/>
+      <w:r>
+        <w:rPr>
+          <w:rFonts w:ascii="Times New Roman" w:hAnsi="Times New Roman" w:cs="Times New Roman"/>
+          <w:b/>
+          <w:bCs/>
+          <w:sz w:val="32"/>
+          <w:szCs w:val="32"/>
+          <w:vertAlign w:val="superscript"/>
+        </w:rPr>
+        <w:t>conn_oltp_resources</w:t>
+      </w:r>
+      <w:proofErr w:type="spellEnd"/>
+      <w:r>
+        <w:rPr>
+          <w:rFonts w:ascii="Times New Roman" w:hAnsi="Times New Roman" w:cs="Times New Roman"/>
+          <w:b/>
+          <w:bCs/>
+          <w:sz w:val="32"/>
+          <w:szCs w:val="32"/>
+          <w:vertAlign w:val="superscript"/>
+        </w:rPr>
+        <w:t xml:space="preserve"> yang </w:t>
+      </w:r>
+      <w:proofErr w:type="spellStart"/>
+      <w:r>
+        <w:rPr>
+          <w:rFonts w:ascii="Times New Roman" w:hAnsi="Times New Roman" w:cs="Times New Roman"/>
+          <w:b/>
+          <w:bCs/>
+          <w:sz w:val="32"/>
+          <w:szCs w:val="32"/>
+          <w:vertAlign w:val="superscript"/>
+        </w:rPr>
+        <w:t>menghubungkan</w:t>
+      </w:r>
+      <w:proofErr w:type="spellEnd"/>
+      <w:r>
+        <w:rPr>
+          <w:rFonts w:ascii="Times New Roman" w:hAnsi="Times New Roman" w:cs="Times New Roman"/>
+          <w:b/>
+          <w:bCs/>
+          <w:sz w:val="32"/>
+          <w:szCs w:val="32"/>
+          <w:vertAlign w:val="superscript"/>
+        </w:rPr>
+        <w:t xml:space="preserve"> </w:t>
+      </w:r>
+      <w:proofErr w:type="spellStart"/>
+      <w:r>
+        <w:rPr>
+          <w:rFonts w:ascii="Times New Roman" w:hAnsi="Times New Roman" w:cs="Times New Roman"/>
+          <w:b/>
+          <w:bCs/>
+          <w:sz w:val="32"/>
+          <w:szCs w:val="32"/>
+          <w:vertAlign w:val="superscript"/>
+        </w:rPr>
+        <w:t>dengan</w:t>
+      </w:r>
+      <w:proofErr w:type="spellEnd"/>
+      <w:r>
+        <w:rPr>
+          <w:rFonts w:ascii="Times New Roman" w:hAnsi="Times New Roman" w:cs="Times New Roman"/>
+          <w:b/>
+          <w:bCs/>
+          <w:sz w:val="32"/>
+          <w:szCs w:val="32"/>
+          <w:vertAlign w:val="superscript"/>
+        </w:rPr>
+        <w:t xml:space="preserve"> database </w:t>
+      </w:r>
+      <w:proofErr w:type="spellStart"/>
+      <w:r>
+        <w:rPr>
+          <w:rFonts w:ascii="Times New Roman" w:hAnsi="Times New Roman" w:cs="Times New Roman"/>
+          <w:b/>
+          <w:bCs/>
+          <w:sz w:val="32"/>
+          <w:szCs w:val="32"/>
+          <w:vertAlign w:val="superscript"/>
+        </w:rPr>
+        <w:t>oltp</w:t>
+      </w:r>
+      <w:proofErr w:type="spellEnd"/>
+      <w:r>
+        <w:rPr>
+          <w:rFonts w:ascii="Times New Roman" w:hAnsi="Times New Roman" w:cs="Times New Roman"/>
+          <w:b/>
+          <w:bCs/>
+          <w:sz w:val="32"/>
+          <w:szCs w:val="32"/>
+          <w:vertAlign w:val="superscript"/>
+        </w:rPr>
+        <w:t xml:space="preserve">. </w:t>
+      </w:r>
+      <w:proofErr w:type="spellStart"/>
+      <w:r>
+        <w:rPr>
+          <w:rFonts w:ascii="Times New Roman" w:hAnsi="Times New Roman" w:cs="Times New Roman"/>
+          <w:b/>
+          <w:bCs/>
+          <w:sz w:val="32"/>
+          <w:szCs w:val="32"/>
+          <w:vertAlign w:val="superscript"/>
+        </w:rPr>
+        <w:t>sesuaikan</w:t>
+      </w:r>
+      <w:proofErr w:type="spellEnd"/>
+      <w:r>
+        <w:rPr>
+          <w:rFonts w:ascii="Times New Roman" w:hAnsi="Times New Roman" w:cs="Times New Roman"/>
+          <w:b/>
+          <w:bCs/>
+          <w:sz w:val="32"/>
+          <w:szCs w:val="32"/>
+          <w:vertAlign w:val="superscript"/>
+        </w:rPr>
+        <w:t xml:space="preserve"> hostname, database name, port number, username dan password </w:t>
+      </w:r>
+      <w:proofErr w:type="spellStart"/>
+      <w:r>
+        <w:rPr>
+          <w:rFonts w:ascii="Times New Roman" w:hAnsi="Times New Roman" w:cs="Times New Roman"/>
+          <w:b/>
+          <w:bCs/>
+          <w:sz w:val="32"/>
+          <w:szCs w:val="32"/>
+          <w:vertAlign w:val="superscript"/>
+        </w:rPr>
+        <w:t>dengan</w:t>
+      </w:r>
+      <w:proofErr w:type="spellEnd"/>
+      <w:r>
+        <w:rPr>
+          <w:rFonts w:ascii="Times New Roman" w:hAnsi="Times New Roman" w:cs="Times New Roman"/>
+          <w:b/>
+          <w:bCs/>
+          <w:sz w:val="32"/>
+          <w:szCs w:val="32"/>
+          <w:vertAlign w:val="superscript"/>
+        </w:rPr>
+        <w:t xml:space="preserve"> </w:t>
+      </w:r>
+      <w:proofErr w:type="spellStart"/>
+      <w:r>
+        <w:rPr>
+          <w:rFonts w:ascii="Times New Roman" w:hAnsi="Times New Roman" w:cs="Times New Roman"/>
+          <w:b/>
+          <w:bCs/>
+          <w:sz w:val="32"/>
+          <w:szCs w:val="32"/>
+          <w:vertAlign w:val="superscript"/>
+        </w:rPr>
+        <w:t>keadaan</w:t>
+      </w:r>
+      <w:proofErr w:type="spellEnd"/>
+      <w:r>
+        <w:rPr>
+          <w:rFonts w:ascii="Times New Roman" w:hAnsi="Times New Roman" w:cs="Times New Roman"/>
+          <w:b/>
+          <w:bCs/>
+          <w:sz w:val="32"/>
+          <w:szCs w:val="32"/>
+          <w:vertAlign w:val="superscript"/>
+        </w:rPr>
+        <w:t xml:space="preserve"> pada device masing-masing. </w:t>
+      </w:r>
+    </w:p>
+    <w:p>
+      <w:pPr>
+        <w:pStyle w:val="ListParagraph"/>
+        <w:ind w:left="1440"/>
+        <w:rPr>
+          <w:rFonts w:ascii="Times New Roman" w:hAnsi="Times New Roman" w:cs="Times New Roman"/>
+          <w:b/>
+          <w:bCs/>
+          <w:sz w:val="32"/>
+          <w:szCs w:val="32"/>
+          <w:vertAlign w:val="superscript"/>
+        </w:rPr>
+      </w:pPr>
+      <w:r>
+        <w:rPr>
+          <w:rFonts w:ascii="Times New Roman" w:hAnsi="Times New Roman" w:cs="Times New Roman"/>
+          <w:b/>
+          <w:bCs/>
+          <w:sz w:val="32"/>
+          <w:szCs w:val="32"/>
+          <w:vertAlign w:val="superscript"/>
+        </w:rPr>
+        <w:t xml:space="preserve">My </w:t>
+      </w:r>
+      <w:proofErr w:type="gramStart"/>
+      <w:r>
+        <w:rPr>
+          <w:rFonts w:ascii="Times New Roman" w:hAnsi="Times New Roman" w:cs="Times New Roman"/>
+          <w:b/>
+          <w:bCs/>
+          <w:sz w:val="32"/>
+          <w:szCs w:val="32"/>
+          <w:vertAlign w:val="superscript"/>
+        </w:rPr>
+        <w:t>Answer :</w:t>
+      </w:r>
+      <w:proofErr w:type="gramEnd"/>
+    </w:p>
+    <w:p>
+      <w:pPr>
+        <w:pStyle w:val="ListParagraph"/>
+        <w:ind w:left="1440"/>
+        <w:rPr>
+          <w:rFonts w:ascii="Times New Roman" w:hAnsi="Times New Roman" w:cs="Times New Roman"/>
+          <w:b/>
+          <w:bCs/>
+          <w:sz w:val="32"/>
+          <w:szCs w:val="32"/>
+          <w:vertAlign w:val="superscript"/>
+        </w:rPr>
+      </w:pPr>
+      <w:r>
+        <w:rPr>
+          <w:rFonts w:ascii="Times New Roman" w:hAnsi="Times New Roman" w:cs="Times New Roman"/>
+          <w:b/>
+          <w:bCs/>
+          <w:sz w:val="32"/>
+          <w:szCs w:val="32"/>
+          <w:vertAlign w:val="superscript"/>
+        </w:rPr>
+        <w:drawing>
+          <wp:inline distT="0" distB="0" distL="0" distR="0" wp14:anchorId="4B2F0B94" wp14:editId="1051BEAD">
+            <wp:extent cx="3584658" cy="2960738"/>
+            <wp:effectExtent l="0" t="0" r="0" b="0"/>
+            <wp:docPr id="46" name="Picture 46"/>
+            <wp:cNvGraphicFramePr>
+              <a:graphicFrameLocks xmlns:a="http://schemas.openxmlformats.org/drawingml/2006/main" noChangeAspect="1"/>
+            </wp:cNvGraphicFramePr>
+            <a:graphic xmlns:a="http://schemas.openxmlformats.org/drawingml/2006/main">
+              <a:graphicData uri="http://schemas.openxmlformats.org/drawingml/2006/picture">
+                <pic:pic xmlns:pic="http://schemas.openxmlformats.org/drawingml/2006/picture">
+                  <pic:nvPicPr>
+                    <pic:cNvPr id="1" name=""/>
+                    <pic:cNvPicPr/>
+                  </pic:nvPicPr>
+                  <pic:blipFill>
+                    <a:blip r:embed="rId63"/>
+                    <a:stretch>
+                      <a:fillRect/>
+                    </a:stretch>
+                  </pic:blipFill>
+                  <pic:spPr>
+                    <a:xfrm>
+                      <a:off x="0" y="0"/>
+                      <a:ext cx="3589368" cy="2964628"/>
+                    </a:xfrm>
+                    <a:prstGeom prst="rect">
+                      <a:avLst/>
+                    </a:prstGeom>
+                  </pic:spPr>
+                </pic:pic>
+              </a:graphicData>
+            </a:graphic>
+          </wp:inline>
+        </w:drawing>
+      </w:r>
+    </w:p>
+    <w:p>
+      <w:pPr>
+        <w:pStyle w:val="ListParagraph"/>
+        <w:ind w:left="1440"/>
+        <w:rPr>
+          <w:rFonts w:ascii="Times New Roman" w:hAnsi="Times New Roman" w:cs="Times New Roman"/>
+          <w:b/>
+          <w:bCs/>
+          <w:sz w:val="32"/>
+          <w:szCs w:val="32"/>
+          <w:vertAlign w:val="superscript"/>
+        </w:rPr>
+      </w:pPr>
+      <w:r>
+        <w:rPr>
+          <w:rFonts w:ascii="Times New Roman" w:hAnsi="Times New Roman" w:cs="Times New Roman"/>
+          <w:b/>
+          <w:bCs/>
+          <w:sz w:val="32"/>
+          <w:szCs w:val="32"/>
+          <w:vertAlign w:val="superscript"/>
+        </w:rPr>
+        <w:drawing>
+          <wp:inline distT="0" distB="0" distL="0" distR="0" wp14:anchorId="3FF5C758" wp14:editId="511FA045">
+            <wp:extent cx="2063198" cy="1055451"/>
+            <wp:effectExtent l="0" t="0" r="0" b="0"/>
+            <wp:docPr id="47" name="Picture 47"/>
+            <wp:cNvGraphicFramePr>
+              <a:graphicFrameLocks xmlns:a="http://schemas.openxmlformats.org/drawingml/2006/main" noChangeAspect="1"/>
+            </wp:cNvGraphicFramePr>
+            <a:graphic xmlns:a="http://schemas.openxmlformats.org/drawingml/2006/main">
+              <a:graphicData uri="http://schemas.openxmlformats.org/drawingml/2006/picture">
+                <pic:pic xmlns:pic="http://schemas.openxmlformats.org/drawingml/2006/picture">
+                  <pic:nvPicPr>
+                    <pic:cNvPr id="1" name=""/>
+                    <pic:cNvPicPr/>
+                  </pic:nvPicPr>
+                  <pic:blipFill>
+                    <a:blip r:embed="rId64"/>
+                    <a:stretch>
+                      <a:fillRect/>
+                    </a:stretch>
+                  </pic:blipFill>
+                  <pic:spPr>
+                    <a:xfrm>
+                      <a:off x="0" y="0"/>
+                      <a:ext cx="2070961" cy="1059422"/>
+                    </a:xfrm>
+                    <a:prstGeom prst="rect">
+                      <a:avLst/>
+                    </a:prstGeom>
+                  </pic:spPr>
+                </pic:pic>
+              </a:graphicData>
+            </a:graphic>
+          </wp:inline>
+        </w:drawing>
+      </w:r>
+    </w:p>
+    <w:p>
+      <w:pPr>
+        <w:pStyle w:val="ListParagraph"/>
+        <w:ind w:left="1440"/>
+        <w:rPr>
+          <w:rFonts w:ascii="Times New Roman" w:hAnsi="Times New Roman" w:cs="Times New Roman"/>
+          <w:b/>
+          <w:bCs/>
+          <w:sz w:val="32"/>
+          <w:szCs w:val="32"/>
+          <w:vertAlign w:val="superscript"/>
+        </w:rPr>
+      </w:pPr>
+    </w:p>
+    <w:p>
+      <w:pPr>
+        <w:pStyle w:val="ListParagraph"/>
+        <w:numPr>
+          <w:ilvl w:val="1"/>
+          <w:numId w:val="7"/>
+        </w:numPr>
+        <w:rPr>
+          <w:rFonts w:ascii="Times New Roman" w:hAnsi="Times New Roman" w:cs="Times New Roman"/>
+          <w:b/>
+          <w:bCs/>
+          <w:sz w:val="32"/>
+          <w:szCs w:val="32"/>
+          <w:vertAlign w:val="superscript"/>
+        </w:rPr>
+      </w:pPr>
+      <w:r>
+        <w:rPr>
+          <w:rFonts w:ascii="Times New Roman" w:hAnsi="Times New Roman" w:cs="Times New Roman"/>
+          <w:b/>
+          <w:bCs/>
+          <w:sz w:val="32"/>
+          <w:szCs w:val="32"/>
+          <w:vertAlign w:val="superscript"/>
+        </w:rPr>
+        <w:t xml:space="preserve">Drag and drop </w:t>
+      </w:r>
+      <w:proofErr w:type="spellStart"/>
+      <w:r>
+        <w:rPr>
+          <w:rFonts w:ascii="Times New Roman" w:hAnsi="Times New Roman" w:cs="Times New Roman"/>
+          <w:b/>
+          <w:bCs/>
+          <w:sz w:val="32"/>
+          <w:szCs w:val="32"/>
+          <w:vertAlign w:val="superscript"/>
+        </w:rPr>
+        <w:t>beberapa</w:t>
+      </w:r>
+      <w:proofErr w:type="spellEnd"/>
+      <w:r>
+        <w:rPr>
+          <w:rFonts w:ascii="Times New Roman" w:hAnsi="Times New Roman" w:cs="Times New Roman"/>
+          <w:b/>
+          <w:bCs/>
+          <w:sz w:val="32"/>
+          <w:szCs w:val="32"/>
+          <w:vertAlign w:val="superscript"/>
+        </w:rPr>
+        <w:t xml:space="preserve"> </w:t>
+      </w:r>
+      <w:proofErr w:type="spellStart"/>
+      <w:r>
+        <w:rPr>
+          <w:rFonts w:ascii="Times New Roman" w:hAnsi="Times New Roman" w:cs="Times New Roman"/>
+          <w:b/>
+          <w:bCs/>
+          <w:sz w:val="32"/>
+          <w:szCs w:val="32"/>
+          <w:vertAlign w:val="superscript"/>
+        </w:rPr>
+        <w:t>objek</w:t>
+      </w:r>
+      <w:proofErr w:type="spellEnd"/>
+      <w:r>
+        <w:rPr>
+          <w:rFonts w:ascii="Times New Roman" w:hAnsi="Times New Roman" w:cs="Times New Roman"/>
+          <w:b/>
+          <w:bCs/>
+          <w:sz w:val="32"/>
+          <w:szCs w:val="32"/>
+          <w:vertAlign w:val="superscript"/>
+        </w:rPr>
+        <w:t xml:space="preserve"> </w:t>
+      </w:r>
+      <w:proofErr w:type="spellStart"/>
+      <w:r>
+        <w:rPr>
+          <w:rFonts w:ascii="Times New Roman" w:hAnsi="Times New Roman" w:cs="Times New Roman"/>
+          <w:b/>
+          <w:bCs/>
+          <w:sz w:val="32"/>
+          <w:szCs w:val="32"/>
+          <w:vertAlign w:val="superscript"/>
+        </w:rPr>
+        <w:t>sebagai</w:t>
+      </w:r>
+      <w:proofErr w:type="spellEnd"/>
+      <w:r>
+        <w:rPr>
+          <w:rFonts w:ascii="Times New Roman" w:hAnsi="Times New Roman" w:cs="Times New Roman"/>
+          <w:b/>
+          <w:bCs/>
+          <w:sz w:val="32"/>
+          <w:szCs w:val="32"/>
+          <w:vertAlign w:val="superscript"/>
+        </w:rPr>
+        <w:t xml:space="preserve"> </w:t>
+      </w:r>
+      <w:proofErr w:type="spellStart"/>
+      <w:r>
+        <w:rPr>
+          <w:rFonts w:ascii="Times New Roman" w:hAnsi="Times New Roman" w:cs="Times New Roman"/>
+          <w:b/>
+          <w:bCs/>
+          <w:sz w:val="32"/>
+          <w:szCs w:val="32"/>
+          <w:vertAlign w:val="superscript"/>
+        </w:rPr>
+        <w:t>berikut</w:t>
+      </w:r>
+      <w:proofErr w:type="spellEnd"/>
+      <w:r>
+        <w:rPr>
+          <w:rFonts w:ascii="Times New Roman" w:hAnsi="Times New Roman" w:cs="Times New Roman"/>
+          <w:b/>
+          <w:bCs/>
+          <w:sz w:val="32"/>
+          <w:szCs w:val="32"/>
+          <w:vertAlign w:val="superscript"/>
+        </w:rPr>
+        <w:t xml:space="preserve">: </w:t>
+      </w:r>
+    </w:p>
+    <w:p>
+      <w:pPr>
+        <w:pStyle w:val="ListParagraph"/>
+        <w:numPr>
+          <w:ilvl w:val="0"/>
+          <w:numId w:val="28"/>
+        </w:numPr>
+        <w:jc w:val="both"/>
+        <w:rPr>
+          <w:rFonts w:ascii="Times New Roman" w:hAnsi="Times New Roman" w:cs="Times New Roman"/>
+          <w:b/>
+          <w:bCs/>
+          <w:sz w:val="32"/>
+          <w:szCs w:val="32"/>
+          <w:vertAlign w:val="superscript"/>
+        </w:rPr>
+      </w:pPr>
+      <w:r>
+        <w:rPr>
+          <w:rFonts w:ascii="Times New Roman" w:hAnsi="Times New Roman" w:cs="Times New Roman"/>
+          <w:b/>
+          <w:bCs/>
+          <w:sz w:val="32"/>
+          <w:szCs w:val="32"/>
+          <w:vertAlign w:val="superscript"/>
+        </w:rPr>
+        <w:t xml:space="preserve">Table input: </w:t>
+      </w:r>
+      <w:proofErr w:type="spellStart"/>
+      <w:r>
+        <w:rPr>
+          <w:rFonts w:ascii="Times New Roman" w:hAnsi="Times New Roman" w:cs="Times New Roman"/>
+          <w:b/>
+          <w:bCs/>
+          <w:sz w:val="32"/>
+          <w:szCs w:val="32"/>
+          <w:vertAlign w:val="superscript"/>
+        </w:rPr>
+        <w:t>digunakan</w:t>
+      </w:r>
+      <w:proofErr w:type="spellEnd"/>
+      <w:r>
+        <w:rPr>
+          <w:rFonts w:ascii="Times New Roman" w:hAnsi="Times New Roman" w:cs="Times New Roman"/>
+          <w:b/>
+          <w:bCs/>
+          <w:sz w:val="32"/>
+          <w:szCs w:val="32"/>
+          <w:vertAlign w:val="superscript"/>
+        </w:rPr>
+        <w:t xml:space="preserve"> </w:t>
+      </w:r>
+      <w:proofErr w:type="spellStart"/>
+      <w:r>
+        <w:rPr>
+          <w:rFonts w:ascii="Times New Roman" w:hAnsi="Times New Roman" w:cs="Times New Roman"/>
+          <w:b/>
+          <w:bCs/>
+          <w:sz w:val="32"/>
+          <w:szCs w:val="32"/>
+          <w:vertAlign w:val="superscript"/>
+        </w:rPr>
+        <w:t>mengambil</w:t>
+      </w:r>
+      <w:proofErr w:type="spellEnd"/>
+      <w:r>
+        <w:rPr>
+          <w:rFonts w:ascii="Times New Roman" w:hAnsi="Times New Roman" w:cs="Times New Roman"/>
+          <w:b/>
+          <w:bCs/>
+          <w:sz w:val="32"/>
+          <w:szCs w:val="32"/>
+          <w:vertAlign w:val="superscript"/>
+        </w:rPr>
+        <w:t xml:space="preserve"> data </w:t>
+      </w:r>
+      <w:proofErr w:type="spellStart"/>
+      <w:r>
+        <w:rPr>
+          <w:rFonts w:ascii="Times New Roman" w:hAnsi="Times New Roman" w:cs="Times New Roman"/>
+          <w:b/>
+          <w:bCs/>
+          <w:sz w:val="32"/>
+          <w:szCs w:val="32"/>
+          <w:vertAlign w:val="superscript"/>
+        </w:rPr>
+        <w:t>dari</w:t>
+      </w:r>
+      <w:proofErr w:type="spellEnd"/>
+      <w:r>
+        <w:rPr>
+          <w:rFonts w:ascii="Times New Roman" w:hAnsi="Times New Roman" w:cs="Times New Roman"/>
+          <w:b/>
+          <w:bCs/>
+          <w:sz w:val="32"/>
+          <w:szCs w:val="32"/>
+          <w:vertAlign w:val="superscript"/>
+        </w:rPr>
+        <w:t xml:space="preserve"> database OLTP.</w:t>
+      </w:r>
+    </w:p>
+    <w:p>
+      <w:pPr>
+        <w:pStyle w:val="ListParagraph"/>
+        <w:numPr>
+          <w:ilvl w:val="0"/>
+          <w:numId w:val="28"/>
+        </w:numPr>
+        <w:jc w:val="both"/>
+        <w:rPr>
+          <w:rFonts w:ascii="Times New Roman" w:hAnsi="Times New Roman" w:cs="Times New Roman"/>
+          <w:b/>
+          <w:bCs/>
+          <w:sz w:val="32"/>
+          <w:szCs w:val="32"/>
+          <w:vertAlign w:val="superscript"/>
+        </w:rPr>
+      </w:pPr>
+      <w:r>
+        <w:rPr>
+          <w:rFonts w:ascii="Times New Roman" w:hAnsi="Times New Roman" w:cs="Times New Roman"/>
+          <w:b/>
+          <w:bCs/>
+          <w:sz w:val="32"/>
+          <w:szCs w:val="32"/>
+          <w:vertAlign w:val="superscript"/>
+        </w:rPr>
+        <w:t xml:space="preserve">Select values: </w:t>
+      </w:r>
+      <w:proofErr w:type="spellStart"/>
+      <w:r>
+        <w:rPr>
+          <w:rFonts w:ascii="Times New Roman" w:hAnsi="Times New Roman" w:cs="Times New Roman"/>
+          <w:b/>
+          <w:bCs/>
+          <w:sz w:val="32"/>
+          <w:szCs w:val="32"/>
+          <w:vertAlign w:val="superscript"/>
+        </w:rPr>
+        <w:t>memeilih</w:t>
+      </w:r>
+      <w:proofErr w:type="spellEnd"/>
+      <w:r>
+        <w:rPr>
+          <w:rFonts w:ascii="Times New Roman" w:hAnsi="Times New Roman" w:cs="Times New Roman"/>
+          <w:b/>
+          <w:bCs/>
+          <w:sz w:val="32"/>
+          <w:szCs w:val="32"/>
+          <w:vertAlign w:val="superscript"/>
+        </w:rPr>
+        <w:t xml:space="preserve"> field yang </w:t>
+      </w:r>
+      <w:proofErr w:type="spellStart"/>
+      <w:r>
+        <w:rPr>
+          <w:rFonts w:ascii="Times New Roman" w:hAnsi="Times New Roman" w:cs="Times New Roman"/>
+          <w:b/>
+          <w:bCs/>
+          <w:sz w:val="32"/>
+          <w:szCs w:val="32"/>
+          <w:vertAlign w:val="superscript"/>
+        </w:rPr>
+        <w:t>digunakan</w:t>
+      </w:r>
+      <w:proofErr w:type="spellEnd"/>
+      <w:r>
+        <w:rPr>
+          <w:rFonts w:ascii="Times New Roman" w:hAnsi="Times New Roman" w:cs="Times New Roman"/>
+          <w:b/>
+          <w:bCs/>
+          <w:sz w:val="32"/>
+          <w:szCs w:val="32"/>
+          <w:vertAlign w:val="superscript"/>
+        </w:rPr>
+        <w:t xml:space="preserve"> </w:t>
+      </w:r>
+      <w:proofErr w:type="spellStart"/>
+      <w:r>
+        <w:rPr>
+          <w:rFonts w:ascii="Times New Roman" w:hAnsi="Times New Roman" w:cs="Times New Roman"/>
+          <w:b/>
+          <w:bCs/>
+          <w:sz w:val="32"/>
+          <w:szCs w:val="32"/>
+          <w:vertAlign w:val="superscript"/>
+        </w:rPr>
+        <w:t>untuk</w:t>
+      </w:r>
+      <w:proofErr w:type="spellEnd"/>
+      <w:r>
+        <w:rPr>
+          <w:rFonts w:ascii="Times New Roman" w:hAnsi="Times New Roman" w:cs="Times New Roman"/>
+          <w:b/>
+          <w:bCs/>
+          <w:sz w:val="32"/>
+          <w:szCs w:val="32"/>
+          <w:vertAlign w:val="superscript"/>
+        </w:rPr>
+        <w:t xml:space="preserve"> proses Transform dan Load.</w:t>
+      </w:r>
+    </w:p>
+    <w:p>
+      <w:pPr>
+        <w:pStyle w:val="ListParagraph"/>
+        <w:numPr>
+          <w:ilvl w:val="0"/>
+          <w:numId w:val="28"/>
+        </w:numPr>
+        <w:jc w:val="both"/>
+        <w:rPr>
+          <w:rFonts w:ascii="Times New Roman" w:hAnsi="Times New Roman" w:cs="Times New Roman"/>
+          <w:b/>
+          <w:bCs/>
+          <w:sz w:val="32"/>
+          <w:szCs w:val="32"/>
+          <w:vertAlign w:val="superscript"/>
+        </w:rPr>
+      </w:pPr>
+      <w:r>
+        <w:rPr>
+          <w:rFonts w:ascii="Times New Roman" w:hAnsi="Times New Roman" w:cs="Times New Roman"/>
+          <w:b/>
+          <w:bCs/>
+          <w:sz w:val="32"/>
+          <w:szCs w:val="32"/>
+          <w:vertAlign w:val="superscript"/>
+        </w:rPr>
+        <w:t xml:space="preserve">Database lookup: </w:t>
+      </w:r>
+      <w:proofErr w:type="spellStart"/>
+      <w:r>
+        <w:rPr>
+          <w:rFonts w:ascii="Times New Roman" w:hAnsi="Times New Roman" w:cs="Times New Roman"/>
+          <w:b/>
+          <w:bCs/>
+          <w:sz w:val="32"/>
+          <w:szCs w:val="32"/>
+          <w:vertAlign w:val="superscript"/>
+        </w:rPr>
+        <w:t>digunakan</w:t>
+      </w:r>
+      <w:proofErr w:type="spellEnd"/>
+      <w:r>
+        <w:rPr>
+          <w:rFonts w:ascii="Times New Roman" w:hAnsi="Times New Roman" w:cs="Times New Roman"/>
+          <w:b/>
+          <w:bCs/>
+          <w:sz w:val="32"/>
+          <w:szCs w:val="32"/>
+          <w:vertAlign w:val="superscript"/>
+        </w:rPr>
+        <w:t xml:space="preserve"> </w:t>
+      </w:r>
+      <w:proofErr w:type="spellStart"/>
+      <w:r>
+        <w:rPr>
+          <w:rFonts w:ascii="Times New Roman" w:hAnsi="Times New Roman" w:cs="Times New Roman"/>
+          <w:b/>
+          <w:bCs/>
+          <w:sz w:val="32"/>
+          <w:szCs w:val="32"/>
+          <w:vertAlign w:val="superscript"/>
+        </w:rPr>
+        <w:t>untuk</w:t>
+      </w:r>
+      <w:proofErr w:type="spellEnd"/>
+      <w:r>
+        <w:rPr>
+          <w:rFonts w:ascii="Times New Roman" w:hAnsi="Times New Roman" w:cs="Times New Roman"/>
+          <w:b/>
+          <w:bCs/>
+          <w:sz w:val="32"/>
+          <w:szCs w:val="32"/>
+          <w:vertAlign w:val="superscript"/>
+        </w:rPr>
+        <w:t xml:space="preserve"> </w:t>
+      </w:r>
+      <w:proofErr w:type="spellStart"/>
+      <w:r>
+        <w:rPr>
+          <w:rFonts w:ascii="Times New Roman" w:hAnsi="Times New Roman" w:cs="Times New Roman"/>
+          <w:b/>
+          <w:bCs/>
+          <w:sz w:val="32"/>
+          <w:szCs w:val="32"/>
+          <w:vertAlign w:val="superscript"/>
+        </w:rPr>
+        <w:t>melihat</w:t>
+      </w:r>
+      <w:proofErr w:type="spellEnd"/>
+      <w:r>
+        <w:rPr>
+          <w:rFonts w:ascii="Times New Roman" w:hAnsi="Times New Roman" w:cs="Times New Roman"/>
+          <w:b/>
+          <w:bCs/>
+          <w:sz w:val="32"/>
+          <w:szCs w:val="32"/>
+          <w:vertAlign w:val="superscript"/>
+        </w:rPr>
+        <w:t xml:space="preserve"> data pada </w:t>
+      </w:r>
+      <w:proofErr w:type="spellStart"/>
+      <w:r>
+        <w:rPr>
+          <w:rFonts w:ascii="Times New Roman" w:hAnsi="Times New Roman" w:cs="Times New Roman"/>
+          <w:b/>
+          <w:bCs/>
+          <w:sz w:val="32"/>
+          <w:szCs w:val="32"/>
+          <w:vertAlign w:val="superscript"/>
+        </w:rPr>
+        <w:t>tabel</w:t>
+      </w:r>
+      <w:proofErr w:type="spellEnd"/>
+      <w:r>
+        <w:rPr>
+          <w:rFonts w:ascii="Times New Roman" w:hAnsi="Times New Roman" w:cs="Times New Roman"/>
+          <w:b/>
+          <w:bCs/>
+          <w:sz w:val="32"/>
+          <w:szCs w:val="32"/>
+          <w:vertAlign w:val="superscript"/>
+        </w:rPr>
+        <w:t xml:space="preserve"> </w:t>
+      </w:r>
+      <w:proofErr w:type="spellStart"/>
+      <w:r>
+        <w:rPr>
+          <w:rFonts w:ascii="Times New Roman" w:hAnsi="Times New Roman" w:cs="Times New Roman"/>
+          <w:b/>
+          <w:bCs/>
+          <w:sz w:val="32"/>
+          <w:szCs w:val="32"/>
+          <w:vertAlign w:val="superscript"/>
+        </w:rPr>
+        <w:t>dimEmployees</w:t>
+      </w:r>
+      <w:proofErr w:type="spellEnd"/>
+      <w:r>
+        <w:rPr>
+          <w:rFonts w:ascii="Times New Roman" w:hAnsi="Times New Roman" w:cs="Times New Roman"/>
+          <w:b/>
+          <w:bCs/>
+          <w:sz w:val="32"/>
+          <w:szCs w:val="32"/>
+          <w:vertAlign w:val="superscript"/>
+        </w:rPr>
+        <w:t xml:space="preserve"> </w:t>
+      </w:r>
+      <w:proofErr w:type="spellStart"/>
+      <w:r>
+        <w:rPr>
+          <w:rFonts w:ascii="Times New Roman" w:hAnsi="Times New Roman" w:cs="Times New Roman"/>
+          <w:b/>
+          <w:bCs/>
+          <w:sz w:val="32"/>
+          <w:szCs w:val="32"/>
+          <w:vertAlign w:val="superscript"/>
+        </w:rPr>
+        <w:t>untuk</w:t>
+      </w:r>
+      <w:proofErr w:type="spellEnd"/>
+      <w:r>
+        <w:rPr>
+          <w:rFonts w:ascii="Times New Roman" w:hAnsi="Times New Roman" w:cs="Times New Roman"/>
+          <w:b/>
+          <w:bCs/>
+          <w:sz w:val="32"/>
+          <w:szCs w:val="32"/>
+          <w:vertAlign w:val="superscript"/>
+        </w:rPr>
+        <w:t xml:space="preserve"> </w:t>
+      </w:r>
+      <w:proofErr w:type="spellStart"/>
+      <w:r>
+        <w:rPr>
+          <w:rFonts w:ascii="Times New Roman" w:hAnsi="Times New Roman" w:cs="Times New Roman"/>
+          <w:b/>
+          <w:bCs/>
+          <w:sz w:val="32"/>
+          <w:szCs w:val="32"/>
+          <w:vertAlign w:val="superscript"/>
+        </w:rPr>
+        <w:t>memastikan</w:t>
+      </w:r>
+      <w:proofErr w:type="spellEnd"/>
+      <w:r>
+        <w:rPr>
+          <w:rFonts w:ascii="Times New Roman" w:hAnsi="Times New Roman" w:cs="Times New Roman"/>
+          <w:b/>
+          <w:bCs/>
+          <w:sz w:val="32"/>
+          <w:szCs w:val="32"/>
+          <w:vertAlign w:val="superscript"/>
+        </w:rPr>
+        <w:t xml:space="preserve"> data </w:t>
+      </w:r>
+      <w:proofErr w:type="spellStart"/>
+      <w:r>
+        <w:rPr>
+          <w:rFonts w:ascii="Times New Roman" w:hAnsi="Times New Roman" w:cs="Times New Roman"/>
+          <w:b/>
+          <w:bCs/>
+          <w:sz w:val="32"/>
+          <w:szCs w:val="32"/>
+          <w:vertAlign w:val="superscript"/>
+        </w:rPr>
+        <w:t>tidak</w:t>
+      </w:r>
+      <w:proofErr w:type="spellEnd"/>
+      <w:r>
+        <w:rPr>
+          <w:rFonts w:ascii="Times New Roman" w:hAnsi="Times New Roman" w:cs="Times New Roman"/>
+          <w:b/>
+          <w:bCs/>
+          <w:sz w:val="32"/>
+          <w:szCs w:val="32"/>
+          <w:vertAlign w:val="superscript"/>
+        </w:rPr>
+        <w:t xml:space="preserve"> </w:t>
+      </w:r>
+      <w:proofErr w:type="spellStart"/>
+      <w:r>
+        <w:rPr>
+          <w:rFonts w:ascii="Times New Roman" w:hAnsi="Times New Roman" w:cs="Times New Roman"/>
+          <w:b/>
+          <w:bCs/>
+          <w:sz w:val="32"/>
+          <w:szCs w:val="32"/>
+          <w:vertAlign w:val="superscript"/>
+        </w:rPr>
+        <w:t>kembar</w:t>
+      </w:r>
+      <w:proofErr w:type="spellEnd"/>
+    </w:p>
+    <w:p>
+      <w:pPr>
+        <w:pStyle w:val="ListParagraph"/>
+        <w:numPr>
+          <w:ilvl w:val="0"/>
+          <w:numId w:val="28"/>
+        </w:numPr>
+        <w:jc w:val="both"/>
+        <w:rPr>
+          <w:rFonts w:ascii="Times New Roman" w:hAnsi="Times New Roman" w:cs="Times New Roman"/>
+          <w:b/>
+          <w:bCs/>
+          <w:sz w:val="32"/>
+          <w:szCs w:val="32"/>
+          <w:vertAlign w:val="superscript"/>
+        </w:rPr>
+      </w:pPr>
+      <w:r>
+        <w:rPr>
+          <w:rFonts w:ascii="Times New Roman" w:hAnsi="Times New Roman" w:cs="Times New Roman"/>
+          <w:b/>
+          <w:bCs/>
+          <w:sz w:val="32"/>
+          <w:szCs w:val="32"/>
+          <w:vertAlign w:val="superscript"/>
+        </w:rPr>
+        <w:t xml:space="preserve">Filter rows: </w:t>
+      </w:r>
+      <w:proofErr w:type="spellStart"/>
+      <w:r>
+        <w:rPr>
+          <w:rFonts w:ascii="Times New Roman" w:hAnsi="Times New Roman" w:cs="Times New Roman"/>
+          <w:b/>
+          <w:bCs/>
+          <w:sz w:val="32"/>
+          <w:szCs w:val="32"/>
+          <w:vertAlign w:val="superscript"/>
+        </w:rPr>
+        <w:t>digunakan</w:t>
+      </w:r>
+      <w:proofErr w:type="spellEnd"/>
+      <w:r>
+        <w:rPr>
+          <w:rFonts w:ascii="Times New Roman" w:hAnsi="Times New Roman" w:cs="Times New Roman"/>
+          <w:b/>
+          <w:bCs/>
+          <w:sz w:val="32"/>
+          <w:szCs w:val="32"/>
+          <w:vertAlign w:val="superscript"/>
+        </w:rPr>
+        <w:t xml:space="preserve"> </w:t>
+      </w:r>
+      <w:proofErr w:type="spellStart"/>
+      <w:r>
+        <w:rPr>
+          <w:rFonts w:ascii="Times New Roman" w:hAnsi="Times New Roman" w:cs="Times New Roman"/>
+          <w:b/>
+          <w:bCs/>
+          <w:sz w:val="32"/>
+          <w:szCs w:val="32"/>
+          <w:vertAlign w:val="superscript"/>
+        </w:rPr>
+        <w:t>untuk</w:t>
+      </w:r>
+      <w:proofErr w:type="spellEnd"/>
+      <w:r>
+        <w:rPr>
+          <w:rFonts w:ascii="Times New Roman" w:hAnsi="Times New Roman" w:cs="Times New Roman"/>
+          <w:b/>
+          <w:bCs/>
+          <w:sz w:val="32"/>
+          <w:szCs w:val="32"/>
+          <w:vertAlign w:val="superscript"/>
+        </w:rPr>
+        <w:t xml:space="preserve"> </w:t>
+      </w:r>
+      <w:proofErr w:type="spellStart"/>
+      <w:r>
+        <w:rPr>
+          <w:rFonts w:ascii="Times New Roman" w:hAnsi="Times New Roman" w:cs="Times New Roman"/>
+          <w:b/>
+          <w:bCs/>
+          <w:sz w:val="32"/>
+          <w:szCs w:val="32"/>
+          <w:vertAlign w:val="superscript"/>
+        </w:rPr>
+        <w:t>memilih</w:t>
+      </w:r>
+      <w:proofErr w:type="spellEnd"/>
+      <w:r>
+        <w:rPr>
+          <w:rFonts w:ascii="Times New Roman" w:hAnsi="Times New Roman" w:cs="Times New Roman"/>
+          <w:b/>
+          <w:bCs/>
+          <w:sz w:val="32"/>
+          <w:szCs w:val="32"/>
+          <w:vertAlign w:val="superscript"/>
+        </w:rPr>
+        <w:t xml:space="preserve"> data stream yang </w:t>
+      </w:r>
+      <w:proofErr w:type="spellStart"/>
+      <w:r>
+        <w:rPr>
+          <w:rFonts w:ascii="Times New Roman" w:hAnsi="Times New Roman" w:cs="Times New Roman"/>
+          <w:b/>
+          <w:bCs/>
+          <w:sz w:val="32"/>
+          <w:szCs w:val="32"/>
+          <w:vertAlign w:val="superscript"/>
+        </w:rPr>
+        <w:t>masih</w:t>
+      </w:r>
+      <w:proofErr w:type="spellEnd"/>
+      <w:r>
+        <w:rPr>
+          <w:rFonts w:ascii="Times New Roman" w:hAnsi="Times New Roman" w:cs="Times New Roman"/>
+          <w:b/>
+          <w:bCs/>
+          <w:sz w:val="32"/>
+          <w:szCs w:val="32"/>
+          <w:vertAlign w:val="superscript"/>
+        </w:rPr>
+        <w:t xml:space="preserve"> </w:t>
+      </w:r>
+      <w:proofErr w:type="spellStart"/>
+      <w:r>
+        <w:rPr>
+          <w:rFonts w:ascii="Times New Roman" w:hAnsi="Times New Roman" w:cs="Times New Roman"/>
+          <w:b/>
+          <w:bCs/>
+          <w:sz w:val="32"/>
+          <w:szCs w:val="32"/>
+          <w:vertAlign w:val="superscript"/>
+        </w:rPr>
+        <w:t>belum</w:t>
+      </w:r>
+      <w:proofErr w:type="spellEnd"/>
+      <w:r>
+        <w:rPr>
+          <w:rFonts w:ascii="Times New Roman" w:hAnsi="Times New Roman" w:cs="Times New Roman"/>
+          <w:b/>
+          <w:bCs/>
+          <w:sz w:val="32"/>
+          <w:szCs w:val="32"/>
+          <w:vertAlign w:val="superscript"/>
+        </w:rPr>
+        <w:t xml:space="preserve"> </w:t>
+      </w:r>
+      <w:proofErr w:type="spellStart"/>
+      <w:r>
+        <w:rPr>
+          <w:rFonts w:ascii="Times New Roman" w:hAnsi="Times New Roman" w:cs="Times New Roman"/>
+          <w:b/>
+          <w:bCs/>
+          <w:sz w:val="32"/>
+          <w:szCs w:val="32"/>
+          <w:vertAlign w:val="superscript"/>
+        </w:rPr>
+        <w:t>ada</w:t>
+      </w:r>
+      <w:proofErr w:type="spellEnd"/>
+      <w:r>
+        <w:rPr>
+          <w:rFonts w:ascii="Times New Roman" w:hAnsi="Times New Roman" w:cs="Times New Roman"/>
+          <w:b/>
+          <w:bCs/>
+          <w:sz w:val="32"/>
+          <w:szCs w:val="32"/>
+          <w:vertAlign w:val="superscript"/>
+        </w:rPr>
+        <w:t xml:space="preserve"> </w:t>
+      </w:r>
+      <w:proofErr w:type="spellStart"/>
+      <w:r>
+        <w:rPr>
+          <w:rFonts w:ascii="Times New Roman" w:hAnsi="Times New Roman" w:cs="Times New Roman"/>
+          <w:b/>
+          <w:bCs/>
+          <w:sz w:val="32"/>
+          <w:szCs w:val="32"/>
+          <w:vertAlign w:val="superscript"/>
+        </w:rPr>
+        <w:t>apada</w:t>
+      </w:r>
+      <w:proofErr w:type="spellEnd"/>
+      <w:r>
+        <w:rPr>
+          <w:rFonts w:ascii="Times New Roman" w:hAnsi="Times New Roman" w:cs="Times New Roman"/>
+          <w:b/>
+          <w:bCs/>
+          <w:sz w:val="32"/>
+          <w:szCs w:val="32"/>
+          <w:vertAlign w:val="superscript"/>
+        </w:rPr>
+        <w:t xml:space="preserve"> </w:t>
+      </w:r>
+      <w:proofErr w:type="spellStart"/>
+      <w:r>
+        <w:rPr>
+          <w:rFonts w:ascii="Times New Roman" w:hAnsi="Times New Roman" w:cs="Times New Roman"/>
+          <w:b/>
+          <w:bCs/>
+          <w:sz w:val="32"/>
+          <w:szCs w:val="32"/>
+          <w:vertAlign w:val="superscript"/>
+        </w:rPr>
+        <w:t>tabel</w:t>
+      </w:r>
+      <w:proofErr w:type="spellEnd"/>
+      <w:r>
+        <w:rPr>
+          <w:rFonts w:ascii="Times New Roman" w:hAnsi="Times New Roman" w:cs="Times New Roman"/>
+          <w:b/>
+          <w:bCs/>
+          <w:sz w:val="32"/>
+          <w:szCs w:val="32"/>
+          <w:vertAlign w:val="superscript"/>
+        </w:rPr>
+        <w:t xml:space="preserve"> </w:t>
+      </w:r>
+      <w:proofErr w:type="spellStart"/>
+      <w:r>
+        <w:rPr>
+          <w:rFonts w:ascii="Times New Roman" w:hAnsi="Times New Roman" w:cs="Times New Roman"/>
+          <w:b/>
+          <w:bCs/>
+          <w:sz w:val="32"/>
+          <w:szCs w:val="32"/>
+          <w:vertAlign w:val="superscript"/>
+        </w:rPr>
+        <w:t>dimEmployees</w:t>
+      </w:r>
+      <w:proofErr w:type="spellEnd"/>
+      <w:r>
+        <w:rPr>
+          <w:rFonts w:ascii="Times New Roman" w:hAnsi="Times New Roman" w:cs="Times New Roman"/>
+          <w:b/>
+          <w:bCs/>
+          <w:sz w:val="32"/>
+          <w:szCs w:val="32"/>
+          <w:vertAlign w:val="superscript"/>
+        </w:rPr>
+        <w:t>.</w:t>
+      </w:r>
+    </w:p>
+    <w:p>
+      <w:pPr>
+        <w:pStyle w:val="ListParagraph"/>
+        <w:numPr>
+          <w:ilvl w:val="0"/>
+          <w:numId w:val="28"/>
+        </w:numPr>
+        <w:jc w:val="both"/>
+        <w:rPr>
+          <w:rFonts w:ascii="Times New Roman" w:hAnsi="Times New Roman" w:cs="Times New Roman"/>
+          <w:b/>
+          <w:bCs/>
+          <w:sz w:val="32"/>
+          <w:szCs w:val="32"/>
+          <w:vertAlign w:val="superscript"/>
+        </w:rPr>
+      </w:pPr>
+      <w:r>
+        <w:rPr>
+          <w:rFonts w:ascii="Times New Roman" w:hAnsi="Times New Roman" w:cs="Times New Roman"/>
+          <w:b/>
+          <w:bCs/>
+          <w:sz w:val="32"/>
+          <w:szCs w:val="32"/>
+          <w:vertAlign w:val="superscript"/>
+        </w:rPr>
+        <w:t xml:space="preserve">Table output: </w:t>
+      </w:r>
+      <w:proofErr w:type="spellStart"/>
+      <w:r>
+        <w:rPr>
+          <w:rFonts w:ascii="Times New Roman" w:hAnsi="Times New Roman" w:cs="Times New Roman"/>
+          <w:b/>
+          <w:bCs/>
+          <w:sz w:val="32"/>
+          <w:szCs w:val="32"/>
+          <w:vertAlign w:val="superscript"/>
+        </w:rPr>
+        <w:t>Memasukkan</w:t>
+      </w:r>
+      <w:proofErr w:type="spellEnd"/>
+      <w:r>
+        <w:rPr>
+          <w:rFonts w:ascii="Times New Roman" w:hAnsi="Times New Roman" w:cs="Times New Roman"/>
+          <w:b/>
+          <w:bCs/>
+          <w:sz w:val="32"/>
+          <w:szCs w:val="32"/>
+          <w:vertAlign w:val="superscript"/>
+        </w:rPr>
+        <w:t xml:space="preserve"> data </w:t>
+      </w:r>
+      <w:proofErr w:type="spellStart"/>
+      <w:r>
+        <w:rPr>
+          <w:rFonts w:ascii="Times New Roman" w:hAnsi="Times New Roman" w:cs="Times New Roman"/>
+          <w:b/>
+          <w:bCs/>
+          <w:sz w:val="32"/>
+          <w:szCs w:val="32"/>
+          <w:vertAlign w:val="superscript"/>
+        </w:rPr>
+        <w:t>ke</w:t>
+      </w:r>
+      <w:proofErr w:type="spellEnd"/>
+      <w:r>
+        <w:rPr>
+          <w:rFonts w:ascii="Times New Roman" w:hAnsi="Times New Roman" w:cs="Times New Roman"/>
+          <w:b/>
+          <w:bCs/>
+          <w:sz w:val="32"/>
+          <w:szCs w:val="32"/>
+          <w:vertAlign w:val="superscript"/>
+        </w:rPr>
+        <w:t xml:space="preserve"> </w:t>
+      </w:r>
+      <w:proofErr w:type="spellStart"/>
+      <w:r>
+        <w:rPr>
+          <w:rFonts w:ascii="Times New Roman" w:hAnsi="Times New Roman" w:cs="Times New Roman"/>
+          <w:b/>
+          <w:bCs/>
+          <w:sz w:val="32"/>
+          <w:szCs w:val="32"/>
+          <w:vertAlign w:val="superscript"/>
+        </w:rPr>
+        <w:t>dalam</w:t>
+      </w:r>
+      <w:proofErr w:type="spellEnd"/>
+      <w:r>
+        <w:rPr>
+          <w:rFonts w:ascii="Times New Roman" w:hAnsi="Times New Roman" w:cs="Times New Roman"/>
+          <w:b/>
+          <w:bCs/>
+          <w:sz w:val="32"/>
+          <w:szCs w:val="32"/>
+          <w:vertAlign w:val="superscript"/>
+        </w:rPr>
+        <w:t xml:space="preserve"> </w:t>
+      </w:r>
+      <w:proofErr w:type="spellStart"/>
+      <w:r>
+        <w:rPr>
+          <w:rFonts w:ascii="Times New Roman" w:hAnsi="Times New Roman" w:cs="Times New Roman"/>
+          <w:b/>
+          <w:bCs/>
+          <w:sz w:val="32"/>
+          <w:szCs w:val="32"/>
+          <w:vertAlign w:val="superscript"/>
+        </w:rPr>
+        <w:t>tavle</w:t>
+      </w:r>
+      <w:proofErr w:type="spellEnd"/>
+      <w:r>
+        <w:rPr>
+          <w:rFonts w:ascii="Times New Roman" w:hAnsi="Times New Roman" w:cs="Times New Roman"/>
+          <w:b/>
+          <w:bCs/>
+          <w:sz w:val="32"/>
+          <w:szCs w:val="32"/>
+          <w:vertAlign w:val="superscript"/>
+        </w:rPr>
+        <w:t xml:space="preserve"> </w:t>
+      </w:r>
+      <w:proofErr w:type="spellStart"/>
+      <w:r>
+        <w:rPr>
+          <w:rFonts w:ascii="Times New Roman" w:hAnsi="Times New Roman" w:cs="Times New Roman"/>
+          <w:b/>
+          <w:bCs/>
+          <w:sz w:val="32"/>
+          <w:szCs w:val="32"/>
+          <w:vertAlign w:val="superscript"/>
+        </w:rPr>
+        <w:t>dimEmployees</w:t>
+      </w:r>
+      <w:proofErr w:type="spellEnd"/>
+    </w:p>
+    <w:p>
+      <w:pPr>
+        <w:pStyle w:val="ListParagraph"/>
+        <w:ind w:left="2160"/>
+        <w:jc w:val="both"/>
+        <w:rPr>
+          <w:rFonts w:ascii="Times New Roman" w:hAnsi="Times New Roman" w:cs="Times New Roman"/>
+          <w:b/>
+          <w:bCs/>
+          <w:sz w:val="32"/>
+          <w:szCs w:val="32"/>
+          <w:vertAlign w:val="superscript"/>
+        </w:rPr>
+      </w:pPr>
+      <w:r>
+        <w:rPr>
+          <w:rFonts w:ascii="Times New Roman" w:hAnsi="Times New Roman" w:cs="Times New Roman"/>
+          <w:b/>
+          <w:bCs/>
+          <w:sz w:val="32"/>
+          <w:szCs w:val="32"/>
+          <w:vertAlign w:val="superscript"/>
+        </w:rPr>
+        <w:drawing>
+          <wp:inline distT="0" distB="0" distL="0" distR="0" wp14:anchorId="010A282D" wp14:editId="24CD3D53">
+            <wp:extent cx="2182483" cy="2669887"/>
+            <wp:effectExtent l="0" t="0" r="8890" b="0"/>
+            <wp:docPr id="48" name="Picture 48"/>
+            <wp:cNvGraphicFramePr>
+              <a:graphicFrameLocks xmlns:a="http://schemas.openxmlformats.org/drawingml/2006/main" noChangeAspect="1"/>
+            </wp:cNvGraphicFramePr>
+            <a:graphic xmlns:a="http://schemas.openxmlformats.org/drawingml/2006/main">
+              <a:graphicData uri="http://schemas.openxmlformats.org/drawingml/2006/picture">
+                <pic:pic xmlns:pic="http://schemas.openxmlformats.org/drawingml/2006/picture">
+                  <pic:nvPicPr>
+                    <pic:cNvPr id="1" name=""/>
+                    <pic:cNvPicPr/>
+                  </pic:nvPicPr>
+                  <pic:blipFill>
+                    <a:blip r:embed="rId65"/>
+                    <a:stretch>
+                      <a:fillRect/>
+                    </a:stretch>
+                  </pic:blipFill>
+                  <pic:spPr>
+                    <a:xfrm>
+                      <a:off x="0" y="0"/>
+                      <a:ext cx="2190260" cy="2679401"/>
+                    </a:xfrm>
+                    <a:prstGeom prst="rect">
+                      <a:avLst/>
+                    </a:prstGeom>
+                  </pic:spPr>
+                </pic:pic>
+              </a:graphicData>
+            </a:graphic>
+          </wp:inline>
+        </w:drawing>
+      </w:r>
+    </w:p>
+    <w:p>
+      <w:pPr>
+        <w:pStyle w:val="ListParagraph"/>
+        <w:numPr>
+          <w:ilvl w:val="1"/>
+          <w:numId w:val="7"/>
+        </w:numPr>
+        <w:jc w:val="both"/>
+        <w:rPr>
+          <w:rFonts w:ascii="Times New Roman" w:hAnsi="Times New Roman" w:cs="Times New Roman"/>
+          <w:b/>
+          <w:bCs/>
+          <w:sz w:val="32"/>
+          <w:szCs w:val="32"/>
+          <w:vertAlign w:val="superscript"/>
+        </w:rPr>
+      </w:pPr>
+      <w:proofErr w:type="spellStart"/>
+      <w:r>
+        <w:t>Konfigurasi</w:t>
+      </w:r>
+      <w:proofErr w:type="spellEnd"/>
+      <w:r>
+        <w:t xml:space="preserve"> pada table input </w:t>
+      </w:r>
+      <w:proofErr w:type="spellStart"/>
+      <w:r>
+        <w:t>dengan</w:t>
+      </w:r>
+      <w:proofErr w:type="spellEnd"/>
+      <w:r>
+        <w:t xml:space="preserve"> </w:t>
+      </w:r>
+      <w:proofErr w:type="spellStart"/>
+      <w:r>
+        <w:t>menghubungkan</w:t>
+      </w:r>
+      <w:proofErr w:type="spellEnd"/>
+      <w:r>
+        <w:t xml:space="preserve"> Connection pada </w:t>
+      </w:r>
+      <w:proofErr w:type="spellStart"/>
+      <w:r>
+        <w:t>konesi</w:t>
+      </w:r>
+      <w:proofErr w:type="spellEnd"/>
+      <w:r>
+        <w:t xml:space="preserve"> </w:t>
+      </w:r>
+      <w:proofErr w:type="spellStart"/>
+      <w:r>
+        <w:t>conn_oltp_resources</w:t>
+      </w:r>
+      <w:proofErr w:type="spellEnd"/>
+      <w:r>
+        <w:t xml:space="preserve">. </w:t>
+      </w:r>
+      <w:proofErr w:type="spellStart"/>
+      <w:r>
+        <w:t>Untuk</w:t>
+      </w:r>
+      <w:proofErr w:type="spellEnd"/>
+      <w:r>
+        <w:t xml:space="preserve"> </w:t>
+      </w:r>
+      <w:proofErr w:type="spellStart"/>
+      <w:r>
+        <w:t>mengambil</w:t>
+      </w:r>
+      <w:proofErr w:type="spellEnd"/>
+      <w:r>
+        <w:t xml:space="preserve"> data </w:t>
+      </w:r>
+      <w:proofErr w:type="spellStart"/>
+      <w:r>
+        <w:t>sumber</w:t>
+      </w:r>
+      <w:proofErr w:type="spellEnd"/>
+      <w:r>
+        <w:t xml:space="preserve"> </w:t>
+      </w:r>
+      <w:proofErr w:type="spellStart"/>
+      <w:r>
+        <w:t>menggunakan</w:t>
+      </w:r>
+      <w:proofErr w:type="spellEnd"/>
+      <w:r>
+        <w:t xml:space="preserve"> query </w:t>
+      </w:r>
+      <w:proofErr w:type="spellStart"/>
+      <w:r>
+        <w:t>dibawah</w:t>
+      </w:r>
+      <w:proofErr w:type="spellEnd"/>
+      <w:r>
+        <w:t xml:space="preserve"> </w:t>
+      </w:r>
+      <w:proofErr w:type="spellStart"/>
+      <w:r>
+        <w:t>ini</w:t>
+      </w:r>
+      <w:proofErr w:type="spellEnd"/>
+      <w:r>
+        <w:t xml:space="preserve">. My </w:t>
+      </w:r>
+      <w:proofErr w:type="gramStart"/>
+      <w:r>
+        <w:t>Answer :</w:t>
+      </w:r>
+      <w:proofErr w:type="gramEnd"/>
+    </w:p>
+    <w:p>
+      <w:pPr>
+        <w:pStyle w:val="ListParagraph"/>
+        <w:ind w:left="1440"/>
+        <w:jc w:val="both"/>
+        <w:rPr>
+          <w:rFonts w:ascii="Times New Roman" w:hAnsi="Times New Roman" w:cs="Times New Roman"/>
+          <w:b/>
+          <w:bCs/>
+          <w:sz w:val="32"/>
+          <w:szCs w:val="32"/>
+          <w:vertAlign w:val="superscript"/>
+        </w:rPr>
+      </w:pPr>
+      <w:r>
+        <w:rPr>
+          <w:noProof/>
+        </w:rPr>
+        <w:drawing>
+          <wp:inline distT="0" distB="0" distL="0" distR="0" wp14:anchorId="394543B6" wp14:editId="0EAC2448">
+            <wp:extent cx="2484408" cy="526211"/>
+            <wp:effectExtent l="0" t="0" r="0" b="7620"/>
+            <wp:docPr id="905403928" name="Picture 1"/>
+            <wp:cNvGraphicFramePr/>
+            <a:graphic xmlns:a="http://schemas.openxmlformats.org/drawingml/2006/main">
+              <a:graphicData uri="http://schemas.openxmlformats.org/drawingml/2006/picture">
+                <pic:pic xmlns:pic="http://schemas.openxmlformats.org/drawingml/2006/picture">
+                  <pic:nvPicPr>
+                    <pic:cNvPr id="905403928" name="Picture 1"/>
+                    <pic:cNvPicPr/>
+                  </pic:nvPicPr>
+                  <pic:blipFill>
+                    <a:blip r:embed="rId66"/>
+                    <a:stretch>
+                      <a:fillRect/>
+                    </a:stretch>
+                  </pic:blipFill>
+                  <pic:spPr>
+                    <a:xfrm>
+                      <a:off x="0" y="0"/>
+                      <a:ext cx="2495819" cy="528628"/>
+                    </a:xfrm>
+                    <a:prstGeom prst="rect">
+                      <a:avLst/>
+                    </a:prstGeom>
+                  </pic:spPr>
+                </pic:pic>
+              </a:graphicData>
+            </a:graphic>
+          </wp:inline>
+        </w:drawing>
+      </w:r>
+    </w:p>
+    <w:p>
+      <w:pPr>
+        <w:pStyle w:val="ListParagraph"/>
+        <w:ind w:left="1440"/>
+        <w:jc w:val="both"/>
+        <w:rPr>
+          <w:rFonts w:ascii="Times New Roman" w:hAnsi="Times New Roman" w:cs="Times New Roman"/>
+          <w:b/>
+          <w:bCs/>
+          <w:sz w:val="32"/>
+          <w:szCs w:val="32"/>
+          <w:vertAlign w:val="superscript"/>
+        </w:rPr>
+      </w:pPr>
+    </w:p>
+    <w:p>
+      <w:pPr>
+        <w:pStyle w:val="ListParagraph"/>
+        <w:ind w:left="1440"/>
+        <w:jc w:val="both"/>
+        <w:rPr>
+          <w:rFonts w:ascii="Times New Roman" w:hAnsi="Times New Roman" w:cs="Times New Roman"/>
+          <w:b/>
+          <w:bCs/>
+          <w:sz w:val="32"/>
+          <w:szCs w:val="32"/>
+          <w:vertAlign w:val="superscript"/>
+        </w:rPr>
+      </w:pPr>
+      <w:r>
+        <w:rPr>
+          <w:rFonts w:ascii="Times New Roman" w:hAnsi="Times New Roman" w:cs="Times New Roman"/>
+          <w:b/>
+          <w:bCs/>
+          <w:sz w:val="32"/>
+          <w:szCs w:val="32"/>
+          <w:vertAlign w:val="superscript"/>
+        </w:rPr>
+        <w:drawing>
+          <wp:inline distT="0" distB="0" distL="0" distR="0" wp14:anchorId="412F0455" wp14:editId="3A97CE8D">
+            <wp:extent cx="4321778" cy="2806810"/>
+            <wp:effectExtent l="0" t="0" r="3175" b="0"/>
+            <wp:docPr id="50" name="Picture 50"/>
+            <wp:cNvGraphicFramePr>
+              <a:graphicFrameLocks xmlns:a="http://schemas.openxmlformats.org/drawingml/2006/main" noChangeAspect="1"/>
+            </wp:cNvGraphicFramePr>
+            <a:graphic xmlns:a="http://schemas.openxmlformats.org/drawingml/2006/main">
+              <a:graphicData uri="http://schemas.openxmlformats.org/drawingml/2006/picture">
+                <pic:pic xmlns:pic="http://schemas.openxmlformats.org/drawingml/2006/picture">
+                  <pic:nvPicPr>
+                    <pic:cNvPr id="1" name=""/>
+                    <pic:cNvPicPr/>
+                  </pic:nvPicPr>
+                  <pic:blipFill>
+                    <a:blip r:embed="rId67"/>
+                    <a:stretch>
+                      <a:fillRect/>
+                    </a:stretch>
+                  </pic:blipFill>
+                  <pic:spPr>
+                    <a:xfrm>
+                      <a:off x="0" y="0"/>
+                      <a:ext cx="4335101" cy="2815463"/>
+                    </a:xfrm>
+                    <a:prstGeom prst="rect">
+                      <a:avLst/>
+                    </a:prstGeom>
+                  </pic:spPr>
+                </pic:pic>
+              </a:graphicData>
+            </a:graphic>
+          </wp:inline>
+        </w:drawing>
+      </w:r>
+    </w:p>
+    <w:p>
+      <w:pPr>
+        <w:pStyle w:val="ListParagraph"/>
+        <w:ind w:left="1440"/>
+        <w:jc w:val="both"/>
+        <w:rPr>
+          <w:rFonts w:ascii="Times New Roman" w:hAnsi="Times New Roman" w:cs="Times New Roman"/>
+          <w:b/>
+          <w:bCs/>
+          <w:sz w:val="32"/>
+          <w:szCs w:val="32"/>
+          <w:vertAlign w:val="superscript"/>
+        </w:rPr>
+      </w:pPr>
+      <w:r>
+        <w:rPr>
+          <w:rFonts w:ascii="Times New Roman" w:hAnsi="Times New Roman" w:cs="Times New Roman"/>
+          <w:b/>
+          <w:bCs/>
+          <w:sz w:val="32"/>
+          <w:szCs w:val="32"/>
+          <w:vertAlign w:val="superscript"/>
+        </w:rPr>
+        <w:drawing>
+          <wp:inline distT="0" distB="0" distL="0" distR="0" wp14:anchorId="33BBEBCC" wp14:editId="7F9F6D89">
+            <wp:extent cx="4799857" cy="2540851"/>
+            <wp:effectExtent l="0" t="0" r="1270" b="0"/>
+            <wp:docPr id="49" name="Picture 49"/>
+            <wp:cNvGraphicFramePr>
+              <a:graphicFrameLocks xmlns:a="http://schemas.openxmlformats.org/drawingml/2006/main" noChangeAspect="1"/>
+            </wp:cNvGraphicFramePr>
+            <a:graphic xmlns:a="http://schemas.openxmlformats.org/drawingml/2006/main">
+              <a:graphicData uri="http://schemas.openxmlformats.org/drawingml/2006/picture">
+                <pic:pic xmlns:pic="http://schemas.openxmlformats.org/drawingml/2006/picture">
+                  <pic:nvPicPr>
+                    <pic:cNvPr id="1" name=""/>
+                    <pic:cNvPicPr/>
+                  </pic:nvPicPr>
+                  <pic:blipFill>
+                    <a:blip r:embed="rId68"/>
+                    <a:stretch>
+                      <a:fillRect/>
+                    </a:stretch>
+                  </pic:blipFill>
+                  <pic:spPr>
+                    <a:xfrm>
+                      <a:off x="0" y="0"/>
+                      <a:ext cx="4821532" cy="2552325"/>
+                    </a:xfrm>
+                    <a:prstGeom prst="rect">
+                      <a:avLst/>
+                    </a:prstGeom>
+                  </pic:spPr>
+                </pic:pic>
+              </a:graphicData>
+            </a:graphic>
+          </wp:inline>
+        </w:drawing>
+      </w:r>
+    </w:p>
+    <w:p>
+      <w:pPr>
+        <w:pStyle w:val="ListParagraph"/>
+        <w:numPr>
+          <w:ilvl w:val="1"/>
+          <w:numId w:val="7"/>
+        </w:numPr>
+        <w:jc w:val="both"/>
+        <w:rPr>
+          <w:rFonts w:ascii="Times New Roman" w:hAnsi="Times New Roman" w:cs="Times New Roman"/>
+          <w:b/>
+          <w:bCs/>
+          <w:sz w:val="32"/>
+          <w:szCs w:val="32"/>
+          <w:vertAlign w:val="superscript"/>
+        </w:rPr>
+      </w:pPr>
+      <w:proofErr w:type="spellStart"/>
+      <w:r>
+        <w:rPr>
+          <w:rFonts w:ascii="Times New Roman" w:hAnsi="Times New Roman" w:cs="Times New Roman"/>
+          <w:b/>
+          <w:bCs/>
+          <w:sz w:val="32"/>
+          <w:szCs w:val="32"/>
+          <w:vertAlign w:val="superscript"/>
+        </w:rPr>
+        <w:t>Hubungkan</w:t>
+      </w:r>
+      <w:proofErr w:type="spellEnd"/>
+      <w:r>
+        <w:rPr>
+          <w:rFonts w:ascii="Times New Roman" w:hAnsi="Times New Roman" w:cs="Times New Roman"/>
+          <w:b/>
+          <w:bCs/>
+          <w:sz w:val="32"/>
+          <w:szCs w:val="32"/>
+          <w:vertAlign w:val="superscript"/>
+        </w:rPr>
+        <w:t xml:space="preserve"> output table input pada select values.</w:t>
+      </w:r>
+    </w:p>
+    <w:p>
+      <w:pPr>
+        <w:pStyle w:val="ListParagraph"/>
+        <w:ind w:left="1440"/>
+        <w:jc w:val="both"/>
+        <w:rPr>
+          <w:rFonts w:ascii="Times New Roman" w:hAnsi="Times New Roman" w:cs="Times New Roman"/>
+          <w:b/>
+          <w:bCs/>
+          <w:sz w:val="32"/>
+          <w:szCs w:val="32"/>
+          <w:vertAlign w:val="superscript"/>
+        </w:rPr>
+      </w:pPr>
+      <w:r>
+        <w:rPr>
+          <w:rFonts w:ascii="Times New Roman" w:hAnsi="Times New Roman" w:cs="Times New Roman"/>
+          <w:b/>
+          <w:bCs/>
+          <w:sz w:val="32"/>
+          <w:szCs w:val="32"/>
+          <w:vertAlign w:val="superscript"/>
+        </w:rPr>
+        <w:t xml:space="preserve">My </w:t>
+      </w:r>
+      <w:proofErr w:type="gramStart"/>
+      <w:r>
+        <w:rPr>
+          <w:rFonts w:ascii="Times New Roman" w:hAnsi="Times New Roman" w:cs="Times New Roman"/>
+          <w:b/>
+          <w:bCs/>
+          <w:sz w:val="32"/>
+          <w:szCs w:val="32"/>
+          <w:vertAlign w:val="superscript"/>
+        </w:rPr>
+        <w:t>Answer :</w:t>
+      </w:r>
+      <w:proofErr w:type="gramEnd"/>
+    </w:p>
+    <w:p>
+      <w:pPr>
+        <w:pStyle w:val="ListParagraph"/>
+        <w:ind w:left="1440"/>
+        <w:jc w:val="both"/>
+        <w:rPr>
+          <w:rFonts w:ascii="Times New Roman" w:hAnsi="Times New Roman" w:cs="Times New Roman"/>
+          <w:b/>
+          <w:bCs/>
+          <w:sz w:val="32"/>
+          <w:szCs w:val="32"/>
+          <w:vertAlign w:val="superscript"/>
+        </w:rPr>
+      </w:pPr>
+      <w:r>
+        <w:rPr>
+          <w:rFonts w:ascii="Times New Roman" w:hAnsi="Times New Roman" w:cs="Times New Roman"/>
+          <w:b/>
+          <w:bCs/>
+          <w:sz w:val="32"/>
+          <w:szCs w:val="32"/>
+          <w:vertAlign w:val="superscript"/>
+        </w:rPr>
+        <w:drawing>
+          <wp:inline distT="0" distB="0" distL="0" distR="0" wp14:anchorId="7B5B9C8E" wp14:editId="6C76EE93">
+            <wp:extent cx="1758481" cy="1132485"/>
+            <wp:effectExtent l="0" t="0" r="0" b="0"/>
+            <wp:docPr id="51" name="Picture 51"/>
+            <wp:cNvGraphicFramePr>
+              <a:graphicFrameLocks xmlns:a="http://schemas.openxmlformats.org/drawingml/2006/main" noChangeAspect="1"/>
+            </wp:cNvGraphicFramePr>
+            <a:graphic xmlns:a="http://schemas.openxmlformats.org/drawingml/2006/main">
+              <a:graphicData uri="http://schemas.openxmlformats.org/drawingml/2006/picture">
+                <pic:pic xmlns:pic="http://schemas.openxmlformats.org/drawingml/2006/picture">
+                  <pic:nvPicPr>
+                    <pic:cNvPr id="1" name=""/>
+                    <pic:cNvPicPr/>
+                  </pic:nvPicPr>
+                  <pic:blipFill>
+                    <a:blip r:embed="rId69"/>
+                    <a:stretch>
+                      <a:fillRect/>
+                    </a:stretch>
+                  </pic:blipFill>
+                  <pic:spPr>
+                    <a:xfrm>
+                      <a:off x="0" y="0"/>
+                      <a:ext cx="1767081" cy="1138023"/>
+                    </a:xfrm>
+                    <a:prstGeom prst="rect">
+                      <a:avLst/>
+                    </a:prstGeom>
+                  </pic:spPr>
+                </pic:pic>
+              </a:graphicData>
+            </a:graphic>
+          </wp:inline>
+        </w:drawing>
+      </w:r>
+    </w:p>
+    <w:p>
+      <w:pPr>
+        <w:pStyle w:val="ListParagraph"/>
+        <w:numPr>
+          <w:ilvl w:val="1"/>
+          <w:numId w:val="7"/>
+        </w:numPr>
+        <w:rPr>
+          <w:rFonts w:ascii="Times New Roman" w:hAnsi="Times New Roman" w:cs="Times New Roman"/>
+          <w:b/>
+          <w:bCs/>
+          <w:sz w:val="32"/>
+          <w:szCs w:val="32"/>
+          <w:vertAlign w:val="superscript"/>
+        </w:rPr>
+      </w:pPr>
+      <w:proofErr w:type="spellStart"/>
+      <w:r>
+        <w:rPr>
+          <w:rFonts w:ascii="Times New Roman" w:hAnsi="Times New Roman" w:cs="Times New Roman"/>
+          <w:b/>
+          <w:bCs/>
+          <w:sz w:val="32"/>
+          <w:szCs w:val="32"/>
+          <w:vertAlign w:val="superscript"/>
+        </w:rPr>
+        <w:t>Konfigurasi</w:t>
+      </w:r>
+      <w:proofErr w:type="spellEnd"/>
+      <w:r>
+        <w:rPr>
+          <w:rFonts w:ascii="Times New Roman" w:hAnsi="Times New Roman" w:cs="Times New Roman"/>
+          <w:b/>
+          <w:bCs/>
+          <w:sz w:val="32"/>
+          <w:szCs w:val="32"/>
+          <w:vertAlign w:val="superscript"/>
+        </w:rPr>
+        <w:t xml:space="preserve"> pada Select values </w:t>
+      </w:r>
+      <w:proofErr w:type="spellStart"/>
+      <w:r>
+        <w:rPr>
+          <w:rFonts w:ascii="Times New Roman" w:hAnsi="Times New Roman" w:cs="Times New Roman"/>
+          <w:b/>
+          <w:bCs/>
+          <w:sz w:val="32"/>
+          <w:szCs w:val="32"/>
+          <w:vertAlign w:val="superscript"/>
+        </w:rPr>
+        <w:t>yaitu</w:t>
+      </w:r>
+      <w:proofErr w:type="spellEnd"/>
+      <w:r>
+        <w:rPr>
+          <w:rFonts w:ascii="Times New Roman" w:hAnsi="Times New Roman" w:cs="Times New Roman"/>
+          <w:b/>
+          <w:bCs/>
+          <w:sz w:val="32"/>
+          <w:szCs w:val="32"/>
+          <w:vertAlign w:val="superscript"/>
+        </w:rPr>
+        <w:t xml:space="preserve"> </w:t>
+      </w:r>
+      <w:proofErr w:type="spellStart"/>
+      <w:r>
+        <w:rPr>
+          <w:rFonts w:ascii="Times New Roman" w:hAnsi="Times New Roman" w:cs="Times New Roman"/>
+          <w:b/>
+          <w:bCs/>
+          <w:sz w:val="32"/>
+          <w:szCs w:val="32"/>
+          <w:vertAlign w:val="superscript"/>
+        </w:rPr>
+        <w:t>mengambil</w:t>
+      </w:r>
+      <w:proofErr w:type="spellEnd"/>
+      <w:r>
+        <w:rPr>
+          <w:rFonts w:ascii="Times New Roman" w:hAnsi="Times New Roman" w:cs="Times New Roman"/>
+          <w:b/>
+          <w:bCs/>
+          <w:sz w:val="32"/>
+          <w:szCs w:val="32"/>
+          <w:vertAlign w:val="superscript"/>
+        </w:rPr>
+        <w:t xml:space="preserve"> data </w:t>
+      </w:r>
+      <w:proofErr w:type="spellStart"/>
+      <w:r>
+        <w:rPr>
+          <w:rFonts w:ascii="Times New Roman" w:hAnsi="Times New Roman" w:cs="Times New Roman"/>
+          <w:b/>
+          <w:bCs/>
+          <w:sz w:val="32"/>
+          <w:szCs w:val="32"/>
+          <w:vertAlign w:val="superscript"/>
+        </w:rPr>
+        <w:t>dari</w:t>
+      </w:r>
+      <w:proofErr w:type="spellEnd"/>
+      <w:r>
+        <w:rPr>
+          <w:rFonts w:ascii="Times New Roman" w:hAnsi="Times New Roman" w:cs="Times New Roman"/>
+          <w:b/>
+          <w:bCs/>
+          <w:sz w:val="32"/>
+          <w:szCs w:val="32"/>
+          <w:vertAlign w:val="superscript"/>
+        </w:rPr>
+        <w:t xml:space="preserve"> field </w:t>
+      </w:r>
+      <w:proofErr w:type="spellStart"/>
+      <w:r>
+        <w:rPr>
+          <w:rFonts w:ascii="Times New Roman" w:hAnsi="Times New Roman" w:cs="Times New Roman"/>
+          <w:b/>
+          <w:bCs/>
+          <w:sz w:val="32"/>
+          <w:szCs w:val="32"/>
+          <w:vertAlign w:val="superscript"/>
+        </w:rPr>
+        <w:t>employeenumber</w:t>
+      </w:r>
+      <w:proofErr w:type="spellEnd"/>
+      <w:r>
+        <w:rPr>
+          <w:rFonts w:ascii="Times New Roman" w:hAnsi="Times New Roman" w:cs="Times New Roman"/>
+          <w:b/>
+          <w:bCs/>
+          <w:sz w:val="32"/>
+          <w:szCs w:val="32"/>
+          <w:vertAlign w:val="superscript"/>
+        </w:rPr>
+        <w:t xml:space="preserve">, </w:t>
+      </w:r>
+      <w:proofErr w:type="spellStart"/>
+      <w:r>
+        <w:rPr>
+          <w:rFonts w:ascii="Times New Roman" w:hAnsi="Times New Roman" w:cs="Times New Roman"/>
+          <w:b/>
+          <w:bCs/>
+          <w:sz w:val="32"/>
+          <w:szCs w:val="32"/>
+          <w:vertAlign w:val="superscript"/>
+        </w:rPr>
+        <w:t>lastname</w:t>
+      </w:r>
+      <w:proofErr w:type="spellEnd"/>
+      <w:r>
+        <w:rPr>
+          <w:rFonts w:ascii="Times New Roman" w:hAnsi="Times New Roman" w:cs="Times New Roman"/>
+          <w:b/>
+          <w:bCs/>
+          <w:sz w:val="32"/>
+          <w:szCs w:val="32"/>
+          <w:vertAlign w:val="superscript"/>
+        </w:rPr>
+        <w:t xml:space="preserve">, </w:t>
+      </w:r>
+      <w:proofErr w:type="spellStart"/>
+      <w:r>
+        <w:rPr>
+          <w:rFonts w:ascii="Times New Roman" w:hAnsi="Times New Roman" w:cs="Times New Roman"/>
+          <w:b/>
+          <w:bCs/>
+          <w:sz w:val="32"/>
+          <w:szCs w:val="32"/>
+          <w:vertAlign w:val="superscript"/>
+        </w:rPr>
+        <w:t>firstname</w:t>
+      </w:r>
+      <w:proofErr w:type="spellEnd"/>
+      <w:r>
+        <w:rPr>
+          <w:rFonts w:ascii="Times New Roman" w:hAnsi="Times New Roman" w:cs="Times New Roman"/>
+          <w:b/>
+          <w:bCs/>
+          <w:sz w:val="32"/>
+          <w:szCs w:val="32"/>
+          <w:vertAlign w:val="superscript"/>
+        </w:rPr>
+        <w:t xml:space="preserve">, </w:t>
+      </w:r>
+      <w:proofErr w:type="spellStart"/>
+      <w:proofErr w:type="gramStart"/>
+      <w:r>
+        <w:rPr>
+          <w:rFonts w:ascii="Times New Roman" w:hAnsi="Times New Roman" w:cs="Times New Roman"/>
+          <w:b/>
+          <w:bCs/>
+          <w:sz w:val="32"/>
+          <w:szCs w:val="32"/>
+          <w:vertAlign w:val="superscript"/>
+        </w:rPr>
+        <w:t>jobtitle</w:t>
+      </w:r>
+      <w:proofErr w:type="spellEnd"/>
+      <w:r>
+        <w:rPr>
+          <w:rFonts w:ascii="Times New Roman" w:hAnsi="Times New Roman" w:cs="Times New Roman"/>
+          <w:b/>
+          <w:bCs/>
+          <w:sz w:val="32"/>
+          <w:szCs w:val="32"/>
+          <w:vertAlign w:val="superscript"/>
+        </w:rPr>
+        <w:t xml:space="preserve"> ,</w:t>
+      </w:r>
+      <w:proofErr w:type="gramEnd"/>
+      <w:r>
+        <w:rPr>
+          <w:rFonts w:ascii="Times New Roman" w:hAnsi="Times New Roman" w:cs="Times New Roman"/>
+          <w:b/>
+          <w:bCs/>
+          <w:sz w:val="32"/>
+          <w:szCs w:val="32"/>
+          <w:vertAlign w:val="superscript"/>
+        </w:rPr>
+        <w:t xml:space="preserve"> lastname_1 dan firstname_1 </w:t>
+      </w:r>
+      <w:proofErr w:type="spellStart"/>
+      <w:r>
+        <w:rPr>
+          <w:rFonts w:ascii="Times New Roman" w:hAnsi="Times New Roman" w:cs="Times New Roman"/>
+          <w:b/>
+          <w:bCs/>
+          <w:sz w:val="32"/>
+          <w:szCs w:val="32"/>
+          <w:vertAlign w:val="superscript"/>
+        </w:rPr>
+        <w:t>sebagai</w:t>
+      </w:r>
+      <w:proofErr w:type="spellEnd"/>
+      <w:r>
+        <w:rPr>
+          <w:rFonts w:ascii="Times New Roman" w:hAnsi="Times New Roman" w:cs="Times New Roman"/>
+          <w:b/>
+          <w:bCs/>
+          <w:sz w:val="32"/>
+          <w:szCs w:val="32"/>
+          <w:vertAlign w:val="superscript"/>
+        </w:rPr>
+        <w:t xml:space="preserve"> data stream yang </w:t>
+      </w:r>
+      <w:proofErr w:type="spellStart"/>
+      <w:r>
+        <w:rPr>
+          <w:rFonts w:ascii="Times New Roman" w:hAnsi="Times New Roman" w:cs="Times New Roman"/>
+          <w:b/>
+          <w:bCs/>
+          <w:sz w:val="32"/>
+          <w:szCs w:val="32"/>
+          <w:vertAlign w:val="superscript"/>
+        </w:rPr>
+        <w:t>digunakan</w:t>
+      </w:r>
+      <w:proofErr w:type="spellEnd"/>
+      <w:r>
+        <w:rPr>
+          <w:rFonts w:ascii="Times New Roman" w:hAnsi="Times New Roman" w:cs="Times New Roman"/>
+          <w:b/>
+          <w:bCs/>
+          <w:sz w:val="32"/>
+          <w:szCs w:val="32"/>
+          <w:vertAlign w:val="superscript"/>
+        </w:rPr>
+        <w:t xml:space="preserve"> pada proses ETL pada tab select &amp; alter.</w:t>
+      </w:r>
+    </w:p>
+    <w:p>
+      <w:pPr>
+        <w:pStyle w:val="ListParagraph"/>
+        <w:ind w:left="1440"/>
+        <w:jc w:val="both"/>
+        <w:rPr>
+          <w:rFonts w:ascii="Times New Roman" w:hAnsi="Times New Roman" w:cs="Times New Roman"/>
+          <w:b/>
+          <w:bCs/>
+          <w:sz w:val="32"/>
+          <w:szCs w:val="32"/>
+          <w:vertAlign w:val="superscript"/>
+        </w:rPr>
+      </w:pPr>
+      <w:r>
+        <w:rPr>
+          <w:rFonts w:ascii="Times New Roman" w:hAnsi="Times New Roman" w:cs="Times New Roman"/>
+          <w:b/>
+          <w:bCs/>
+          <w:sz w:val="32"/>
+          <w:szCs w:val="32"/>
+          <w:vertAlign w:val="superscript"/>
+        </w:rPr>
+        <w:t xml:space="preserve">My </w:t>
+      </w:r>
+      <w:proofErr w:type="gramStart"/>
+      <w:r>
+        <w:rPr>
+          <w:rFonts w:ascii="Times New Roman" w:hAnsi="Times New Roman" w:cs="Times New Roman"/>
+          <w:b/>
+          <w:bCs/>
+          <w:sz w:val="32"/>
+          <w:szCs w:val="32"/>
+          <w:vertAlign w:val="superscript"/>
+        </w:rPr>
+        <w:t>answer :</w:t>
+      </w:r>
+      <w:proofErr w:type="gramEnd"/>
+    </w:p>
+    <w:p>
+      <w:pPr>
+        <w:pStyle w:val="ListParagraph"/>
+        <w:ind w:left="1440"/>
+        <w:jc w:val="both"/>
+        <w:rPr>
+          <w:rFonts w:ascii="Times New Roman" w:hAnsi="Times New Roman" w:cs="Times New Roman"/>
+          <w:b/>
+          <w:bCs/>
+          <w:sz w:val="32"/>
+          <w:szCs w:val="32"/>
+          <w:vertAlign w:val="superscript"/>
+        </w:rPr>
+      </w:pPr>
+      <w:r>
+        <w:rPr>
+          <w:rFonts w:ascii="Times New Roman" w:hAnsi="Times New Roman" w:cs="Times New Roman"/>
+          <w:b/>
+          <w:bCs/>
+          <w:sz w:val="32"/>
+          <w:szCs w:val="32"/>
+          <w:vertAlign w:val="superscript"/>
+        </w:rPr>
+        <w:drawing>
+          <wp:inline distT="0" distB="0" distL="0" distR="0" wp14:anchorId="7032E98A" wp14:editId="7B2576D9">
+            <wp:extent cx="4061736" cy="3358830"/>
+            <wp:effectExtent l="0" t="0" r="0" b="0"/>
+            <wp:docPr id="52" name="Picture 52"/>
+            <wp:cNvGraphicFramePr>
+              <a:graphicFrameLocks xmlns:a="http://schemas.openxmlformats.org/drawingml/2006/main" noChangeAspect="1"/>
+            </wp:cNvGraphicFramePr>
+            <a:graphic xmlns:a="http://schemas.openxmlformats.org/drawingml/2006/main">
+              <a:graphicData uri="http://schemas.openxmlformats.org/drawingml/2006/picture">
+                <pic:pic xmlns:pic="http://schemas.openxmlformats.org/drawingml/2006/picture">
+                  <pic:nvPicPr>
+                    <pic:cNvPr id="1" name=""/>
+                    <pic:cNvPicPr/>
+                  </pic:nvPicPr>
+                  <pic:blipFill>
+                    <a:blip r:embed="rId70"/>
+                    <a:stretch>
+                      <a:fillRect/>
+                    </a:stretch>
+                  </pic:blipFill>
+                  <pic:spPr>
+                    <a:xfrm>
+                      <a:off x="0" y="0"/>
+                      <a:ext cx="4067112" cy="3363275"/>
+                    </a:xfrm>
+                    <a:prstGeom prst="rect">
+                      <a:avLst/>
+                    </a:prstGeom>
+                  </pic:spPr>
+                </pic:pic>
+              </a:graphicData>
+            </a:graphic>
+          </wp:inline>
+        </w:drawing>
+      </w:r>
+    </w:p>
+    <w:p>
+      <w:pPr>
+        <w:pStyle w:val="ListParagraph"/>
+        <w:ind w:left="1440"/>
+        <w:jc w:val="both"/>
+        <w:rPr>
+          <w:rFonts w:ascii="Times New Roman" w:hAnsi="Times New Roman" w:cs="Times New Roman"/>
+          <w:b/>
+          <w:bCs/>
+          <w:sz w:val="32"/>
+          <w:szCs w:val="32"/>
+          <w:vertAlign w:val="superscript"/>
+        </w:rPr>
+      </w:pPr>
+    </w:p>
+    <w:p>
+      <w:pPr>
+        <w:pStyle w:val="ListParagraph"/>
+        <w:numPr>
+          <w:ilvl w:val="1"/>
+          <w:numId w:val="7"/>
+        </w:numPr>
+        <w:jc w:val="both"/>
+        <w:rPr>
+          <w:rFonts w:ascii="Times New Roman" w:hAnsi="Times New Roman" w:cs="Times New Roman"/>
+          <w:b/>
+          <w:bCs/>
+          <w:sz w:val="32"/>
+          <w:szCs w:val="32"/>
+          <w:vertAlign w:val="superscript"/>
+        </w:rPr>
+      </w:pPr>
+      <w:proofErr w:type="spellStart"/>
+      <w:r>
+        <w:rPr>
+          <w:rFonts w:ascii="Times New Roman" w:hAnsi="Times New Roman" w:cs="Times New Roman"/>
+          <w:b/>
+          <w:bCs/>
+          <w:sz w:val="32"/>
+          <w:szCs w:val="32"/>
+          <w:vertAlign w:val="superscript"/>
+        </w:rPr>
+        <w:t>Hilangkan</w:t>
+      </w:r>
+      <w:proofErr w:type="spellEnd"/>
+      <w:r>
+        <w:rPr>
+          <w:rFonts w:ascii="Times New Roman" w:hAnsi="Times New Roman" w:cs="Times New Roman"/>
+          <w:b/>
+          <w:bCs/>
+          <w:sz w:val="32"/>
+          <w:szCs w:val="32"/>
+          <w:vertAlign w:val="superscript"/>
+        </w:rPr>
+        <w:t xml:space="preserve"> field lain yang </w:t>
+      </w:r>
+      <w:proofErr w:type="spellStart"/>
+      <w:r>
+        <w:rPr>
+          <w:rFonts w:ascii="Times New Roman" w:hAnsi="Times New Roman" w:cs="Times New Roman"/>
+          <w:b/>
+          <w:bCs/>
+          <w:sz w:val="32"/>
+          <w:szCs w:val="32"/>
+          <w:vertAlign w:val="superscript"/>
+        </w:rPr>
+        <w:t>tidak</w:t>
+      </w:r>
+      <w:proofErr w:type="spellEnd"/>
+      <w:r>
+        <w:rPr>
+          <w:rFonts w:ascii="Times New Roman" w:hAnsi="Times New Roman" w:cs="Times New Roman"/>
+          <w:b/>
+          <w:bCs/>
+          <w:sz w:val="32"/>
+          <w:szCs w:val="32"/>
+          <w:vertAlign w:val="superscript"/>
+        </w:rPr>
+        <w:t xml:space="preserve"> </w:t>
+      </w:r>
+      <w:proofErr w:type="spellStart"/>
+      <w:r>
+        <w:rPr>
+          <w:rFonts w:ascii="Times New Roman" w:hAnsi="Times New Roman" w:cs="Times New Roman"/>
+          <w:b/>
+          <w:bCs/>
+          <w:sz w:val="32"/>
+          <w:szCs w:val="32"/>
+          <w:vertAlign w:val="superscript"/>
+        </w:rPr>
+        <w:t>digunakan</w:t>
+      </w:r>
+      <w:proofErr w:type="spellEnd"/>
+      <w:r>
+        <w:rPr>
+          <w:rFonts w:ascii="Times New Roman" w:hAnsi="Times New Roman" w:cs="Times New Roman"/>
+          <w:b/>
+          <w:bCs/>
+          <w:sz w:val="32"/>
+          <w:szCs w:val="32"/>
+          <w:vertAlign w:val="superscript"/>
+        </w:rPr>
+        <w:t xml:space="preserve"> pada tab remove.</w:t>
+      </w:r>
+    </w:p>
+    <w:p>
+      <w:pPr>
+        <w:pStyle w:val="ListParagraph"/>
+        <w:ind w:left="1440"/>
+        <w:jc w:val="both"/>
+        <w:rPr>
+          <w:rFonts w:ascii="Times New Roman" w:hAnsi="Times New Roman" w:cs="Times New Roman"/>
+          <w:b/>
+          <w:bCs/>
+          <w:sz w:val="32"/>
+          <w:szCs w:val="32"/>
+          <w:vertAlign w:val="superscript"/>
+        </w:rPr>
+      </w:pPr>
+      <w:r>
+        <w:rPr>
+          <w:rFonts w:ascii="Times New Roman" w:hAnsi="Times New Roman" w:cs="Times New Roman"/>
+          <w:b/>
+          <w:bCs/>
+          <w:sz w:val="32"/>
+          <w:szCs w:val="32"/>
+          <w:vertAlign w:val="superscript"/>
+        </w:rPr>
+        <w:t xml:space="preserve">My </w:t>
+      </w:r>
+      <w:proofErr w:type="gramStart"/>
+      <w:r>
+        <w:rPr>
+          <w:rFonts w:ascii="Times New Roman" w:hAnsi="Times New Roman" w:cs="Times New Roman"/>
+          <w:b/>
+          <w:bCs/>
+          <w:sz w:val="32"/>
+          <w:szCs w:val="32"/>
+          <w:vertAlign w:val="superscript"/>
+        </w:rPr>
+        <w:t>Answer :</w:t>
+      </w:r>
+      <w:proofErr w:type="gramEnd"/>
+    </w:p>
+    <w:p>
+      <w:pPr>
+        <w:pStyle w:val="ListParagraph"/>
+        <w:ind w:left="1440"/>
+        <w:jc w:val="both"/>
+        <w:rPr>
+          <w:rFonts w:ascii="Times New Roman" w:hAnsi="Times New Roman" w:cs="Times New Roman"/>
+          <w:b/>
+          <w:bCs/>
+          <w:sz w:val="32"/>
+          <w:szCs w:val="32"/>
+          <w:vertAlign w:val="superscript"/>
+        </w:rPr>
+      </w:pPr>
+      <w:r>
+        <w:rPr>
+          <w:rFonts w:ascii="Times New Roman" w:hAnsi="Times New Roman" w:cs="Times New Roman"/>
+          <w:b/>
+          <w:bCs/>
+          <w:sz w:val="32"/>
+          <w:szCs w:val="32"/>
+          <w:vertAlign w:val="superscript"/>
+        </w:rPr>
+        <w:drawing>
+          <wp:inline distT="0" distB="0" distL="0" distR="0" wp14:anchorId="68C9BB84" wp14:editId="01248256">
+            <wp:extent cx="3807294" cy="2914735"/>
+            <wp:effectExtent l="0" t="0" r="3175" b="0"/>
+            <wp:docPr id="53" name="Picture 53"/>
+            <wp:cNvGraphicFramePr>
+              <a:graphicFrameLocks xmlns:a="http://schemas.openxmlformats.org/drawingml/2006/main" noChangeAspect="1"/>
+            </wp:cNvGraphicFramePr>
+            <a:graphic xmlns:a="http://schemas.openxmlformats.org/drawingml/2006/main">
+              <a:graphicData uri="http://schemas.openxmlformats.org/drawingml/2006/picture">
+                <pic:pic xmlns:pic="http://schemas.openxmlformats.org/drawingml/2006/picture">
+                  <pic:nvPicPr>
+                    <pic:cNvPr id="1" name=""/>
+                    <pic:cNvPicPr/>
+                  </pic:nvPicPr>
+                  <pic:blipFill>
+                    <a:blip r:embed="rId71"/>
+                    <a:stretch>
+                      <a:fillRect/>
+                    </a:stretch>
+                  </pic:blipFill>
+                  <pic:spPr>
+                    <a:xfrm>
+                      <a:off x="0" y="0"/>
+                      <a:ext cx="3814341" cy="2920130"/>
+                    </a:xfrm>
+                    <a:prstGeom prst="rect">
+                      <a:avLst/>
+                    </a:prstGeom>
+                  </pic:spPr>
+                </pic:pic>
+              </a:graphicData>
+            </a:graphic>
+          </wp:inline>
+        </w:drawing>
+      </w:r>
+    </w:p>
+    <w:p>
+      <w:pPr>
+        <w:pStyle w:val="ListParagraph"/>
+        <w:numPr>
+          <w:ilvl w:val="1"/>
+          <w:numId w:val="7"/>
+        </w:numPr>
+        <w:jc w:val="both"/>
+        <w:rPr>
+          <w:rFonts w:ascii="Times New Roman" w:hAnsi="Times New Roman" w:cs="Times New Roman"/>
+          <w:b/>
+          <w:bCs/>
+          <w:sz w:val="32"/>
+          <w:szCs w:val="32"/>
+          <w:vertAlign w:val="superscript"/>
+        </w:rPr>
+      </w:pPr>
+      <w:proofErr w:type="spellStart"/>
+      <w:r>
+        <w:t>Hubungkan</w:t>
+      </w:r>
+      <w:proofErr w:type="spellEnd"/>
+      <w:r>
+        <w:t xml:space="preserve"> output select values pada database lookup </w:t>
+      </w:r>
+    </w:p>
+    <w:p>
+      <w:pPr>
+        <w:pStyle w:val="ListParagraph"/>
+        <w:ind w:left="1440"/>
+        <w:jc w:val="both"/>
+      </w:pPr>
+      <w:r>
+        <w:t xml:space="preserve">My </w:t>
+      </w:r>
+      <w:proofErr w:type="gramStart"/>
+      <w:r>
+        <w:t>Answer :</w:t>
+      </w:r>
+      <w:proofErr w:type="gramEnd"/>
+    </w:p>
+    <w:p>
+      <w:pPr>
+        <w:jc w:val="both"/>
+        <w:rPr>
+          <w:rFonts w:ascii="Times New Roman" w:hAnsi="Times New Roman" w:cs="Times New Roman"/>
+          <w:b/>
+          <w:bCs/>
+          <w:sz w:val="32"/>
+          <w:szCs w:val="32"/>
+          <w:vertAlign w:val="superscript"/>
+        </w:rPr>
+      </w:pPr>
+      <w:r>
+        <w:rPr>
+          <w:rFonts w:ascii="Times New Roman" w:hAnsi="Times New Roman" w:cs="Times New Roman"/>
+          <w:b/>
+          <w:bCs/>
+          <w:sz w:val="32"/>
+          <w:szCs w:val="32"/>
+          <w:vertAlign w:val="superscript"/>
+        </w:rPr>
+        <w:tab/>
+      </w:r>
+      <w:r>
+        <w:rPr>
+          <w:rFonts w:ascii="Times New Roman" w:hAnsi="Times New Roman" w:cs="Times New Roman"/>
+          <w:b/>
+          <w:bCs/>
+          <w:sz w:val="32"/>
+          <w:szCs w:val="32"/>
+          <w:vertAlign w:val="superscript"/>
+        </w:rPr>
+        <w:tab/>
+      </w:r>
+      <w:r>
+        <w:rPr>
+          <w:rFonts w:ascii="Times New Roman" w:hAnsi="Times New Roman" w:cs="Times New Roman"/>
+          <w:b/>
+          <w:bCs/>
+          <w:sz w:val="32"/>
+          <w:szCs w:val="32"/>
+          <w:vertAlign w:val="superscript"/>
+        </w:rPr>
+        <w:drawing>
+          <wp:inline distT="0" distB="0" distL="0" distR="0" wp14:anchorId="3681138C" wp14:editId="6E70D55B">
+            <wp:extent cx="1411108" cy="1610323"/>
+            <wp:effectExtent l="0" t="0" r="0" b="9525"/>
+            <wp:docPr id="54" name="Picture 54"/>
+            <wp:cNvGraphicFramePr>
+              <a:graphicFrameLocks xmlns:a="http://schemas.openxmlformats.org/drawingml/2006/main" noChangeAspect="1"/>
+            </wp:cNvGraphicFramePr>
+            <a:graphic xmlns:a="http://schemas.openxmlformats.org/drawingml/2006/main">
+              <a:graphicData uri="http://schemas.openxmlformats.org/drawingml/2006/picture">
+                <pic:pic xmlns:pic="http://schemas.openxmlformats.org/drawingml/2006/picture">
+                  <pic:nvPicPr>
+                    <pic:cNvPr id="1" name=""/>
+                    <pic:cNvPicPr/>
+                  </pic:nvPicPr>
+                  <pic:blipFill>
+                    <a:blip r:embed="rId72"/>
+                    <a:stretch>
+                      <a:fillRect/>
+                    </a:stretch>
+                  </pic:blipFill>
+                  <pic:spPr>
+                    <a:xfrm>
+                      <a:off x="0" y="0"/>
+                      <a:ext cx="1418232" cy="1618453"/>
+                    </a:xfrm>
+                    <a:prstGeom prst="rect">
+                      <a:avLst/>
+                    </a:prstGeom>
+                  </pic:spPr>
+                </pic:pic>
+              </a:graphicData>
+            </a:graphic>
+          </wp:inline>
+        </w:drawing>
+      </w:r>
+    </w:p>
+    <w:p>
+      <w:pPr>
+        <w:jc w:val="both"/>
+        <w:rPr>
+          <w:rFonts w:ascii="Times New Roman" w:hAnsi="Times New Roman" w:cs="Times New Roman"/>
+          <w:b/>
+          <w:bCs/>
+          <w:sz w:val="32"/>
+          <w:szCs w:val="32"/>
+          <w:vertAlign w:val="superscript"/>
+        </w:rPr>
+      </w:pPr>
+    </w:p>
+    <w:p>
+      <w:pPr>
+        <w:pStyle w:val="ListParagraph"/>
+        <w:numPr>
+          <w:ilvl w:val="1"/>
+          <w:numId w:val="7"/>
+        </w:numPr>
+        <w:jc w:val="both"/>
+        <w:rPr>
+          <w:rFonts w:ascii="Times New Roman" w:hAnsi="Times New Roman" w:cs="Times New Roman"/>
+          <w:b/>
+          <w:bCs/>
+          <w:sz w:val="32"/>
+          <w:szCs w:val="32"/>
+          <w:vertAlign w:val="superscript"/>
+        </w:rPr>
+      </w:pPr>
+      <w:proofErr w:type="spellStart"/>
+      <w:r>
+        <w:rPr>
+          <w:rFonts w:ascii="Times New Roman" w:hAnsi="Times New Roman" w:cs="Times New Roman"/>
+          <w:b/>
+          <w:bCs/>
+          <w:sz w:val="32"/>
+          <w:szCs w:val="32"/>
+          <w:vertAlign w:val="superscript"/>
+        </w:rPr>
+        <w:t>Konfigurasi</w:t>
+      </w:r>
+      <w:proofErr w:type="spellEnd"/>
+      <w:r>
+        <w:rPr>
+          <w:rFonts w:ascii="Times New Roman" w:hAnsi="Times New Roman" w:cs="Times New Roman"/>
+          <w:b/>
+          <w:bCs/>
+          <w:sz w:val="32"/>
+          <w:szCs w:val="32"/>
+          <w:vertAlign w:val="superscript"/>
+        </w:rPr>
+        <w:t xml:space="preserve"> pada database lookup </w:t>
+      </w:r>
+      <w:proofErr w:type="spellStart"/>
+      <w:r>
+        <w:rPr>
+          <w:rFonts w:ascii="Times New Roman" w:hAnsi="Times New Roman" w:cs="Times New Roman"/>
+          <w:b/>
+          <w:bCs/>
+          <w:sz w:val="32"/>
+          <w:szCs w:val="32"/>
+          <w:vertAlign w:val="superscript"/>
+        </w:rPr>
+        <w:t>adalah</w:t>
+      </w:r>
+      <w:proofErr w:type="spellEnd"/>
+      <w:r>
+        <w:rPr>
+          <w:rFonts w:ascii="Times New Roman" w:hAnsi="Times New Roman" w:cs="Times New Roman"/>
+          <w:b/>
+          <w:bCs/>
+          <w:sz w:val="32"/>
+          <w:szCs w:val="32"/>
+          <w:vertAlign w:val="superscript"/>
+        </w:rPr>
+        <w:t xml:space="preserve"> </w:t>
+      </w:r>
+      <w:proofErr w:type="spellStart"/>
+      <w:r>
+        <w:rPr>
+          <w:rFonts w:ascii="Times New Roman" w:hAnsi="Times New Roman" w:cs="Times New Roman"/>
+          <w:b/>
+          <w:bCs/>
+          <w:sz w:val="32"/>
+          <w:szCs w:val="32"/>
+          <w:vertAlign w:val="superscript"/>
+        </w:rPr>
+        <w:t>dengan</w:t>
+      </w:r>
+      <w:proofErr w:type="spellEnd"/>
+      <w:r>
+        <w:rPr>
+          <w:rFonts w:ascii="Times New Roman" w:hAnsi="Times New Roman" w:cs="Times New Roman"/>
+          <w:b/>
+          <w:bCs/>
+          <w:sz w:val="32"/>
+          <w:szCs w:val="32"/>
+          <w:vertAlign w:val="superscript"/>
+        </w:rPr>
+        <w:t xml:space="preserve"> </w:t>
+      </w:r>
+      <w:proofErr w:type="spellStart"/>
+      <w:r>
+        <w:rPr>
+          <w:rFonts w:ascii="Times New Roman" w:hAnsi="Times New Roman" w:cs="Times New Roman"/>
+          <w:b/>
+          <w:bCs/>
+          <w:sz w:val="32"/>
+          <w:szCs w:val="32"/>
+          <w:vertAlign w:val="superscript"/>
+        </w:rPr>
+        <w:t>menghubungkan</w:t>
+      </w:r>
+      <w:proofErr w:type="spellEnd"/>
+      <w:r>
+        <w:rPr>
+          <w:rFonts w:ascii="Times New Roman" w:hAnsi="Times New Roman" w:cs="Times New Roman"/>
+          <w:b/>
+          <w:bCs/>
+          <w:sz w:val="32"/>
+          <w:szCs w:val="32"/>
+          <w:vertAlign w:val="superscript"/>
+        </w:rPr>
+        <w:t xml:space="preserve"> </w:t>
+      </w:r>
+      <w:proofErr w:type="spellStart"/>
+      <w:r>
+        <w:rPr>
+          <w:rFonts w:ascii="Times New Roman" w:hAnsi="Times New Roman" w:cs="Times New Roman"/>
+          <w:b/>
+          <w:bCs/>
+          <w:sz w:val="32"/>
+          <w:szCs w:val="32"/>
+          <w:vertAlign w:val="superscript"/>
+        </w:rPr>
+        <w:t>koneksi</w:t>
+      </w:r>
+      <w:proofErr w:type="spellEnd"/>
+      <w:r>
+        <w:rPr>
+          <w:rFonts w:ascii="Times New Roman" w:hAnsi="Times New Roman" w:cs="Times New Roman"/>
+          <w:b/>
+          <w:bCs/>
+          <w:sz w:val="32"/>
+          <w:szCs w:val="32"/>
+          <w:vertAlign w:val="superscript"/>
+        </w:rPr>
+        <w:t xml:space="preserve"> pada </w:t>
+      </w:r>
+    </w:p>
+    <w:p>
+      <w:pPr>
+        <w:pStyle w:val="ListParagraph"/>
+        <w:ind w:left="1440"/>
+        <w:jc w:val="both"/>
+        <w:rPr>
+          <w:rFonts w:ascii="Times New Roman" w:hAnsi="Times New Roman" w:cs="Times New Roman"/>
+          <w:b/>
+          <w:bCs/>
+          <w:sz w:val="32"/>
+          <w:szCs w:val="32"/>
+          <w:vertAlign w:val="superscript"/>
+        </w:rPr>
+      </w:pPr>
+      <w:proofErr w:type="spellStart"/>
+      <w:r>
+        <w:rPr>
+          <w:rFonts w:ascii="Times New Roman" w:hAnsi="Times New Roman" w:cs="Times New Roman"/>
+          <w:b/>
+          <w:bCs/>
+          <w:sz w:val="32"/>
+          <w:szCs w:val="32"/>
+          <w:vertAlign w:val="superscript"/>
+        </w:rPr>
+        <w:t>conn_dw_destination</w:t>
+      </w:r>
+      <w:proofErr w:type="spellEnd"/>
+      <w:r>
+        <w:rPr>
+          <w:rFonts w:ascii="Times New Roman" w:hAnsi="Times New Roman" w:cs="Times New Roman"/>
+          <w:b/>
+          <w:bCs/>
+          <w:sz w:val="32"/>
+          <w:szCs w:val="32"/>
+          <w:vertAlign w:val="superscript"/>
+        </w:rPr>
+        <w:t xml:space="preserve"> </w:t>
+      </w:r>
+      <w:proofErr w:type="spellStart"/>
+      <w:r>
+        <w:rPr>
+          <w:rFonts w:ascii="Times New Roman" w:hAnsi="Times New Roman" w:cs="Times New Roman"/>
+          <w:b/>
+          <w:bCs/>
+          <w:sz w:val="32"/>
+          <w:szCs w:val="32"/>
+          <w:vertAlign w:val="superscript"/>
+        </w:rPr>
+        <w:t>dengan</w:t>
+      </w:r>
+      <w:proofErr w:type="spellEnd"/>
+      <w:r>
+        <w:rPr>
+          <w:rFonts w:ascii="Times New Roman" w:hAnsi="Times New Roman" w:cs="Times New Roman"/>
+          <w:b/>
+          <w:bCs/>
+          <w:sz w:val="32"/>
+          <w:szCs w:val="32"/>
+          <w:vertAlign w:val="superscript"/>
+        </w:rPr>
+        <w:t xml:space="preserve"> table lookup </w:t>
+      </w:r>
+      <w:proofErr w:type="spellStart"/>
+      <w:r>
+        <w:rPr>
+          <w:rFonts w:ascii="Times New Roman" w:hAnsi="Times New Roman" w:cs="Times New Roman"/>
+          <w:b/>
+          <w:bCs/>
+          <w:sz w:val="32"/>
+          <w:szCs w:val="32"/>
+          <w:vertAlign w:val="superscript"/>
+        </w:rPr>
+        <w:t>dimEmployees</w:t>
+      </w:r>
+      <w:proofErr w:type="spellEnd"/>
+      <w:r>
+        <w:rPr>
+          <w:rFonts w:ascii="Times New Roman" w:hAnsi="Times New Roman" w:cs="Times New Roman"/>
+          <w:b/>
+          <w:bCs/>
+          <w:sz w:val="32"/>
+          <w:szCs w:val="32"/>
+          <w:vertAlign w:val="superscript"/>
+        </w:rPr>
+        <w:t xml:space="preserve"> yang </w:t>
+      </w:r>
+      <w:proofErr w:type="spellStart"/>
+      <w:r>
+        <w:rPr>
+          <w:rFonts w:ascii="Times New Roman" w:hAnsi="Times New Roman" w:cs="Times New Roman"/>
+          <w:b/>
+          <w:bCs/>
+          <w:sz w:val="32"/>
+          <w:szCs w:val="32"/>
+          <w:vertAlign w:val="superscript"/>
+        </w:rPr>
+        <w:t>telah</w:t>
+      </w:r>
+      <w:proofErr w:type="spellEnd"/>
+      <w:r>
+        <w:rPr>
+          <w:rFonts w:ascii="Times New Roman" w:hAnsi="Times New Roman" w:cs="Times New Roman"/>
+          <w:b/>
+          <w:bCs/>
+          <w:sz w:val="32"/>
+          <w:szCs w:val="32"/>
+          <w:vertAlign w:val="superscript"/>
+        </w:rPr>
+        <w:t xml:space="preserve"> </w:t>
+      </w:r>
+      <w:proofErr w:type="spellStart"/>
+      <w:r>
+        <w:rPr>
+          <w:rFonts w:ascii="Times New Roman" w:hAnsi="Times New Roman" w:cs="Times New Roman"/>
+          <w:b/>
+          <w:bCs/>
+          <w:sz w:val="32"/>
+          <w:szCs w:val="32"/>
+          <w:vertAlign w:val="superscript"/>
+        </w:rPr>
+        <w:t>dibuat</w:t>
+      </w:r>
+      <w:proofErr w:type="spellEnd"/>
+      <w:r>
+        <w:rPr>
+          <w:rFonts w:ascii="Times New Roman" w:hAnsi="Times New Roman" w:cs="Times New Roman"/>
+          <w:b/>
+          <w:bCs/>
+          <w:sz w:val="32"/>
+          <w:szCs w:val="32"/>
+          <w:vertAlign w:val="superscript"/>
+        </w:rPr>
+        <w:t xml:space="preserve"> pada </w:t>
+      </w:r>
+      <w:proofErr w:type="spellStart"/>
+      <w:r>
+        <w:rPr>
+          <w:rFonts w:ascii="Times New Roman" w:hAnsi="Times New Roman" w:cs="Times New Roman"/>
+          <w:b/>
+          <w:bCs/>
+          <w:sz w:val="32"/>
+          <w:szCs w:val="32"/>
+          <w:vertAlign w:val="superscript"/>
+        </w:rPr>
+        <w:t>tahap</w:t>
+      </w:r>
+      <w:proofErr w:type="spellEnd"/>
+      <w:r>
+        <w:rPr>
+          <w:rFonts w:ascii="Times New Roman" w:hAnsi="Times New Roman" w:cs="Times New Roman"/>
+          <w:b/>
+          <w:bCs/>
+          <w:sz w:val="32"/>
+          <w:szCs w:val="32"/>
+          <w:vertAlign w:val="superscript"/>
+        </w:rPr>
+        <w:t xml:space="preserve"> </w:t>
+      </w:r>
+      <w:proofErr w:type="spellStart"/>
+      <w:r>
+        <w:rPr>
+          <w:rFonts w:ascii="Times New Roman" w:hAnsi="Times New Roman" w:cs="Times New Roman"/>
+          <w:b/>
+          <w:bCs/>
+          <w:sz w:val="32"/>
+          <w:szCs w:val="32"/>
+          <w:vertAlign w:val="superscript"/>
+        </w:rPr>
+        <w:t>pertama</w:t>
+      </w:r>
+      <w:proofErr w:type="spellEnd"/>
+      <w:r>
+        <w:rPr>
+          <w:rFonts w:ascii="Times New Roman" w:hAnsi="Times New Roman" w:cs="Times New Roman"/>
+          <w:b/>
+          <w:bCs/>
+          <w:sz w:val="32"/>
+          <w:szCs w:val="32"/>
+          <w:vertAlign w:val="superscript"/>
+        </w:rPr>
+        <w:t xml:space="preserve">. </w:t>
+      </w:r>
+    </w:p>
+    <w:p>
+      <w:pPr>
+        <w:pStyle w:val="ListParagraph"/>
+        <w:ind w:left="1440"/>
+        <w:jc w:val="both"/>
+        <w:rPr>
+          <w:rFonts w:ascii="Times New Roman" w:hAnsi="Times New Roman" w:cs="Times New Roman"/>
+          <w:b/>
+          <w:bCs/>
+          <w:sz w:val="32"/>
+          <w:szCs w:val="32"/>
+          <w:vertAlign w:val="superscript"/>
+        </w:rPr>
+      </w:pPr>
+      <w:r>
+        <w:rPr>
+          <w:rFonts w:ascii="Times New Roman" w:hAnsi="Times New Roman" w:cs="Times New Roman"/>
+          <w:b/>
+          <w:bCs/>
+          <w:sz w:val="32"/>
+          <w:szCs w:val="32"/>
+          <w:vertAlign w:val="superscript"/>
+        </w:rPr>
+        <w:t xml:space="preserve">My </w:t>
+      </w:r>
+      <w:proofErr w:type="gramStart"/>
+      <w:r>
+        <w:rPr>
+          <w:rFonts w:ascii="Times New Roman" w:hAnsi="Times New Roman" w:cs="Times New Roman"/>
+          <w:b/>
+          <w:bCs/>
+          <w:sz w:val="32"/>
+          <w:szCs w:val="32"/>
+          <w:vertAlign w:val="superscript"/>
+        </w:rPr>
+        <w:t>Answer :</w:t>
+      </w:r>
+      <w:proofErr w:type="gramEnd"/>
+    </w:p>
+    <w:p>
+      <w:pPr>
+        <w:pStyle w:val="ListParagraph"/>
+        <w:ind w:left="1440"/>
+        <w:jc w:val="both"/>
+        <w:rPr>
+          <w:rFonts w:ascii="Times New Roman" w:hAnsi="Times New Roman" w:cs="Times New Roman"/>
+          <w:b/>
+          <w:bCs/>
+          <w:sz w:val="32"/>
+          <w:szCs w:val="32"/>
+          <w:vertAlign w:val="superscript"/>
+        </w:rPr>
+      </w:pPr>
+      <w:r>
+        <w:rPr>
+          <w:rFonts w:ascii="Times New Roman" w:hAnsi="Times New Roman" w:cs="Times New Roman"/>
+          <w:b/>
+          <w:bCs/>
+          <w:sz w:val="32"/>
+          <w:szCs w:val="32"/>
+          <w:vertAlign w:val="superscript"/>
+        </w:rPr>
+        <w:drawing>
+          <wp:inline distT="0" distB="0" distL="0" distR="0" wp14:anchorId="48B8D48B" wp14:editId="49DD059A">
+            <wp:extent cx="3831148" cy="4084973"/>
+            <wp:effectExtent l="0" t="0" r="0" b="0"/>
+            <wp:docPr id="55" name="Picture 55"/>
+            <wp:cNvGraphicFramePr>
+              <a:graphicFrameLocks xmlns:a="http://schemas.openxmlformats.org/drawingml/2006/main" noChangeAspect="1"/>
+            </wp:cNvGraphicFramePr>
+            <a:graphic xmlns:a="http://schemas.openxmlformats.org/drawingml/2006/main">
+              <a:graphicData uri="http://schemas.openxmlformats.org/drawingml/2006/picture">
+                <pic:pic xmlns:pic="http://schemas.openxmlformats.org/drawingml/2006/picture">
+                  <pic:nvPicPr>
+                    <pic:cNvPr id="1" name=""/>
+                    <pic:cNvPicPr/>
+                  </pic:nvPicPr>
+                  <pic:blipFill>
+                    <a:blip r:embed="rId73"/>
+                    <a:stretch>
+                      <a:fillRect/>
+                    </a:stretch>
+                  </pic:blipFill>
+                  <pic:spPr>
+                    <a:xfrm>
+                      <a:off x="0" y="0"/>
+                      <a:ext cx="3836331" cy="4090500"/>
+                    </a:xfrm>
+                    <a:prstGeom prst="rect">
+                      <a:avLst/>
+                    </a:prstGeom>
+                  </pic:spPr>
+                </pic:pic>
+              </a:graphicData>
+            </a:graphic>
+          </wp:inline>
+        </w:drawing>
+      </w:r>
+    </w:p>
+    <w:p>
+      <w:pPr>
+        <w:rPr>
+          <w:rFonts w:ascii="Times New Roman" w:hAnsi="Times New Roman" w:cs="Times New Roman"/>
+          <w:sz w:val="32"/>
+          <w:szCs w:val="32"/>
+          <w:vertAlign w:val="superscript"/>
+        </w:rPr>
+      </w:pPr>
+    </w:p>
+    <w:p>
+      <w:pPr>
+        <w:rPr>
+          <w:rFonts w:ascii="Times New Roman" w:hAnsi="Times New Roman" w:cs="Times New Roman"/>
+          <w:sz w:val="32"/>
+          <w:szCs w:val="32"/>
+          <w:vertAlign w:val="superscript"/>
+        </w:rPr>
+      </w:pPr>
+    </w:p>
+    <w:p>
+      <w:pPr>
+        <w:rPr>
+          <w:rFonts w:ascii="Times New Roman" w:hAnsi="Times New Roman" w:cs="Times New Roman"/>
+          <w:sz w:val="32"/>
+          <w:szCs w:val="32"/>
+          <w:vertAlign w:val="superscript"/>
+        </w:rPr>
+      </w:pPr>
+    </w:p>
+    <w:p>
+      <w:pPr>
+        <w:rPr>
+          <w:rFonts w:ascii="Times New Roman" w:hAnsi="Times New Roman" w:cs="Times New Roman"/>
+          <w:sz w:val="32"/>
+          <w:szCs w:val="32"/>
+          <w:vertAlign w:val="superscript"/>
+        </w:rPr>
+      </w:pPr>
+    </w:p>
+    <w:p>
+      <w:pPr>
+        <w:rPr>
+          <w:rFonts w:ascii="Times New Roman" w:hAnsi="Times New Roman" w:cs="Times New Roman"/>
+          <w:sz w:val="32"/>
+          <w:szCs w:val="32"/>
+          <w:vertAlign w:val="superscript"/>
+        </w:rPr>
+      </w:pPr>
+    </w:p>
+    <w:p>
+      <w:pPr>
+        <w:rPr>
+          <w:rFonts w:ascii="Times New Roman" w:hAnsi="Times New Roman" w:cs="Times New Roman"/>
+          <w:sz w:val="32"/>
+          <w:szCs w:val="32"/>
+          <w:vertAlign w:val="superscript"/>
+        </w:rPr>
+      </w:pPr>
+    </w:p>
+    <w:p>
+      <w:pPr>
+        <w:rPr>
+          <w:rFonts w:ascii="Times New Roman" w:hAnsi="Times New Roman" w:cs="Times New Roman"/>
+          <w:sz w:val="32"/>
+          <w:szCs w:val="32"/>
+          <w:vertAlign w:val="superscript"/>
+        </w:rPr>
+      </w:pPr>
+    </w:p>
     <w:sectPr>
       <w:pgSz w:w="11906" w:h="16838"/>
       <w:pgMar w:top="1440" w:right="1440" w:bottom="1440" w:left="1440" w:header="708" w:footer="708" w:gutter="0"/>
@@ -19550,6 +23734,118 @@
     </w:lvl>
   </w:abstractNum>
   <w:abstractNum w:abstractNumId="7" w15:restartNumberingAfterBreak="0">
+    <w:nsid w:val="2BA92E49"/>
+    <w:multiLevelType w:val="hybridMultilevel"/>
+    <w:tmpl w:val="B3D80B4E"/>
+    <w:lvl w:ilvl="0" w:tplc="38090001">
+      <w:start w:val="1"/>
+      <w:numFmt w:val="bullet"/>
+      <w:lvlText w:val=""/>
+      <w:lvlJc w:val="left"/>
+      <w:pPr>
+        <w:ind w:left="720" w:hanging="360"/>
+      </w:pPr>
+      <w:rPr>
+        <w:rFonts w:ascii="Symbol" w:hAnsi="Symbol" w:hint="default"/>
+      </w:rPr>
+    </w:lvl>
+    <w:lvl w:ilvl="1" w:tplc="38090003">
+      <w:start w:val="1"/>
+      <w:numFmt w:val="bullet"/>
+      <w:lvlText w:val="o"/>
+      <w:lvlJc w:val="left"/>
+      <w:pPr>
+        <w:ind w:left="1440" w:hanging="360"/>
+      </w:pPr>
+      <w:rPr>
+        <w:rFonts w:ascii="Courier New" w:hAnsi="Courier New" w:cs="Courier New" w:hint="default"/>
+      </w:rPr>
+    </w:lvl>
+    <w:lvl w:ilvl="2" w:tplc="274A9A3A">
+      <w:numFmt w:val="bullet"/>
+      <w:lvlText w:val="•"/>
+      <w:lvlJc w:val="left"/>
+      <w:pPr>
+        <w:ind w:left="2160" w:hanging="360"/>
+      </w:pPr>
+      <w:rPr>
+        <w:rFonts w:ascii="Times New Roman" w:eastAsiaTheme="minorHAnsi" w:hAnsi="Times New Roman" w:cs="Times New Roman" w:hint="default"/>
+      </w:rPr>
+    </w:lvl>
+    <w:lvl w:ilvl="3" w:tplc="38090001" w:tentative="1">
+      <w:start w:val="1"/>
+      <w:numFmt w:val="bullet"/>
+      <w:lvlText w:val=""/>
+      <w:lvlJc w:val="left"/>
+      <w:pPr>
+        <w:ind w:left="2880" w:hanging="360"/>
+      </w:pPr>
+      <w:rPr>
+        <w:rFonts w:ascii="Symbol" w:hAnsi="Symbol" w:hint="default"/>
+      </w:rPr>
+    </w:lvl>
+    <w:lvl w:ilvl="4" w:tplc="38090003" w:tentative="1">
+      <w:start w:val="1"/>
+      <w:numFmt w:val="bullet"/>
+      <w:lvlText w:val="o"/>
+      <w:lvlJc w:val="left"/>
+      <w:pPr>
+        <w:ind w:left="3600" w:hanging="360"/>
+      </w:pPr>
+      <w:rPr>
+        <w:rFonts w:ascii="Courier New" w:hAnsi="Courier New" w:cs="Courier New" w:hint="default"/>
+      </w:rPr>
+    </w:lvl>
+    <w:lvl w:ilvl="5" w:tplc="38090005" w:tentative="1">
+      <w:start w:val="1"/>
+      <w:numFmt w:val="bullet"/>
+      <w:lvlText w:val=""/>
+      <w:lvlJc w:val="left"/>
+      <w:pPr>
+        <w:ind w:left="4320" w:hanging="360"/>
+      </w:pPr>
+      <w:rPr>
+        <w:rFonts w:ascii="Wingdings" w:hAnsi="Wingdings" w:hint="default"/>
+      </w:rPr>
+    </w:lvl>
+    <w:lvl w:ilvl="6" w:tplc="38090001" w:tentative="1">
+      <w:start w:val="1"/>
+      <w:numFmt w:val="bullet"/>
+      <w:lvlText w:val=""/>
+      <w:lvlJc w:val="left"/>
+      <w:pPr>
+        <w:ind w:left="5040" w:hanging="360"/>
+      </w:pPr>
+      <w:rPr>
+        <w:rFonts w:ascii="Symbol" w:hAnsi="Symbol" w:hint="default"/>
+      </w:rPr>
+    </w:lvl>
+    <w:lvl w:ilvl="7" w:tplc="38090003" w:tentative="1">
+      <w:start w:val="1"/>
+      <w:numFmt w:val="bullet"/>
+      <w:lvlText w:val="o"/>
+      <w:lvlJc w:val="left"/>
+      <w:pPr>
+        <w:ind w:left="5760" w:hanging="360"/>
+      </w:pPr>
+      <w:rPr>
+        <w:rFonts w:ascii="Courier New" w:hAnsi="Courier New" w:cs="Courier New" w:hint="default"/>
+      </w:rPr>
+    </w:lvl>
+    <w:lvl w:ilvl="8" w:tplc="38090005" w:tentative="1">
+      <w:start w:val="1"/>
+      <w:numFmt w:val="bullet"/>
+      <w:lvlText w:val=""/>
+      <w:lvlJc w:val="left"/>
+      <w:pPr>
+        <w:ind w:left="6480" w:hanging="360"/>
+      </w:pPr>
+      <w:rPr>
+        <w:rFonts w:ascii="Wingdings" w:hAnsi="Wingdings" w:hint="default"/>
+      </w:rPr>
+    </w:lvl>
+  </w:abstractNum>
+  <w:abstractNum w:abstractNumId="8" w15:restartNumberingAfterBreak="0">
     <w:nsid w:val="2CED3D8D"/>
     <w:multiLevelType w:val="multilevel"/>
     <w:tmpl w:val="5CAE0ADE"/>
@@ -19664,10 +23960,10 @@
       </w:pPr>
     </w:lvl>
   </w:abstractNum>
-  <w:abstractNum w:abstractNumId="8" w15:restartNumberingAfterBreak="0">
+  <w:abstractNum w:abstractNumId="9" w15:restartNumberingAfterBreak="0">
     <w:nsid w:val="37F271AF"/>
     <w:multiLevelType w:val="hybridMultilevel"/>
-    <w:tmpl w:val="2D4C1C38"/>
+    <w:tmpl w:val="F1DAF9FE"/>
     <w:lvl w:ilvl="0" w:tplc="3809000F">
       <w:start w:val="1"/>
       <w:numFmt w:val="decimal"/>
@@ -19753,7 +24049,120 @@
       </w:pPr>
     </w:lvl>
   </w:abstractNum>
-  <w:abstractNum w:abstractNumId="9" w15:restartNumberingAfterBreak="0">
+  <w:abstractNum w:abstractNumId="10" w15:restartNumberingAfterBreak="0">
+    <w:nsid w:val="3F6A0F98"/>
+    <w:multiLevelType w:val="hybridMultilevel"/>
+    <w:tmpl w:val="E1029A30"/>
+    <w:lvl w:ilvl="0" w:tplc="38090001">
+      <w:start w:val="1"/>
+      <w:numFmt w:val="bullet"/>
+      <w:lvlText w:val=""/>
+      <w:lvlJc w:val="left"/>
+      <w:pPr>
+        <w:ind w:left="2160" w:hanging="360"/>
+      </w:pPr>
+      <w:rPr>
+        <w:rFonts w:ascii="Symbol" w:hAnsi="Symbol" w:hint="default"/>
+      </w:rPr>
+    </w:lvl>
+    <w:lvl w:ilvl="1" w:tplc="38090003" w:tentative="1">
+      <w:start w:val="1"/>
+      <w:numFmt w:val="bullet"/>
+      <w:lvlText w:val="o"/>
+      <w:lvlJc w:val="left"/>
+      <w:pPr>
+        <w:ind w:left="2880" w:hanging="360"/>
+      </w:pPr>
+      <w:rPr>
+        <w:rFonts w:ascii="Courier New" w:hAnsi="Courier New" w:cs="Courier New" w:hint="default"/>
+      </w:rPr>
+    </w:lvl>
+    <w:lvl w:ilvl="2" w:tplc="38090005" w:tentative="1">
+      <w:start w:val="1"/>
+      <w:numFmt w:val="bullet"/>
+      <w:lvlText w:val=""/>
+      <w:lvlJc w:val="left"/>
+      <w:pPr>
+        <w:ind w:left="3600" w:hanging="360"/>
+      </w:pPr>
+      <w:rPr>
+        <w:rFonts w:ascii="Wingdings" w:hAnsi="Wingdings" w:hint="default"/>
+      </w:rPr>
+    </w:lvl>
+    <w:lvl w:ilvl="3" w:tplc="38090001" w:tentative="1">
+      <w:start w:val="1"/>
+      <w:numFmt w:val="bullet"/>
+      <w:lvlText w:val=""/>
+      <w:lvlJc w:val="left"/>
+      <w:pPr>
+        <w:ind w:left="4320" w:hanging="360"/>
+      </w:pPr>
+      <w:rPr>
+        <w:rFonts w:ascii="Symbol" w:hAnsi="Symbol" w:hint="default"/>
+      </w:rPr>
+    </w:lvl>
+    <w:lvl w:ilvl="4" w:tplc="38090003" w:tentative="1">
+      <w:start w:val="1"/>
+      <w:numFmt w:val="bullet"/>
+      <w:lvlText w:val="o"/>
+      <w:lvlJc w:val="left"/>
+      <w:pPr>
+        <w:ind w:left="5040" w:hanging="360"/>
+      </w:pPr>
+      <w:rPr>
+        <w:rFonts w:ascii="Courier New" w:hAnsi="Courier New" w:cs="Courier New" w:hint="default"/>
+      </w:rPr>
+    </w:lvl>
+    <w:lvl w:ilvl="5" w:tplc="38090005" w:tentative="1">
+      <w:start w:val="1"/>
+      <w:numFmt w:val="bullet"/>
+      <w:lvlText w:val=""/>
+      <w:lvlJc w:val="left"/>
+      <w:pPr>
+        <w:ind w:left="5760" w:hanging="360"/>
+      </w:pPr>
+      <w:rPr>
+        <w:rFonts w:ascii="Wingdings" w:hAnsi="Wingdings" w:hint="default"/>
+      </w:rPr>
+    </w:lvl>
+    <w:lvl w:ilvl="6" w:tplc="38090001" w:tentative="1">
+      <w:start w:val="1"/>
+      <w:numFmt w:val="bullet"/>
+      <w:lvlText w:val=""/>
+      <w:lvlJc w:val="left"/>
+      <w:pPr>
+        <w:ind w:left="6480" w:hanging="360"/>
+      </w:pPr>
+      <w:rPr>
+        <w:rFonts w:ascii="Symbol" w:hAnsi="Symbol" w:hint="default"/>
+      </w:rPr>
+    </w:lvl>
+    <w:lvl w:ilvl="7" w:tplc="38090003" w:tentative="1">
+      <w:start w:val="1"/>
+      <w:numFmt w:val="bullet"/>
+      <w:lvlText w:val="o"/>
+      <w:lvlJc w:val="left"/>
+      <w:pPr>
+        <w:ind w:left="7200" w:hanging="360"/>
+      </w:pPr>
+      <w:rPr>
+        <w:rFonts w:ascii="Courier New" w:hAnsi="Courier New" w:cs="Courier New" w:hint="default"/>
+      </w:rPr>
+    </w:lvl>
+    <w:lvl w:ilvl="8" w:tplc="38090005" w:tentative="1">
+      <w:start w:val="1"/>
+      <w:numFmt w:val="bullet"/>
+      <w:lvlText w:val=""/>
+      <w:lvlJc w:val="left"/>
+      <w:pPr>
+        <w:ind w:left="7920" w:hanging="360"/>
+      </w:pPr>
+      <w:rPr>
+        <w:rFonts w:ascii="Wingdings" w:hAnsi="Wingdings" w:hint="default"/>
+      </w:rPr>
+    </w:lvl>
+  </w:abstractNum>
+  <w:abstractNum w:abstractNumId="11" w15:restartNumberingAfterBreak="0">
     <w:nsid w:val="42DD4F85"/>
     <w:multiLevelType w:val="hybridMultilevel"/>
     <w:tmpl w:val="82D23966"/>
@@ -19866,7 +24275,7 @@
       </w:rPr>
     </w:lvl>
   </w:abstractNum>
-  <w:abstractNum w:abstractNumId="10" w15:restartNumberingAfterBreak="0">
+  <w:abstractNum w:abstractNumId="12" w15:restartNumberingAfterBreak="0">
     <w:nsid w:val="44C62FCE"/>
     <w:multiLevelType w:val="multilevel"/>
     <w:tmpl w:val="59523884"/>
@@ -19979,7 +24388,7 @@
       </w:pPr>
     </w:lvl>
   </w:abstractNum>
-  <w:abstractNum w:abstractNumId="11" w15:restartNumberingAfterBreak="0">
+  <w:abstractNum w:abstractNumId="13" w15:restartNumberingAfterBreak="0">
     <w:nsid w:val="4688090F"/>
     <w:multiLevelType w:val="multilevel"/>
     <w:tmpl w:val="87123092"/>
@@ -20092,7 +24501,7 @@
       </w:pPr>
     </w:lvl>
   </w:abstractNum>
-  <w:abstractNum w:abstractNumId="12" w15:restartNumberingAfterBreak="0">
+  <w:abstractNum w:abstractNumId="14" w15:restartNumberingAfterBreak="0">
     <w:nsid w:val="48AB1CB2"/>
     <w:multiLevelType w:val="hybridMultilevel"/>
     <w:tmpl w:val="0FF69EF0"/>
@@ -20205,7 +24614,120 @@
       </w:rPr>
     </w:lvl>
   </w:abstractNum>
-  <w:abstractNum w:abstractNumId="13" w15:restartNumberingAfterBreak="0">
+  <w:abstractNum w:abstractNumId="15" w15:restartNumberingAfterBreak="0">
+    <w:nsid w:val="560F4830"/>
+    <w:multiLevelType w:val="hybridMultilevel"/>
+    <w:tmpl w:val="568224E0"/>
+    <w:lvl w:ilvl="0" w:tplc="3809000B">
+      <w:start w:val="1"/>
+      <w:numFmt w:val="bullet"/>
+      <w:lvlText w:val=""/>
+      <w:lvlJc w:val="left"/>
+      <w:pPr>
+        <w:ind w:left="720" w:hanging="360"/>
+      </w:pPr>
+      <w:rPr>
+        <w:rFonts w:ascii="Wingdings" w:hAnsi="Wingdings" w:hint="default"/>
+      </w:rPr>
+    </w:lvl>
+    <w:lvl w:ilvl="1" w:tplc="38090003">
+      <w:start w:val="1"/>
+      <w:numFmt w:val="bullet"/>
+      <w:lvlText w:val="o"/>
+      <w:lvlJc w:val="left"/>
+      <w:pPr>
+        <w:ind w:left="1440" w:hanging="360"/>
+      </w:pPr>
+      <w:rPr>
+        <w:rFonts w:ascii="Courier New" w:hAnsi="Courier New" w:cs="Courier New" w:hint="default"/>
+      </w:rPr>
+    </w:lvl>
+    <w:lvl w:ilvl="2" w:tplc="38090005">
+      <w:start w:val="1"/>
+      <w:numFmt w:val="bullet"/>
+      <w:lvlText w:val=""/>
+      <w:lvlJc w:val="left"/>
+      <w:pPr>
+        <w:ind w:left="2160" w:hanging="360"/>
+      </w:pPr>
+      <w:rPr>
+        <w:rFonts w:ascii="Wingdings" w:hAnsi="Wingdings" w:hint="default"/>
+      </w:rPr>
+    </w:lvl>
+    <w:lvl w:ilvl="3" w:tplc="38090001" w:tentative="1">
+      <w:start w:val="1"/>
+      <w:numFmt w:val="bullet"/>
+      <w:lvlText w:val=""/>
+      <w:lvlJc w:val="left"/>
+      <w:pPr>
+        <w:ind w:left="2880" w:hanging="360"/>
+      </w:pPr>
+      <w:rPr>
+        <w:rFonts w:ascii="Symbol" w:hAnsi="Symbol" w:hint="default"/>
+      </w:rPr>
+    </w:lvl>
+    <w:lvl w:ilvl="4" w:tplc="38090003" w:tentative="1">
+      <w:start w:val="1"/>
+      <w:numFmt w:val="bullet"/>
+      <w:lvlText w:val="o"/>
+      <w:lvlJc w:val="left"/>
+      <w:pPr>
+        <w:ind w:left="3600" w:hanging="360"/>
+      </w:pPr>
+      <w:rPr>
+        <w:rFonts w:ascii="Courier New" w:hAnsi="Courier New" w:cs="Courier New" w:hint="default"/>
+      </w:rPr>
+    </w:lvl>
+    <w:lvl w:ilvl="5" w:tplc="38090005" w:tentative="1">
+      <w:start w:val="1"/>
+      <w:numFmt w:val="bullet"/>
+      <w:lvlText w:val=""/>
+      <w:lvlJc w:val="left"/>
+      <w:pPr>
+        <w:ind w:left="4320" w:hanging="360"/>
+      </w:pPr>
+      <w:rPr>
+        <w:rFonts w:ascii="Wingdings" w:hAnsi="Wingdings" w:hint="default"/>
+      </w:rPr>
+    </w:lvl>
+    <w:lvl w:ilvl="6" w:tplc="38090001" w:tentative="1">
+      <w:start w:val="1"/>
+      <w:numFmt w:val="bullet"/>
+      <w:lvlText w:val=""/>
+      <w:lvlJc w:val="left"/>
+      <w:pPr>
+        <w:ind w:left="5040" w:hanging="360"/>
+      </w:pPr>
+      <w:rPr>
+        <w:rFonts w:ascii="Symbol" w:hAnsi="Symbol" w:hint="default"/>
+      </w:rPr>
+    </w:lvl>
+    <w:lvl w:ilvl="7" w:tplc="38090003" w:tentative="1">
+      <w:start w:val="1"/>
+      <w:numFmt w:val="bullet"/>
+      <w:lvlText w:val="o"/>
+      <w:lvlJc w:val="left"/>
+      <w:pPr>
+        <w:ind w:left="5760" w:hanging="360"/>
+      </w:pPr>
+      <w:rPr>
+        <w:rFonts w:ascii="Courier New" w:hAnsi="Courier New" w:cs="Courier New" w:hint="default"/>
+      </w:rPr>
+    </w:lvl>
+    <w:lvl w:ilvl="8" w:tplc="38090005" w:tentative="1">
+      <w:start w:val="1"/>
+      <w:numFmt w:val="bullet"/>
+      <w:lvlText w:val=""/>
+      <w:lvlJc w:val="left"/>
+      <w:pPr>
+        <w:ind w:left="6480" w:hanging="360"/>
+      </w:pPr>
+      <w:rPr>
+        <w:rFonts w:ascii="Wingdings" w:hAnsi="Wingdings" w:hint="default"/>
+      </w:rPr>
+    </w:lvl>
+  </w:abstractNum>
+  <w:abstractNum w:abstractNumId="16" w15:restartNumberingAfterBreak="0">
     <w:nsid w:val="57E12AD6"/>
     <w:multiLevelType w:val="multilevel"/>
     <w:tmpl w:val="2AF4541C"/>
@@ -20318,7 +24840,7 @@
       </w:pPr>
     </w:lvl>
   </w:abstractNum>
-  <w:abstractNum w:abstractNumId="14" w15:restartNumberingAfterBreak="0">
+  <w:abstractNum w:abstractNumId="17" w15:restartNumberingAfterBreak="0">
     <w:nsid w:val="593A5E0B"/>
     <w:multiLevelType w:val="hybridMultilevel"/>
     <w:tmpl w:val="8B166C08"/>
@@ -20431,7 +24953,98 @@
       </w:rPr>
     </w:lvl>
   </w:abstractNum>
-  <w:abstractNum w:abstractNumId="15" w15:restartNumberingAfterBreak="0">
+  <w:abstractNum w:abstractNumId="18" w15:restartNumberingAfterBreak="0">
+    <w:nsid w:val="5F297BAE"/>
+    <w:multiLevelType w:val="hybridMultilevel"/>
+    <w:tmpl w:val="F768EDC4"/>
+    <w:lvl w:ilvl="0" w:tplc="D310A07A">
+      <w:start w:val="1"/>
+      <w:numFmt w:val="decimal"/>
+      <w:lvlText w:val="%1."/>
+      <w:lvlJc w:val="left"/>
+      <w:pPr>
+        <w:ind w:left="1080" w:hanging="360"/>
+      </w:pPr>
+      <w:rPr>
+        <w:rFonts w:asciiTheme="minorHAnsi" w:hAnsiTheme="minorHAnsi" w:cstheme="minorBidi" w:hint="default"/>
+        <w:b w:val="0"/>
+        <w:sz w:val="22"/>
+      </w:rPr>
+    </w:lvl>
+    <w:lvl w:ilvl="1" w:tplc="38090019" w:tentative="1">
+      <w:start w:val="1"/>
+      <w:numFmt w:val="lowerLetter"/>
+      <w:lvlText w:val="%2."/>
+      <w:lvlJc w:val="left"/>
+      <w:pPr>
+        <w:ind w:left="1800" w:hanging="360"/>
+      </w:pPr>
+    </w:lvl>
+    <w:lvl w:ilvl="2" w:tplc="3809001B" w:tentative="1">
+      <w:start w:val="1"/>
+      <w:numFmt w:val="lowerRoman"/>
+      <w:lvlText w:val="%3."/>
+      <w:lvlJc w:val="right"/>
+      <w:pPr>
+        <w:ind w:left="2520" w:hanging="180"/>
+      </w:pPr>
+    </w:lvl>
+    <w:lvl w:ilvl="3" w:tplc="3809000F" w:tentative="1">
+      <w:start w:val="1"/>
+      <w:numFmt w:val="decimal"/>
+      <w:lvlText w:val="%4."/>
+      <w:lvlJc w:val="left"/>
+      <w:pPr>
+        <w:ind w:left="3240" w:hanging="360"/>
+      </w:pPr>
+    </w:lvl>
+    <w:lvl w:ilvl="4" w:tplc="38090019" w:tentative="1">
+      <w:start w:val="1"/>
+      <w:numFmt w:val="lowerLetter"/>
+      <w:lvlText w:val="%5."/>
+      <w:lvlJc w:val="left"/>
+      <w:pPr>
+        <w:ind w:left="3960" w:hanging="360"/>
+      </w:pPr>
+    </w:lvl>
+    <w:lvl w:ilvl="5" w:tplc="3809001B" w:tentative="1">
+      <w:start w:val="1"/>
+      <w:numFmt w:val="lowerRoman"/>
+      <w:lvlText w:val="%6."/>
+      <w:lvlJc w:val="right"/>
+      <w:pPr>
+        <w:ind w:left="4680" w:hanging="180"/>
+      </w:pPr>
+    </w:lvl>
+    <w:lvl w:ilvl="6" w:tplc="3809000F" w:tentative="1">
+      <w:start w:val="1"/>
+      <w:numFmt w:val="decimal"/>
+      <w:lvlText w:val="%7."/>
+      <w:lvlJc w:val="left"/>
+      <w:pPr>
+        <w:ind w:left="5400" w:hanging="360"/>
+      </w:pPr>
+    </w:lvl>
+    <w:lvl w:ilvl="7" w:tplc="38090019" w:tentative="1">
+      <w:start w:val="1"/>
+      <w:numFmt w:val="lowerLetter"/>
+      <w:lvlText w:val="%8."/>
+      <w:lvlJc w:val="left"/>
+      <w:pPr>
+        <w:ind w:left="6120" w:hanging="360"/>
+      </w:pPr>
+    </w:lvl>
+    <w:lvl w:ilvl="8" w:tplc="3809001B" w:tentative="1">
+      <w:start w:val="1"/>
+      <w:numFmt w:val="lowerRoman"/>
+      <w:lvlText w:val="%9."/>
+      <w:lvlJc w:val="right"/>
+      <w:pPr>
+        <w:ind w:left="6840" w:hanging="180"/>
+      </w:pPr>
+    </w:lvl>
+  </w:abstractNum>
+  <w:abstractNum w:abstractNumId="19" w15:restartNumberingAfterBreak="0">
     <w:nsid w:val="633D5A93"/>
     <w:multiLevelType w:val="hybridMultilevel"/>
     <w:tmpl w:val="219CB8C2"/>
@@ -20544,7 +25157,120 @@
       </w:rPr>
     </w:lvl>
   </w:abstractNum>
-  <w:abstractNum w:abstractNumId="16" w15:restartNumberingAfterBreak="0">
+  <w:abstractNum w:abstractNumId="20" w15:restartNumberingAfterBreak="0">
+    <w:nsid w:val="63E64055"/>
+    <w:multiLevelType w:val="hybridMultilevel"/>
+    <w:tmpl w:val="87FE9678"/>
+    <w:lvl w:ilvl="0" w:tplc="38090001">
+      <w:start w:val="1"/>
+      <w:numFmt w:val="bullet"/>
+      <w:lvlText w:val=""/>
+      <w:lvlJc w:val="left"/>
+      <w:pPr>
+        <w:ind w:left="720" w:hanging="360"/>
+      </w:pPr>
+      <w:rPr>
+        <w:rFonts w:ascii="Symbol" w:hAnsi="Symbol" w:hint="default"/>
+      </w:rPr>
+    </w:lvl>
+    <w:lvl w:ilvl="1" w:tplc="38090003">
+      <w:start w:val="1"/>
+      <w:numFmt w:val="bullet"/>
+      <w:lvlText w:val="o"/>
+      <w:lvlJc w:val="left"/>
+      <w:pPr>
+        <w:ind w:left="1440" w:hanging="360"/>
+      </w:pPr>
+      <w:rPr>
+        <w:rFonts w:ascii="Courier New" w:hAnsi="Courier New" w:cs="Courier New" w:hint="default"/>
+      </w:rPr>
+    </w:lvl>
+    <w:lvl w:ilvl="2" w:tplc="38090005">
+      <w:start w:val="1"/>
+      <w:numFmt w:val="bullet"/>
+      <w:lvlText w:val=""/>
+      <w:lvlJc w:val="left"/>
+      <w:pPr>
+        <w:ind w:left="2160" w:hanging="360"/>
+      </w:pPr>
+      <w:rPr>
+        <w:rFonts w:ascii="Wingdings" w:hAnsi="Wingdings" w:hint="default"/>
+      </w:rPr>
+    </w:lvl>
+    <w:lvl w:ilvl="3" w:tplc="38090001" w:tentative="1">
+      <w:start w:val="1"/>
+      <w:numFmt w:val="bullet"/>
+      <w:lvlText w:val=""/>
+      <w:lvlJc w:val="left"/>
+      <w:pPr>
+        <w:ind w:left="2880" w:hanging="360"/>
+      </w:pPr>
+      <w:rPr>
+        <w:rFonts w:ascii="Symbol" w:hAnsi="Symbol" w:hint="default"/>
+      </w:rPr>
+    </w:lvl>
+    <w:lvl w:ilvl="4" w:tplc="38090003" w:tentative="1">
+      <w:start w:val="1"/>
+      <w:numFmt w:val="bullet"/>
+      <w:lvlText w:val="o"/>
+      <w:lvlJc w:val="left"/>
+      <w:pPr>
+        <w:ind w:left="3600" w:hanging="360"/>
+      </w:pPr>
+      <w:rPr>
+        <w:rFonts w:ascii="Courier New" w:hAnsi="Courier New" w:cs="Courier New" w:hint="default"/>
+      </w:rPr>
+    </w:lvl>
+    <w:lvl w:ilvl="5" w:tplc="38090005" w:tentative="1">
+      <w:start w:val="1"/>
+      <w:numFmt w:val="bullet"/>
+      <w:lvlText w:val=""/>
+      <w:lvlJc w:val="left"/>
+      <w:pPr>
+        <w:ind w:left="4320" w:hanging="360"/>
+      </w:pPr>
+      <w:rPr>
+        <w:rFonts w:ascii="Wingdings" w:hAnsi="Wingdings" w:hint="default"/>
+      </w:rPr>
+    </w:lvl>
+    <w:lvl w:ilvl="6" w:tplc="38090001" w:tentative="1">
+      <w:start w:val="1"/>
+      <w:numFmt w:val="bullet"/>
+      <w:lvlText w:val=""/>
+      <w:lvlJc w:val="left"/>
+      <w:pPr>
+        <w:ind w:left="5040" w:hanging="360"/>
+      </w:pPr>
+      <w:rPr>
+        <w:rFonts w:ascii="Symbol" w:hAnsi="Symbol" w:hint="default"/>
+      </w:rPr>
+    </w:lvl>
+    <w:lvl w:ilvl="7" w:tplc="38090003" w:tentative="1">
+      <w:start w:val="1"/>
+      <w:numFmt w:val="bullet"/>
+      <w:lvlText w:val="o"/>
+      <w:lvlJc w:val="left"/>
+      <w:pPr>
+        <w:ind w:left="5760" w:hanging="360"/>
+      </w:pPr>
+      <w:rPr>
+        <w:rFonts w:ascii="Courier New" w:hAnsi="Courier New" w:cs="Courier New" w:hint="default"/>
+      </w:rPr>
+    </w:lvl>
+    <w:lvl w:ilvl="8" w:tplc="38090005" w:tentative="1">
+      <w:start w:val="1"/>
+      <w:numFmt w:val="bullet"/>
+      <w:lvlText w:val=""/>
+      <w:lvlJc w:val="left"/>
+      <w:pPr>
+        <w:ind w:left="6480" w:hanging="360"/>
+      </w:pPr>
+      <w:rPr>
+        <w:rFonts w:ascii="Wingdings" w:hAnsi="Wingdings" w:hint="default"/>
+      </w:rPr>
+    </w:lvl>
+  </w:abstractNum>
+  <w:abstractNum w:abstractNumId="21" w15:restartNumberingAfterBreak="0">
     <w:nsid w:val="63EF1F6E"/>
     <w:multiLevelType w:val="hybridMultilevel"/>
     <w:tmpl w:val="F51267D8"/>
@@ -20657,7 +25383,189 @@
       </w:rPr>
     </w:lvl>
   </w:abstractNum>
-  <w:abstractNum w:abstractNumId="17" w15:restartNumberingAfterBreak="0">
+  <w:abstractNum w:abstractNumId="22" w15:restartNumberingAfterBreak="0">
+    <w:nsid w:val="64677DBA"/>
+    <w:multiLevelType w:val="hybridMultilevel"/>
+    <w:tmpl w:val="93E0A05E"/>
+    <w:lvl w:ilvl="0" w:tplc="08B21450">
+      <w:start w:val="1"/>
+      <w:numFmt w:val="decimal"/>
+      <w:lvlText w:val="%1."/>
+      <w:lvlJc w:val="left"/>
+      <w:pPr>
+        <w:ind w:left="720" w:hanging="360"/>
+      </w:pPr>
+      <w:rPr>
+        <w:rFonts w:asciiTheme="minorHAnsi" w:hAnsiTheme="minorHAnsi" w:cstheme="minorBidi" w:hint="default"/>
+        <w:b w:val="0"/>
+        <w:sz w:val="22"/>
+      </w:rPr>
+    </w:lvl>
+    <w:lvl w:ilvl="1" w:tplc="38090019" w:tentative="1">
+      <w:start w:val="1"/>
+      <w:numFmt w:val="lowerLetter"/>
+      <w:lvlText w:val="%2."/>
+      <w:lvlJc w:val="left"/>
+      <w:pPr>
+        <w:ind w:left="1440" w:hanging="360"/>
+      </w:pPr>
+    </w:lvl>
+    <w:lvl w:ilvl="2" w:tplc="3809001B" w:tentative="1">
+      <w:start w:val="1"/>
+      <w:numFmt w:val="lowerRoman"/>
+      <w:lvlText w:val="%3."/>
+      <w:lvlJc w:val="right"/>
+      <w:pPr>
+        <w:ind w:left="2160" w:hanging="180"/>
+      </w:pPr>
+    </w:lvl>
+    <w:lvl w:ilvl="3" w:tplc="3809000F" w:tentative="1">
+      <w:start w:val="1"/>
+      <w:numFmt w:val="decimal"/>
+      <w:lvlText w:val="%4."/>
+      <w:lvlJc w:val="left"/>
+      <w:pPr>
+        <w:ind w:left="2880" w:hanging="360"/>
+      </w:pPr>
+    </w:lvl>
+    <w:lvl w:ilvl="4" w:tplc="38090019" w:tentative="1">
+      <w:start w:val="1"/>
+      <w:numFmt w:val="lowerLetter"/>
+      <w:lvlText w:val="%5."/>
+      <w:lvlJc w:val="left"/>
+      <w:pPr>
+        <w:ind w:left="3600" w:hanging="360"/>
+      </w:pPr>
+    </w:lvl>
+    <w:lvl w:ilvl="5" w:tplc="3809001B" w:tentative="1">
+      <w:start w:val="1"/>
+      <w:numFmt w:val="lowerRoman"/>
+      <w:lvlText w:val="%6."/>
+      <w:lvlJc w:val="right"/>
+      <w:pPr>
+        <w:ind w:left="4320" w:hanging="180"/>
+      </w:pPr>
+    </w:lvl>
+    <w:lvl w:ilvl="6" w:tplc="3809000F" w:tentative="1">
+      <w:start w:val="1"/>
+      <w:numFmt w:val="decimal"/>
+      <w:lvlText w:val="%7."/>
+      <w:lvlJc w:val="left"/>
+      <w:pPr>
+        <w:ind w:left="5040" w:hanging="360"/>
+      </w:pPr>
+    </w:lvl>
+    <w:lvl w:ilvl="7" w:tplc="38090019" w:tentative="1">
+      <w:start w:val="1"/>
+      <w:numFmt w:val="lowerLetter"/>
+      <w:lvlText w:val="%8."/>
+      <w:lvlJc w:val="left"/>
+      <w:pPr>
+        <w:ind w:left="5760" w:hanging="360"/>
+      </w:pPr>
+    </w:lvl>
+    <w:lvl w:ilvl="8" w:tplc="3809001B" w:tentative="1">
+      <w:start w:val="1"/>
+      <w:numFmt w:val="lowerRoman"/>
+      <w:lvlText w:val="%9."/>
+      <w:lvlJc w:val="right"/>
+      <w:pPr>
+        <w:ind w:left="6480" w:hanging="180"/>
+      </w:pPr>
+    </w:lvl>
+  </w:abstractNum>
+  <w:abstractNum w:abstractNumId="23" w15:restartNumberingAfterBreak="0">
+    <w:nsid w:val="66202159"/>
+    <w:multiLevelType w:val="hybridMultilevel"/>
+    <w:tmpl w:val="96D0349E"/>
+    <w:lvl w:ilvl="0" w:tplc="3809000F">
+      <w:start w:val="1"/>
+      <w:numFmt w:val="decimal"/>
+      <w:lvlText w:val="%1."/>
+      <w:lvlJc w:val="left"/>
+      <w:pPr>
+        <w:ind w:left="1440" w:hanging="360"/>
+      </w:pPr>
+      <w:rPr>
+        <w:rFonts w:hint="default"/>
+        <w:b w:val="0"/>
+        <w:sz w:val="22"/>
+      </w:rPr>
+    </w:lvl>
+    <w:lvl w:ilvl="1" w:tplc="38090019" w:tentative="1">
+      <w:start w:val="1"/>
+      <w:numFmt w:val="lowerLetter"/>
+      <w:lvlText w:val="%2."/>
+      <w:lvlJc w:val="left"/>
+      <w:pPr>
+        <w:ind w:left="2160" w:hanging="360"/>
+      </w:pPr>
+    </w:lvl>
+    <w:lvl w:ilvl="2" w:tplc="3809001B" w:tentative="1">
+      <w:start w:val="1"/>
+      <w:numFmt w:val="lowerRoman"/>
+      <w:lvlText w:val="%3."/>
+      <w:lvlJc w:val="right"/>
+      <w:pPr>
+        <w:ind w:left="2880" w:hanging="180"/>
+      </w:pPr>
+    </w:lvl>
+    <w:lvl w:ilvl="3" w:tplc="3809000F" w:tentative="1">
+      <w:start w:val="1"/>
+      <w:numFmt w:val="decimal"/>
+      <w:lvlText w:val="%4."/>
+      <w:lvlJc w:val="left"/>
+      <w:pPr>
+        <w:ind w:left="3600" w:hanging="360"/>
+      </w:pPr>
+    </w:lvl>
+    <w:lvl w:ilvl="4" w:tplc="38090019" w:tentative="1">
+      <w:start w:val="1"/>
+      <w:numFmt w:val="lowerLetter"/>
+      <w:lvlText w:val="%5."/>
+      <w:lvlJc w:val="left"/>
+      <w:pPr>
+        <w:ind w:left="4320" w:hanging="360"/>
+      </w:pPr>
+    </w:lvl>
+    <w:lvl w:ilvl="5" w:tplc="3809001B" w:tentative="1">
+      <w:start w:val="1"/>
+      <w:numFmt w:val="lowerRoman"/>
+      <w:lvlText w:val="%6."/>
+      <w:lvlJc w:val="right"/>
+      <w:pPr>
+        <w:ind w:left="5040" w:hanging="180"/>
+      </w:pPr>
+    </w:lvl>
+    <w:lvl w:ilvl="6" w:tplc="3809000F" w:tentative="1">
+      <w:start w:val="1"/>
+      <w:numFmt w:val="decimal"/>
+      <w:lvlText w:val="%7."/>
+      <w:lvlJc w:val="left"/>
+      <w:pPr>
+        <w:ind w:left="5760" w:hanging="360"/>
+      </w:pPr>
+    </w:lvl>
+    <w:lvl w:ilvl="7" w:tplc="38090019" w:tentative="1">
+      <w:start w:val="1"/>
+      <w:numFmt w:val="lowerLetter"/>
+      <w:lvlText w:val="%8."/>
+      <w:lvlJc w:val="left"/>
+      <w:pPr>
+        <w:ind w:left="6480" w:hanging="360"/>
+      </w:pPr>
+    </w:lvl>
+    <w:lvl w:ilvl="8" w:tplc="3809001B" w:tentative="1">
+      <w:start w:val="1"/>
+      <w:numFmt w:val="lowerRoman"/>
+      <w:lvlText w:val="%9."/>
+      <w:lvlJc w:val="right"/>
+      <w:pPr>
+        <w:ind w:left="7200" w:hanging="180"/>
+      </w:pPr>
+    </w:lvl>
+  </w:abstractNum>
+  <w:abstractNum w:abstractNumId="24" w15:restartNumberingAfterBreak="0">
     <w:nsid w:val="6EC30153"/>
     <w:multiLevelType w:val="hybridMultilevel"/>
     <w:tmpl w:val="E60E626C"/>
@@ -20770,7 +25678,7 @@
       </w:rPr>
     </w:lvl>
   </w:abstractNum>
-  <w:abstractNum w:abstractNumId="18" w15:restartNumberingAfterBreak="0">
+  <w:abstractNum w:abstractNumId="25" w15:restartNumberingAfterBreak="0">
     <w:nsid w:val="745F3537"/>
     <w:multiLevelType w:val="multilevel"/>
     <w:tmpl w:val="1F845E24"/>
@@ -20915,7 +25823,7 @@
       </w:rPr>
     </w:lvl>
   </w:abstractNum>
-  <w:abstractNum w:abstractNumId="19" w15:restartNumberingAfterBreak="0">
+  <w:abstractNum w:abstractNumId="26" w15:restartNumberingAfterBreak="0">
     <w:nsid w:val="775A040E"/>
     <w:multiLevelType w:val="hybridMultilevel"/>
     <w:tmpl w:val="90B861D2"/>
@@ -21028,29 +25936,120 @@
       </w:rPr>
     </w:lvl>
   </w:abstractNum>
+  <w:abstractNum w:abstractNumId="27" w15:restartNumberingAfterBreak="0">
+    <w:nsid w:val="7AF017DB"/>
+    <w:multiLevelType w:val="hybridMultilevel"/>
+    <w:tmpl w:val="9864C80E"/>
+    <w:lvl w:ilvl="0" w:tplc="08B21450">
+      <w:start w:val="1"/>
+      <w:numFmt w:val="decimal"/>
+      <w:lvlText w:val="%1."/>
+      <w:lvlJc w:val="left"/>
+      <w:pPr>
+        <w:ind w:left="720" w:hanging="360"/>
+      </w:pPr>
+      <w:rPr>
+        <w:rFonts w:asciiTheme="minorHAnsi" w:hAnsiTheme="minorHAnsi" w:cstheme="minorBidi" w:hint="default"/>
+        <w:b w:val="0"/>
+        <w:sz w:val="22"/>
+      </w:rPr>
+    </w:lvl>
+    <w:lvl w:ilvl="1" w:tplc="38090019" w:tentative="1">
+      <w:start w:val="1"/>
+      <w:numFmt w:val="lowerLetter"/>
+      <w:lvlText w:val="%2."/>
+      <w:lvlJc w:val="left"/>
+      <w:pPr>
+        <w:ind w:left="1440" w:hanging="360"/>
+      </w:pPr>
+    </w:lvl>
+    <w:lvl w:ilvl="2" w:tplc="3809001B" w:tentative="1">
+      <w:start w:val="1"/>
+      <w:numFmt w:val="lowerRoman"/>
+      <w:lvlText w:val="%3."/>
+      <w:lvlJc w:val="right"/>
+      <w:pPr>
+        <w:ind w:left="2160" w:hanging="180"/>
+      </w:pPr>
+    </w:lvl>
+    <w:lvl w:ilvl="3" w:tplc="3809000F" w:tentative="1">
+      <w:start w:val="1"/>
+      <w:numFmt w:val="decimal"/>
+      <w:lvlText w:val="%4."/>
+      <w:lvlJc w:val="left"/>
+      <w:pPr>
+        <w:ind w:left="2880" w:hanging="360"/>
+      </w:pPr>
+    </w:lvl>
+    <w:lvl w:ilvl="4" w:tplc="38090019" w:tentative="1">
+      <w:start w:val="1"/>
+      <w:numFmt w:val="lowerLetter"/>
+      <w:lvlText w:val="%5."/>
+      <w:lvlJc w:val="left"/>
+      <w:pPr>
+        <w:ind w:left="3600" w:hanging="360"/>
+      </w:pPr>
+    </w:lvl>
+    <w:lvl w:ilvl="5" w:tplc="3809001B" w:tentative="1">
+      <w:start w:val="1"/>
+      <w:numFmt w:val="lowerRoman"/>
+      <w:lvlText w:val="%6."/>
+      <w:lvlJc w:val="right"/>
+      <w:pPr>
+        <w:ind w:left="4320" w:hanging="180"/>
+      </w:pPr>
+    </w:lvl>
+    <w:lvl w:ilvl="6" w:tplc="3809000F" w:tentative="1">
+      <w:start w:val="1"/>
+      <w:numFmt w:val="decimal"/>
+      <w:lvlText w:val="%7."/>
+      <w:lvlJc w:val="left"/>
+      <w:pPr>
+        <w:ind w:left="5040" w:hanging="360"/>
+      </w:pPr>
+    </w:lvl>
+    <w:lvl w:ilvl="7" w:tplc="38090019" w:tentative="1">
+      <w:start w:val="1"/>
+      <w:numFmt w:val="lowerLetter"/>
+      <w:lvlText w:val="%8."/>
+      <w:lvlJc w:val="left"/>
+      <w:pPr>
+        <w:ind w:left="5760" w:hanging="360"/>
+      </w:pPr>
+    </w:lvl>
+    <w:lvl w:ilvl="8" w:tplc="3809001B" w:tentative="1">
+      <w:start w:val="1"/>
+      <w:numFmt w:val="lowerRoman"/>
+      <w:lvlText w:val="%9."/>
+      <w:lvlJc w:val="right"/>
+      <w:pPr>
+        <w:ind w:left="6480" w:hanging="180"/>
+      </w:pPr>
+    </w:lvl>
+  </w:abstractNum>
   <w:num w:numId="1">
     <w:abstractNumId w:val="6"/>
   </w:num>
   <w:num w:numId="2">
-    <w:abstractNumId w:val="13"/>
+    <w:abstractNumId w:val="16"/>
   </w:num>
   <w:num w:numId="3">
-    <w:abstractNumId w:val="10"/>
+    <w:abstractNumId w:val="12"/>
   </w:num>
   <w:num w:numId="4">
     <w:abstractNumId w:val="1"/>
   </w:num>
   <w:num w:numId="5">
-    <w:abstractNumId w:val="8"/>
+    <w:abstractNumId w:val="9"/>
   </w:num>
   <w:num w:numId="6">
     <w:abstractNumId w:val="4"/>
   </w:num>
   <w:num w:numId="7">
-    <w:abstractNumId w:val="18"/>
+    <w:abstractNumId w:val="25"/>
   </w:num>
   <w:num w:numId="8">
-    <w:abstractNumId w:val="11"/>
+    <w:abstractNumId w:val="13"/>
   </w:num>
   <w:num w:numId="9">
     <w:abstractNumId w:val="5"/>
@@ -21059,34 +26058,58 @@
     <w:abstractNumId w:val="2"/>
   </w:num>
   <w:num w:numId="11">
-    <w:abstractNumId w:val="7"/>
+    <w:abstractNumId w:val="8"/>
   </w:num>
   <w:num w:numId="12">
-    <w:abstractNumId w:val="15"/>
+    <w:abstractNumId w:val="19"/>
   </w:num>
   <w:num w:numId="13">
-    <w:abstractNumId w:val="19"/>
+    <w:abstractNumId w:val="26"/>
   </w:num>
   <w:num w:numId="14">
     <w:abstractNumId w:val="0"/>
   </w:num>
   <w:num w:numId="15">
-    <w:abstractNumId w:val="14"/>
+    <w:abstractNumId w:val="17"/>
   </w:num>
   <w:num w:numId="16">
     <w:abstractNumId w:val="3"/>
   </w:num>
   <w:num w:numId="17">
-    <w:abstractNumId w:val="12"/>
+    <w:abstractNumId w:val="14"/>
   </w:num>
   <w:num w:numId="18">
-    <w:abstractNumId w:val="9"/>
+    <w:abstractNumId w:val="11"/>
   </w:num>
   <w:num w:numId="19">
-    <w:abstractNumId w:val="17"/>
+    <w:abstractNumId w:val="24"/>
   </w:num>
   <w:num w:numId="20">
-    <w:abstractNumId w:val="16"/>
+    <w:abstractNumId w:val="21"/>
+  </w:num>
+  <w:num w:numId="21">
+    <w:abstractNumId w:val="18"/>
+  </w:num>
+  <w:num w:numId="22">
+    <w:abstractNumId w:val="27"/>
+  </w:num>
+  <w:num w:numId="23">
+    <w:abstractNumId w:val="23"/>
+  </w:num>
+  <w:num w:numId="24">
+    <w:abstractNumId w:val="22"/>
+  </w:num>
+  <w:num w:numId="25">
+    <w:abstractNumId w:val="7"/>
+  </w:num>
+  <w:num w:numId="26">
+    <w:abstractNumId w:val="20"/>
+  </w:num>
+  <w:num w:numId="27">
+    <w:abstractNumId w:val="15"/>
+  </w:num>
+  <w:num w:numId="28">
+    <w:abstractNumId w:val="10"/>
   </w:num>
 </w:numbering>
 </file>
